--- a/docx/final/14_集成测试报告.docx
+++ b/docx/final/14_集成测试报告.docx
@@ -28,7 +28,7 @@
         </w:p>
       </w:sdtContent>
     </w:sdt>
-    <w:bookmarkStart w:id="29" w:name="工业轴承设备剩余寿命预测系统的实现集成测试报告"/>
+    <w:bookmarkStart w:id="32" w:name="工业轴承设备剩余寿命预测系统的实现集成测试报告"/>
     <w:p>
       <w:pPr>
         <w:pStyle w:val="Heading1"/>
@@ -859,7 +859,7 @@
       </w:tr>
     </w:tbl>
     <w:bookmarkEnd w:id="21"/>
-    <w:bookmarkStart w:id="22" w:name="测试目标"/>
+    <w:bookmarkStart w:id="23" w:name="测试目标"/>
     <w:p>
       <w:pPr>
         <w:pStyle w:val="Heading2"/>
@@ -882,8 +882,318 @@
         <w:t xml:space="preserve">集成测试验证多个模块组合后的业务链路是否可运行，重点关注从数据加载到训练、测试、指标输出和实验记录的端到端流程。</w:t>
       </w:r>
     </w:p>
+    <w:bookmarkStart w:id="22" w:name="测试环境与数据来源"/>
+    <w:p>
+      <w:pPr>
+        <w:pStyle w:val="Heading3"/>
+      </w:pPr>
+      <w:r>
+        <w:rPr>
+          <w:rFonts w:ascii="黑体" w:hAnsi="黑体" w:eastAsia="黑体"/>
+        </w:rPr>
+        <w:t xml:space="preserve">1.1 测试环境与数据来源</w:t>
+      </w:r>
+    </w:p>
+    <w:tbl>
+      <w:tblPr>
+        <w:tblStyle w:val="Table"/>
+        <w:tblW w:type="pct" w:w="5000.0"/>
+        <w:tblLook w:firstRow="1" w:lastRow="0" w:firstColumn="0" w:lastColumn="0" w:noHBand="0" w:noVBand="0" w:val="0020"/>
+        <w:tblBorders>
+          <w:top w:val="single" w:sz="4" w:space="0" w:color="BFBFBF"/>
+          <w:left w:val="single" w:sz="4" w:space="0" w:color="BFBFBF"/>
+          <w:bottom w:val="single" w:sz="4" w:space="0" w:color="BFBFBF"/>
+          <w:right w:val="single" w:sz="4" w:space="0" w:color="BFBFBF"/>
+          <w:insideH w:val="single" w:sz="4" w:space="0" w:color="BFBFBF"/>
+          <w:insideV w:val="single" w:sz="4" w:space="0" w:color="BFBFBF"/>
+        </w:tblBorders>
+      </w:tblPr>
+      <w:tblGrid>
+        <w:gridCol w:w="3960"/>
+        <w:gridCol w:w="3960"/>
+      </w:tblGrid>
+      <w:tr>
+        <w:tc>
+          <w:tcPr>
+            <w:shd w:fill="EAEAEA"/>
+          </w:tcPr>
+          <w:p>
+            <w:pPr>
+              <w:pStyle w:val="Compact"/>
+              <w:ind w:firstLine="0"/>
+              <w:jc w:val="left"/>
+            </w:pPr>
+            <w:r>
+              <w:rPr>
+                <w:rFonts w:ascii="宋体" w:hAnsi="宋体" w:eastAsia="宋体"/>
+                <w:sz w:val="19"/>
+              </w:rPr>
+              <w:t xml:space="preserve">项目</w:t>
+            </w:r>
+          </w:p>
+        </w:tc>
+        <w:tc>
+          <w:tcPr>
+            <w:shd w:fill="EAEAEA"/>
+          </w:tcPr>
+          <w:p>
+            <w:pPr>
+              <w:pStyle w:val="Compact"/>
+              <w:ind w:firstLine="0"/>
+              <w:jc w:val="left"/>
+            </w:pPr>
+            <w:r>
+              <w:rPr>
+                <w:rFonts w:ascii="宋体" w:hAnsi="宋体" w:eastAsia="宋体"/>
+                <w:sz w:val="19"/>
+              </w:rPr>
+              <w:t xml:space="preserve">内容</w:t>
+            </w:r>
+          </w:p>
+        </w:tc>
+      </w:tr>
+      <w:tr>
+        <w:tc>
+          <w:p>
+            <w:pPr>
+              <w:pStyle w:val="Compact"/>
+              <w:ind w:firstLine="0"/>
+              <w:jc w:val="left"/>
+            </w:pPr>
+            <w:r>
+              <w:rPr>
+                <w:rFonts w:ascii="宋体" w:hAnsi="宋体" w:eastAsia="宋体"/>
+                <w:sz w:val="19"/>
+              </w:rPr>
+              <w:t xml:space="preserve">运行分支</w:t>
+            </w:r>
+          </w:p>
+        </w:tc>
+        <w:tc>
+          <w:p>
+            <w:pPr>
+              <w:pStyle w:val="Compact"/>
+              <w:ind w:firstLine="0"/>
+              <w:jc w:val="left"/>
+            </w:pPr>
+            <w:r>
+              <w:rPr>
+                <w:rStyle w:val="VerbatimChar"/>
+                <w:rFonts w:ascii="宋体" w:hAnsi="宋体" w:eastAsia="宋体"/>
+                <w:sz w:val="19"/>
+              </w:rPr>
+              <w:t xml:space="preserve">main</w:t>
+            </w:r>
+          </w:p>
+        </w:tc>
+      </w:tr>
+      <w:tr>
+        <w:tc>
+          <w:p>
+            <w:pPr>
+              <w:pStyle w:val="Compact"/>
+              <w:ind w:firstLine="0"/>
+              <w:jc w:val="left"/>
+            </w:pPr>
+            <w:r>
+              <w:rPr>
+                <w:rFonts w:ascii="宋体" w:hAnsi="宋体" w:eastAsia="宋体"/>
+                <w:sz w:val="19"/>
+              </w:rPr>
+              <w:t xml:space="preserve">环境管理</w:t>
+            </w:r>
+          </w:p>
+        </w:tc>
+        <w:tc>
+          <w:p>
+            <w:pPr>
+              <w:pStyle w:val="Compact"/>
+              <w:ind w:firstLine="0"/>
+              <w:jc w:val="left"/>
+            </w:pPr>
+            <w:r>
+              <w:rPr>
+                <w:rStyle w:val="VerbatimChar"/>
+                <w:rFonts w:ascii="宋体" w:hAnsi="宋体" w:eastAsia="宋体"/>
+                <w:sz w:val="19"/>
+              </w:rPr>
+              <w:t xml:space="preserve">uv</w:t>
+            </w:r>
+          </w:p>
+        </w:tc>
+      </w:tr>
+      <w:tr>
+        <w:tc>
+          <w:p>
+            <w:pPr>
+              <w:pStyle w:val="Compact"/>
+              <w:ind w:firstLine="0"/>
+              <w:jc w:val="left"/>
+            </w:pPr>
+            <w:r>
+              <w:rPr>
+                <w:rFonts w:ascii="宋体" w:hAnsi="宋体" w:eastAsia="宋体"/>
+                <w:sz w:val="19"/>
+              </w:rPr>
+              <w:t xml:space="preserve">Python</w:t>
+            </w:r>
+          </w:p>
+        </w:tc>
+        <w:tc>
+          <w:p>
+            <w:pPr>
+              <w:pStyle w:val="Compact"/>
+              <w:ind w:firstLine="0"/>
+              <w:jc w:val="left"/>
+            </w:pPr>
+            <w:r>
+              <w:rPr>
+                <w:rFonts w:ascii="宋体" w:hAnsi="宋体" w:eastAsia="宋体"/>
+                <w:sz w:val="19"/>
+              </w:rPr>
+              <w:t xml:space="preserve">3.11+</w:t>
+            </w:r>
+          </w:p>
+        </w:tc>
+      </w:tr>
+      <w:tr>
+        <w:tc>
+          <w:p>
+            <w:pPr>
+              <w:pStyle w:val="Compact"/>
+              <w:ind w:firstLine="0"/>
+              <w:jc w:val="left"/>
+            </w:pPr>
+            <w:r>
+              <w:rPr>
+                <w:rFonts w:ascii="宋体" w:hAnsi="宋体" w:eastAsia="宋体"/>
+                <w:sz w:val="19"/>
+              </w:rPr>
+              <w:t xml:space="preserve">真实数据目录</w:t>
+            </w:r>
+          </w:p>
+        </w:tc>
+        <w:tc>
+          <w:p>
+            <w:pPr>
+              <w:pStyle w:val="Compact"/>
+              <w:ind w:firstLine="0"/>
+              <w:jc w:val="left"/>
+            </w:pPr>
+            <w:r>
+              <w:rPr>
+                <w:rStyle w:val="VerbatimChar"/>
+                <w:rFonts w:ascii="宋体" w:hAnsi="宋体" w:eastAsia="宋体"/>
+                <w:sz w:val="19"/>
+              </w:rPr>
+              <w:t xml:space="preserve">data/external/xjtu/extracted/XJTU-SY_Bearing_Datasets</w:t>
+            </w:r>
+            <w:r>
+              <w:rPr>
+                <w:rFonts w:ascii="宋体" w:hAnsi="宋体" w:eastAsia="宋体"/>
+                <w:sz w:val="19"/>
+              </w:rPr>
+              <w:t xml:space="preserve">、</w:t>
+            </w:r>
+            <w:r>
+              <w:rPr>
+                <w:rStyle w:val="VerbatimChar"/>
+                <w:rFonts w:ascii="宋体" w:hAnsi="宋体" w:eastAsia="宋体"/>
+                <w:sz w:val="19"/>
+              </w:rPr>
+              <w:t xml:space="preserve">data/external/phm2012/final</w:t>
+            </w:r>
+          </w:p>
+        </w:tc>
+      </w:tr>
+      <w:tr>
+        <w:tc>
+          <w:p>
+            <w:pPr>
+              <w:pStyle w:val="Compact"/>
+              <w:ind w:firstLine="0"/>
+              <w:jc w:val="left"/>
+            </w:pPr>
+            <w:r>
+              <w:rPr>
+                <w:rFonts w:ascii="宋体" w:hAnsi="宋体" w:eastAsia="宋体"/>
+                <w:sz w:val="19"/>
+              </w:rPr>
+              <w:t xml:space="preserve">真实训练输出</w:t>
+            </w:r>
+          </w:p>
+        </w:tc>
+        <w:tc>
+          <w:p>
+            <w:pPr>
+              <w:pStyle w:val="Compact"/>
+              <w:ind w:firstLine="0"/>
+              <w:jc w:val="left"/>
+            </w:pPr>
+            <w:r>
+              <w:rPr>
+                <w:rStyle w:val="VerbatimChar"/>
+                <w:rFonts w:ascii="宋体" w:hAnsi="宋体" w:eastAsia="宋体"/>
+                <w:sz w:val="19"/>
+              </w:rPr>
+              <w:t xml:space="preserve">tmp/paper_repro_real_metrics</w:t>
+            </w:r>
+            <w:r>
+              <w:rPr>
+                <w:rFonts w:ascii="宋体" w:hAnsi="宋体" w:eastAsia="宋体"/>
+                <w:sz w:val="19"/>
+              </w:rPr>
+              <w:t xml:space="preserve">、</w:t>
+            </w:r>
+            <w:r>
+              <w:rPr>
+                <w:rStyle w:val="VerbatimChar"/>
+                <w:rFonts w:ascii="宋体" w:hAnsi="宋体" w:eastAsia="宋体"/>
+                <w:sz w:val="19"/>
+              </w:rPr>
+              <w:t xml:space="preserve">tmp/paper_repro_xlstm_transformer</w:t>
+            </w:r>
+          </w:p>
+        </w:tc>
+      </w:tr>
+      <w:tr>
+        <w:tc>
+          <w:p>
+            <w:pPr>
+              <w:pStyle w:val="Compact"/>
+              <w:ind w:firstLine="0"/>
+              <w:jc w:val="left"/>
+            </w:pPr>
+            <w:r>
+              <w:rPr>
+                <w:rFonts w:ascii="宋体" w:hAnsi="宋体" w:eastAsia="宋体"/>
+                <w:sz w:val="19"/>
+              </w:rPr>
+              <w:t xml:space="preserve">归档策略</w:t>
+            </w:r>
+          </w:p>
+        </w:tc>
+        <w:tc>
+          <w:p>
+            <w:pPr>
+              <w:pStyle w:val="Compact"/>
+              <w:ind w:firstLine="0"/>
+              <w:jc w:val="left"/>
+            </w:pPr>
+            <w:r>
+              <w:rPr>
+                <w:rFonts w:ascii="宋体" w:hAnsi="宋体" w:eastAsia="宋体"/>
+                <w:sz w:val="19"/>
+              </w:rPr>
+              <w:t xml:space="preserve">原始数据和训练输出不提交，文档记录命令、路径和指标摘要</w:t>
+            </w:r>
+          </w:p>
+        </w:tc>
+      </w:tr>
+    </w:tbl>
     <w:bookmarkEnd w:id="22"/>
-    <w:bookmarkStart w:id="23" w:name="集成链路"/>
+    <w:bookmarkEnd w:id="23"/>
+    <w:bookmarkStart w:id="24" w:name="集成链路"/>
     <w:p>
       <w:pPr>
         <w:pStyle w:val="Heading2"/>
@@ -920,8 +1230,8 @@
         <w:t xml:space="preserve">       -&gt; Model -&gt; BaseTrainer -&gt; BaseTester -&gt; Evaluator -&gt; CSV/JSON/History</w:t>
       </w:r>
     </w:p>
-    <w:bookmarkEnd w:id="23"/>
-    <w:bookmarkStart w:id="24" w:name="测试场景"/>
+    <w:bookmarkEnd w:id="24"/>
+    <w:bookmarkStart w:id="25" w:name="测试场景"/>
     <w:p>
       <w:pPr>
         <w:pStyle w:val="Heading2"/>
@@ -1362,8 +1672,8 @@
         </w:tc>
       </w:tr>
     </w:tbl>
-    <w:bookmarkEnd w:id="24"/>
-    <w:bookmarkStart w:id="25" w:name="输出检查"/>
+    <w:bookmarkEnd w:id="25"/>
+    <w:bookmarkStart w:id="26" w:name="输出检查"/>
     <w:p>
       <w:pPr>
         <w:pStyle w:val="Heading2"/>
@@ -1496,8 +1806,8 @@
         <w:t xml:space="preserve">：保存论文复现对比表。</w:t>
       </w:r>
     </w:p>
-    <w:bookmarkEnd w:id="25"/>
-    <w:bookmarkStart w:id="26" w:name="执行命令"/>
+    <w:bookmarkEnd w:id="26"/>
+    <w:bookmarkStart w:id="30" w:name="执行命令"/>
     <w:p>
       <w:pPr>
         <w:pStyle w:val="Heading2"/>
@@ -1539,7 +1849,87 @@
           <w:rStyle w:val="NormalTok"/>
           <w:rFonts w:ascii="宋体" w:hAnsi="宋体" w:eastAsia="宋体"/>
         </w:rPr>
-        <w:t xml:space="preserve"> dev pytest tests/test_paper_cnn_lstm_attention.py tests/test_paper_xlstm_transformer.py tests/test_examples_notebooks.py </w:t>
+        <w:t xml:space="preserve"> dev pytest </w:t>
+      </w:r>
+      <w:r>
+        <w:rPr>
+          <w:rStyle w:val="DataTypeTok"/>
+          <w:rFonts w:ascii="宋体" w:hAnsi="宋体" w:eastAsia="宋体"/>
+        </w:rPr>
+        <w:t xml:space="preserve">\</w:t>
+      </w:r>
+      <w:r>
+        <w:rPr>
+          <w:rFonts w:ascii="宋体" w:hAnsi="宋体" w:eastAsia="宋体"/>
+        </w:rPr>
+        <w:br/>
+      </w:r>
+      <w:r>
+        <w:rPr>
+          <w:rStyle w:val="NormalTok"/>
+          <w:rFonts w:ascii="宋体" w:hAnsi="宋体" w:eastAsia="宋体"/>
+        </w:rPr>
+        <w:t xml:space="preserve">  tests/test_paper_cnn_lstm_attention.py </w:t>
+      </w:r>
+      <w:r>
+        <w:rPr>
+          <w:rStyle w:val="DataTypeTok"/>
+          <w:rFonts w:ascii="宋体" w:hAnsi="宋体" w:eastAsia="宋体"/>
+        </w:rPr>
+        <w:t xml:space="preserve">\</w:t>
+      </w:r>
+      <w:r>
+        <w:rPr>
+          <w:rFonts w:ascii="宋体" w:hAnsi="宋体" w:eastAsia="宋体"/>
+        </w:rPr>
+        <w:br/>
+      </w:r>
+      <w:r>
+        <w:rPr>
+          <w:rStyle w:val="NormalTok"/>
+          <w:rFonts w:ascii="宋体" w:hAnsi="宋体" w:eastAsia="宋体"/>
+        </w:rPr>
+        <w:t xml:space="preserve">  tests/test_paper_xlstm_transformer.py </w:t>
+      </w:r>
+      <w:r>
+        <w:rPr>
+          <w:rStyle w:val="DataTypeTok"/>
+          <w:rFonts w:ascii="宋体" w:hAnsi="宋体" w:eastAsia="宋体"/>
+        </w:rPr>
+        <w:t xml:space="preserve">\</w:t>
+      </w:r>
+      <w:r>
+        <w:rPr>
+          <w:rFonts w:ascii="宋体" w:hAnsi="宋体" w:eastAsia="宋体"/>
+        </w:rPr>
+        <w:br/>
+      </w:r>
+      <w:r>
+        <w:rPr>
+          <w:rStyle w:val="NormalTok"/>
+          <w:rFonts w:ascii="宋体" w:hAnsi="宋体" w:eastAsia="宋体"/>
+        </w:rPr>
+        <w:t xml:space="preserve">  tests/test_examples_notebooks.py </w:t>
+      </w:r>
+      <w:r>
+        <w:rPr>
+          <w:rStyle w:val="DataTypeTok"/>
+          <w:rFonts w:ascii="宋体" w:hAnsi="宋体" w:eastAsia="宋体"/>
+        </w:rPr>
+        <w:t xml:space="preserve">\</w:t>
+      </w:r>
+      <w:r>
+        <w:rPr>
+          <w:rFonts w:ascii="宋体" w:hAnsi="宋体" w:eastAsia="宋体"/>
+        </w:rPr>
+        <w:br/>
+      </w:r>
+      <w:r>
+        <w:rPr>
+          <w:rStyle w:val="NormalTok"/>
+          <w:rFonts w:ascii="宋体" w:hAnsi="宋体" w:eastAsia="宋体"/>
+        </w:rPr>
+        <w:t xml:space="preserve">  </w:t>
       </w:r>
       <w:r>
         <w:rPr>
@@ -1557,7 +1947,7 @@
         <w:rPr>
           <w:rFonts w:ascii="宋体" w:hAnsi="宋体" w:eastAsia="宋体"/>
         </w:rPr>
-        <w:t xml:space="preserve">真实训练验收命令：</w:t>
+        <w:t xml:space="preserve">真实训练验收参数摘要：</w:t>
       </w:r>
     </w:p>
     <w:p>
@@ -1583,7 +1973,13 @@
           <w:rStyle w:val="NormalTok"/>
           <w:rFonts w:ascii="宋体" w:hAnsi="宋体" w:eastAsia="宋体"/>
         </w:rPr>
-        <w:t xml:space="preserve">tmp/paper_repro_real_metrics </w:t>
+        <w:t xml:space="preserve">tmp/paper_repro_real_metrics</w:t>
+      </w:r>
+      <w:r>
+        <w:rPr>
+          <w:rFonts w:ascii="宋体" w:hAnsi="宋体" w:eastAsia="宋体"/>
+        </w:rPr>
+        <w:br/>
       </w:r>
       <w:r>
         <w:rPr>
@@ -1604,244 +2000,171 @@
           <w:rStyle w:val="NormalTok"/>
           <w:rFonts w:ascii="宋体" w:hAnsi="宋体" w:eastAsia="宋体"/>
         </w:rPr>
-        <w:t xml:space="preserve">8 </w:t>
+        <w:t xml:space="preserve">8</w:t>
+      </w:r>
+      <w:r>
+        <w:rPr>
+          <w:rFonts w:ascii="宋体" w:hAnsi="宋体" w:eastAsia="宋体"/>
+        </w:rPr>
+        <w:br/>
       </w:r>
       <w:r>
         <w:rPr>
           <w:rStyle w:val="ExtensionTok"/>
           <w:rFonts w:ascii="宋体" w:hAnsi="宋体" w:eastAsia="宋体"/>
         </w:rPr>
-        <w:t xml:space="preserve">uv</w:t>
+        <w:t xml:space="preserve">run_paper_cnn_lstm_attention_reproduction</w:t>
+      </w:r>
+      <w:r>
+        <w:rPr>
+          <w:rStyle w:val="ErrorTok"/>
+          <w:rFonts w:ascii="宋体" w:hAnsi="宋体" w:eastAsia="宋体"/>
+        </w:rPr>
+        <w:t xml:space="preserve">(</w:t>
+      </w:r>
+      <w:r>
+        <w:rPr>
+          <w:rStyle w:val="ExtensionTok"/>
+          <w:rFonts w:ascii="宋体" w:hAnsi="宋体" w:eastAsia="宋体"/>
+        </w:rPr>
+        <w:t xml:space="preserve">...</w:t>
+      </w:r>
+      <w:r>
+        <w:rPr>
+          <w:rStyle w:val="KeywordTok"/>
+          <w:rFonts w:ascii="宋体" w:hAnsi="宋体" w:eastAsia="宋体"/>
+        </w:rPr>
+        <w:t xml:space="preserve">)</w:t>
+      </w:r>
+      <w:r>
+        <w:rPr>
+          <w:rFonts w:ascii="宋体" w:hAnsi="宋体" w:eastAsia="宋体"/>
+        </w:rPr>
+        <w:br/>
+      </w:r>
+      <w:r>
+        <w:rPr>
+          <w:rFonts w:ascii="宋体" w:hAnsi="宋体" w:eastAsia="宋体"/>
+        </w:rPr>
+        <w:br/>
+      </w:r>
+      <w:r>
+        <w:rPr>
+          <w:rStyle w:val="VariableTok"/>
+          <w:rFonts w:ascii="宋体" w:hAnsi="宋体" w:eastAsia="宋体"/>
+        </w:rPr>
+        <w:t xml:space="preserve">BEARING_EXAMPLE_OUTPUT_ROOT</w:t>
+      </w:r>
+      <w:r>
+        <w:rPr>
+          <w:rStyle w:val="OperatorTok"/>
+          <w:rFonts w:ascii="宋体" w:hAnsi="宋体" w:eastAsia="宋体"/>
+        </w:rPr>
+        <w:t xml:space="preserve">=</w:t>
       </w:r>
       <w:r>
         <w:rPr>
           <w:rStyle w:val="NormalTok"/>
           <w:rFonts w:ascii="宋体" w:hAnsi="宋体" w:eastAsia="宋体"/>
         </w:rPr>
-        <w:t xml:space="preserve"> run </w:t>
-      </w:r>
-      <w:r>
-        <w:rPr>
-          <w:rStyle w:val="AttributeTok"/>
-          <w:rFonts w:ascii="宋体" w:hAnsi="宋体" w:eastAsia="宋体"/>
-        </w:rPr>
-        <w:t xml:space="preserve">--extra</w:t>
+        <w:t xml:space="preserve">tmp/paper_repro_xlstm_transformer</w:t>
+      </w:r>
+      <w:r>
+        <w:rPr>
+          <w:rFonts w:ascii="宋体" w:hAnsi="宋体" w:eastAsia="宋体"/>
+        </w:rPr>
+        <w:br/>
+      </w:r>
+      <w:r>
+        <w:rPr>
+          <w:rStyle w:val="VariableTok"/>
+          <w:rFonts w:ascii="宋体" w:hAnsi="宋体" w:eastAsia="宋体"/>
+        </w:rPr>
+        <w:t xml:space="preserve">BEARING_EXAMPLE_EPOCHS</w:t>
+      </w:r>
+      <w:r>
+        <w:rPr>
+          <w:rStyle w:val="OperatorTok"/>
+          <w:rFonts w:ascii="宋体" w:hAnsi="宋体" w:eastAsia="宋体"/>
+        </w:rPr>
+        <w:t xml:space="preserve">=</w:t>
       </w:r>
       <w:r>
         <w:rPr>
           <w:rStyle w:val="NormalTok"/>
           <w:rFonts w:ascii="宋体" w:hAnsi="宋体" w:eastAsia="宋体"/>
         </w:rPr>
-        <w:t xml:space="preserve"> dev python </w:t>
-      </w:r>
-      <w:r>
-        <w:rPr>
-          <w:rStyle w:val="AttributeTok"/>
-          <w:rFonts w:ascii="宋体" w:hAnsi="宋体" w:eastAsia="宋体"/>
-        </w:rPr>
-        <w:t xml:space="preserve">-</w:t>
-      </w:r>
-      <w:r>
-        <w:rPr>
-          <w:rStyle w:val="NormalTok"/>
+        <w:t xml:space="preserve">8</w:t>
+      </w:r>
+      <w:r>
+        <w:rPr>
+          <w:rFonts w:ascii="宋体" w:hAnsi="宋体" w:eastAsia="宋体"/>
+        </w:rPr>
+        <w:br/>
+      </w:r>
+      <w:r>
+        <w:rPr>
+          <w:rStyle w:val="ExtensionTok"/>
+          <w:rFonts w:ascii="宋体" w:hAnsi="宋体" w:eastAsia="宋体"/>
+        </w:rPr>
+        <w:t xml:space="preserve">run_paper_xlstm_transformer_reproduction</w:t>
+      </w:r>
+      <w:r>
+        <w:rPr>
+          <w:rStyle w:val="ErrorTok"/>
+          <w:rFonts w:ascii="宋体" w:hAnsi="宋体" w:eastAsia="宋体"/>
+        </w:rPr>
+        <w:t xml:space="preserve">(</w:t>
+      </w:r>
+      <w:r>
+        <w:rPr>
+          <w:rStyle w:val="ExtensionTok"/>
+          <w:rFonts w:ascii="宋体" w:hAnsi="宋体" w:eastAsia="宋体"/>
+        </w:rPr>
+        <w:t xml:space="preserve">...</w:t>
+      </w:r>
+      <w:r>
+        <w:rPr>
+          <w:rStyle w:val="KeywordTok"/>
+          <w:rFonts w:ascii="宋体" w:hAnsi="宋体" w:eastAsia="宋体"/>
+        </w:rPr>
+        <w:t xml:space="preserve">)</w:t>
+      </w:r>
+    </w:p>
+    <w:p>
+      <w:pPr>
+        <w:pStyle w:val="FirstParagraph"/>
+      </w:pPr>
+      <w:r>
+        <w:rPr>
+          <w:rFonts w:ascii="宋体" w:hAnsi="宋体" w:eastAsia="宋体"/>
+        </w:rPr>
+        <w:t xml:space="preserve">完整可复制命令保留在</w:t>
+      </w:r>
+      <w:r>
+        <w:rPr>
           <w:rFonts w:ascii="宋体" w:hAnsi="宋体" w:eastAsia="宋体"/>
         </w:rPr>
         <w:t xml:space="preserve"> </w:t>
       </w:r>
       <w:r>
         <w:rPr>
-          <w:rStyle w:val="OperatorTok"/>
-          <w:rFonts w:ascii="宋体" w:hAnsi="宋体" w:eastAsia="宋体"/>
-        </w:rPr>
-        <w:t xml:space="preserve">&lt;&lt;'PY'</w:t>
-      </w:r>
-      <w:r>
-        <w:rPr>
-          <w:rFonts w:ascii="宋体" w:hAnsi="宋体" w:eastAsia="宋体"/>
-        </w:rPr>
-        <w:br/>
-      </w:r>
-      <w:r>
-        <w:rPr>
-          <w:rStyle w:val="StringTok"/>
-          <w:rFonts w:ascii="宋体" w:hAnsi="宋体" w:eastAsia="宋体"/>
-        </w:rPr>
-        <w:t xml:space="preserve">from USTC.SSE.BearingPrediction.examples import run_paper_cnn_lstm_attention_reproduction</w:t>
-      </w:r>
-      <w:r>
-        <w:rPr>
-          <w:rFonts w:ascii="宋体" w:hAnsi="宋体" w:eastAsia="宋体"/>
-        </w:rPr>
-        <w:br/>
-      </w:r>
-      <w:r>
-        <w:rPr>
-          <w:rStyle w:val="StringTok"/>
-          <w:rFonts w:ascii="宋体" w:hAnsi="宋体" w:eastAsia="宋体"/>
-        </w:rPr>
-        <w:t xml:space="preserve">print(run_paper_cnn_lstm_attention_reproduction(prefer_real_data=True, max_samples_per_entity=48)["comparison_path"])</w:t>
-      </w:r>
-      <w:r>
-        <w:rPr>
-          <w:rFonts w:ascii="宋体" w:hAnsi="宋体" w:eastAsia="宋体"/>
-        </w:rPr>
-        <w:br/>
-      </w:r>
-      <w:r>
-        <w:rPr>
-          <w:rStyle w:val="OperatorTok"/>
-          <w:rFonts w:ascii="宋体" w:hAnsi="宋体" w:eastAsia="宋体"/>
-        </w:rPr>
-        <w:t xml:space="preserve">PY</w:t>
-      </w:r>
-      <w:r>
-        <w:rPr>
-          <w:rFonts w:ascii="宋体" w:hAnsi="宋体" w:eastAsia="宋体"/>
-        </w:rPr>
-        <w:br/>
-      </w:r>
-      <w:r>
-        <w:rPr>
-          <w:rFonts w:ascii="宋体" w:hAnsi="宋体" w:eastAsia="宋体"/>
-        </w:rPr>
-        <w:br/>
-      </w:r>
-      <w:r>
-        <w:rPr>
-          <w:rStyle w:val="VariableTok"/>
-          <w:rFonts w:ascii="宋体" w:hAnsi="宋体" w:eastAsia="宋体"/>
-        </w:rPr>
-        <w:t xml:space="preserve">BEARING_EXAMPLE_OUTPUT_ROOT</w:t>
-      </w:r>
-      <w:r>
-        <w:rPr>
-          <w:rStyle w:val="OperatorTok"/>
-          <w:rFonts w:ascii="宋体" w:hAnsi="宋体" w:eastAsia="宋体"/>
-        </w:rPr>
-        <w:t xml:space="preserve">=</w:t>
-      </w:r>
-      <w:r>
-        <w:rPr>
-          <w:rStyle w:val="NormalTok"/>
-          <w:rFonts w:ascii="宋体" w:hAnsi="宋体" w:eastAsia="宋体"/>
-        </w:rPr>
-        <w:t xml:space="preserve">tmp/paper_repro_xlstm_transformer </w:t>
-      </w:r>
-      <w:r>
-        <w:rPr>
-          <w:rStyle w:val="VariableTok"/>
-          <w:rFonts w:ascii="宋体" w:hAnsi="宋体" w:eastAsia="宋体"/>
-        </w:rPr>
-        <w:t xml:space="preserve">BEARING_EXAMPLE_EPOCHS</w:t>
-      </w:r>
-      <w:r>
-        <w:rPr>
-          <w:rStyle w:val="OperatorTok"/>
-          <w:rFonts w:ascii="宋体" w:hAnsi="宋体" w:eastAsia="宋体"/>
-        </w:rPr>
-        <w:t xml:space="preserve">=</w:t>
-      </w:r>
-      <w:r>
-        <w:rPr>
-          <w:rStyle w:val="NormalTok"/>
-          <w:rFonts w:ascii="宋体" w:hAnsi="宋体" w:eastAsia="宋体"/>
-        </w:rPr>
-        <w:t xml:space="preserve">8 </w:t>
-      </w:r>
-      <w:r>
-        <w:rPr>
-          <w:rStyle w:val="ExtensionTok"/>
-          <w:rFonts w:ascii="宋体" w:hAnsi="宋体" w:eastAsia="宋体"/>
-        </w:rPr>
-        <w:t xml:space="preserve">uv</w:t>
-      </w:r>
-      <w:r>
-        <w:rPr>
-          <w:rStyle w:val="NormalTok"/>
-          <w:rFonts w:ascii="宋体" w:hAnsi="宋体" w:eastAsia="宋体"/>
-        </w:rPr>
-        <w:t xml:space="preserve"> run </w:t>
-      </w:r>
-      <w:r>
-        <w:rPr>
-          <w:rStyle w:val="AttributeTok"/>
-          <w:rFonts w:ascii="宋体" w:hAnsi="宋体" w:eastAsia="宋体"/>
-        </w:rPr>
-        <w:t xml:space="preserve">--extra</w:t>
-      </w:r>
-      <w:r>
-        <w:rPr>
-          <w:rStyle w:val="NormalTok"/>
-          <w:rFonts w:ascii="宋体" w:hAnsi="宋体" w:eastAsia="宋体"/>
-        </w:rPr>
-        <w:t xml:space="preserve"> dev python </w:t>
-      </w:r>
-      <w:r>
-        <w:rPr>
-          <w:rStyle w:val="AttributeTok"/>
-          <w:rFonts w:ascii="宋体" w:hAnsi="宋体" w:eastAsia="宋体"/>
-        </w:rPr>
-        <w:t xml:space="preserve">-</w:t>
-      </w:r>
-      <w:r>
-        <w:rPr>
-          <w:rStyle w:val="NormalTok"/>
-          <w:rFonts w:ascii="宋体" w:hAnsi="宋体" w:eastAsia="宋体"/>
-        </w:rPr>
-        <w:t xml:space="preserve"> </w:t>
-      </w:r>
-      <w:r>
-        <w:rPr>
-          <w:rStyle w:val="OperatorTok"/>
-          <w:rFonts w:ascii="宋体" w:hAnsi="宋体" w:eastAsia="宋体"/>
-        </w:rPr>
-        <w:t xml:space="preserve">&lt;&lt;'PY'</w:t>
-      </w:r>
-      <w:r>
-        <w:rPr>
-          <w:rFonts w:ascii="宋体" w:hAnsi="宋体" w:eastAsia="宋体"/>
-        </w:rPr>
-        <w:br/>
-      </w:r>
-      <w:r>
-        <w:rPr>
-          <w:rStyle w:val="StringTok"/>
-          <w:rFonts w:ascii="宋体" w:hAnsi="宋体" w:eastAsia="宋体"/>
-        </w:rPr>
-        <w:t xml:space="preserve">from USTC.SSE.BearingPrediction.examples import run_paper_xlstm_transformer_reproduction</w:t>
-      </w:r>
-      <w:r>
-        <w:rPr>
-          <w:rFonts w:ascii="宋体" w:hAnsi="宋体" w:eastAsia="宋体"/>
-        </w:rPr>
-        <w:br/>
-      </w:r>
-      <w:r>
-        <w:rPr>
-          <w:rStyle w:val="StringTok"/>
-          <w:rFonts w:ascii="宋体" w:hAnsi="宋体" w:eastAsia="宋体"/>
-        </w:rPr>
-        <w:t xml:space="preserve">print(run_paper_xlstm_transformer_reproduction(prefer_real_data=True, max_samples_per_entity=16)["comparison_path"])</w:t>
-      </w:r>
-      <w:r>
-        <w:rPr>
-          <w:rFonts w:ascii="宋体" w:hAnsi="宋体" w:eastAsia="宋体"/>
-        </w:rPr>
-        <w:br/>
-      </w:r>
-      <w:r>
-        <w:rPr>
-          <w:rStyle w:val="OperatorTok"/>
-          <w:rFonts w:ascii="宋体" w:hAnsi="宋体" w:eastAsia="宋体"/>
-        </w:rPr>
-        <w:t xml:space="preserve">PY</w:t>
+          <w:rStyle w:val="VerbatimChar"/>
+          <w:rFonts w:ascii="宋体" w:hAnsi="宋体" w:eastAsia="宋体"/>
+        </w:rPr>
+        <w:t xml:space="preserve">docs/PAPER_REPRODUCTION.md</w:t>
+      </w:r>
+      <w:r>
+        <w:rPr>
+          <w:rFonts w:ascii="宋体" w:hAnsi="宋体" w:eastAsia="宋体"/>
+        </w:rPr>
+        <w:t xml:space="preserve">；本报告只保留验收参数和 workflow 名称，避免 PDF 中长命令截断。</w:t>
       </w:r>
     </w:p>
-    <w:bookmarkEnd w:id="26"/>
     <w:bookmarkStart w:id="27" w:name="集成输出物核对表"/>
     <w:p>
       <w:pPr>
-        <w:pStyle w:val="Heading2"/>
+        <w:pStyle w:val="Heading3"/>
       </w:pPr>
       <w:r>
         <w:rPr>
@@ -2180,7 +2503,1434 @@
       </w:tr>
     </w:tbl>
     <w:bookmarkEnd w:id="27"/>
-    <w:bookmarkStart w:id="28" w:name="测试结论"/>
+    <w:bookmarkStart w:id="28" w:name="真实训练指标摘要"/>
+    <w:p>
+      <w:pPr>
+        <w:pStyle w:val="Heading3"/>
+      </w:pPr>
+      <w:r>
+        <w:rPr>
+          <w:rFonts w:ascii="黑体" w:hAnsi="黑体" w:eastAsia="黑体"/>
+        </w:rPr>
+        <w:t xml:space="preserve">5.2 真实训练指标摘要</w:t>
+      </w:r>
+    </w:p>
+    <w:p>
+      <w:pPr>
+        <w:pStyle w:val="FirstParagraph"/>
+      </w:pPr>
+      <w:r>
+        <w:rPr>
+          <w:rFonts w:ascii="宋体" w:hAnsi="宋体" w:eastAsia="宋体"/>
+        </w:rPr>
+        <w:t xml:space="preserve">CNN-LSTM-AM 复现实验输出编号为 A1。</w:t>
+      </w:r>
+    </w:p>
+    <w:tbl>
+      <w:tblPr>
+        <w:tblStyle w:val="Table"/>
+        <w:tblW w:type="pct" w:w="0.0"/>
+        <w:tblLook w:firstRow="1" w:lastRow="0" w:firstColumn="0" w:lastColumn="0" w:noHBand="0" w:noVBand="0" w:val="0020"/>
+        <w:tblBorders>
+          <w:top w:val="single" w:sz="4" w:space="0" w:color="BFBFBF"/>
+          <w:left w:val="single" w:sz="4" w:space="0" w:color="BFBFBF"/>
+          <w:bottom w:val="single" w:sz="4" w:space="0" w:color="BFBFBF"/>
+          <w:right w:val="single" w:sz="4" w:space="0" w:color="BFBFBF"/>
+          <w:insideH w:val="single" w:sz="4" w:space="0" w:color="BFBFBF"/>
+          <w:insideV w:val="single" w:sz="4" w:space="0" w:color="BFBFBF"/>
+        </w:tblBorders>
+      </w:tblPr>
+      <w:tblGrid/>
+      <w:tr>
+        <w:tc>
+          <w:tcPr>
+            <w:shd w:fill="EAEAEA"/>
+          </w:tcPr>
+          <w:p>
+            <w:pPr>
+              <w:pStyle w:val="Compact"/>
+              <w:ind w:firstLine="0"/>
+              <w:jc w:val="left"/>
+            </w:pPr>
+            <w:r>
+              <w:rPr>
+                <w:rFonts w:ascii="宋体" w:hAnsi="宋体" w:eastAsia="宋体"/>
+                <w:sz w:val="19"/>
+              </w:rPr>
+              <w:t xml:space="preserve">数据集与轴承</w:t>
+            </w:r>
+          </w:p>
+        </w:tc>
+        <w:tc>
+          <w:tcPr>
+            <w:shd w:fill="EAEAEA"/>
+          </w:tcPr>
+          <w:p>
+            <w:pPr>
+              <w:pStyle w:val="Compact"/>
+              <w:ind w:firstLine="0"/>
+              <w:jc w:val="left"/>
+            </w:pPr>
+            <w:r>
+              <w:rPr>
+                <w:rFonts w:ascii="宋体" w:hAnsi="宋体" w:eastAsia="宋体"/>
+                <w:sz w:val="19"/>
+              </w:rPr>
+              <w:t xml:space="preserve">模型</w:t>
+            </w:r>
+          </w:p>
+        </w:tc>
+        <w:tc>
+          <w:tcPr>
+            <w:shd w:fill="EAEAEA"/>
+          </w:tcPr>
+          <w:p>
+            <w:pPr>
+              <w:pStyle w:val="Compact"/>
+              <w:ind w:firstLine="0"/>
+              <w:jc w:val="right"/>
+            </w:pPr>
+            <w:r>
+              <w:rPr>
+                <w:rFonts w:ascii="宋体" w:hAnsi="宋体" w:eastAsia="宋体"/>
+                <w:sz w:val="19"/>
+              </w:rPr>
+              <w:t xml:space="preserve">RMSE</w:t>
+            </w:r>
+          </w:p>
+        </w:tc>
+        <w:tc>
+          <w:tcPr>
+            <w:shd w:fill="EAEAEA"/>
+          </w:tcPr>
+          <w:p>
+            <w:pPr>
+              <w:pStyle w:val="Compact"/>
+              <w:ind w:firstLine="0"/>
+              <w:jc w:val="right"/>
+            </w:pPr>
+            <w:r>
+              <w:rPr>
+                <w:rFonts w:ascii="宋体" w:hAnsi="宋体" w:eastAsia="宋体"/>
+                <w:sz w:val="19"/>
+              </w:rPr>
+              <w:t xml:space="preserve">NormalizedRMSE</w:t>
+            </w:r>
+          </w:p>
+        </w:tc>
+        <w:tc>
+          <w:tcPr>
+            <w:shd w:fill="EAEAEA"/>
+          </w:tcPr>
+          <w:p>
+            <w:pPr>
+              <w:pStyle w:val="Compact"/>
+              <w:ind w:firstLine="0"/>
+              <w:jc w:val="right"/>
+            </w:pPr>
+            <w:r>
+              <w:rPr>
+                <w:rFonts w:ascii="宋体" w:hAnsi="宋体" w:eastAsia="宋体"/>
+                <w:sz w:val="19"/>
+              </w:rPr>
+              <w:t xml:space="preserve">Huang RUL Score</w:t>
+            </w:r>
+          </w:p>
+        </w:tc>
+      </w:tr>
+      <w:tr>
+        <w:tc>
+          <w:p>
+            <w:pPr>
+              <w:pStyle w:val="Compact"/>
+              <w:ind w:firstLine="0"/>
+              <w:jc w:val="left"/>
+            </w:pPr>
+            <w:r>
+              <w:rPr>
+                <w:rFonts w:ascii="宋体" w:hAnsi="宋体" w:eastAsia="宋体"/>
+                <w:sz w:val="19"/>
+              </w:rPr>
+              <w:t xml:space="preserve">XJTU-SY Bearing1_5</w:t>
+            </w:r>
+          </w:p>
+        </w:tc>
+        <w:tc>
+          <w:p>
+            <w:pPr>
+              <w:pStyle w:val="Compact"/>
+              <w:ind w:firstLine="0"/>
+              <w:jc w:val="left"/>
+            </w:pPr>
+            <w:r>
+              <w:rPr>
+                <w:rFonts w:ascii="宋体" w:hAnsi="宋体" w:eastAsia="宋体"/>
+                <w:sz w:val="19"/>
+              </w:rPr>
+              <w:t xml:space="preserve">CNN-LSTM-AM</w:t>
+            </w:r>
+          </w:p>
+        </w:tc>
+        <w:tc>
+          <w:p>
+            <w:pPr>
+              <w:pStyle w:val="Compact"/>
+              <w:ind w:firstLine="0"/>
+              <w:jc w:val="right"/>
+            </w:pPr>
+            <w:r>
+              <w:rPr>
+                <w:rFonts w:ascii="宋体" w:hAnsi="宋体" w:eastAsia="宋体"/>
+                <w:sz w:val="19"/>
+              </w:rPr>
+              <w:t xml:space="preserve">406.302</w:t>
+            </w:r>
+          </w:p>
+        </w:tc>
+        <w:tc>
+          <w:p>
+            <w:pPr>
+              <w:pStyle w:val="Compact"/>
+              <w:ind w:firstLine="0"/>
+              <w:jc w:val="right"/>
+            </w:pPr>
+            <w:r>
+              <w:rPr>
+                <w:rFonts w:ascii="宋体" w:hAnsi="宋体" w:eastAsia="宋体"/>
+                <w:sz w:val="19"/>
+              </w:rPr>
+              <w:t xml:space="preserve">0.615609</w:t>
+            </w:r>
+          </w:p>
+        </w:tc>
+        <w:tc>
+          <w:p>
+            <w:pPr>
+              <w:pStyle w:val="Compact"/>
+              <w:ind w:firstLine="0"/>
+              <w:jc w:val="right"/>
+            </w:pPr>
+            <w:r>
+              <w:rPr>
+                <w:rFonts w:ascii="宋体" w:hAnsi="宋体" w:eastAsia="宋体"/>
+                <w:sz w:val="19"/>
+              </w:rPr>
+              <w:t xml:space="preserve">29.001612</w:t>
+            </w:r>
+          </w:p>
+        </w:tc>
+      </w:tr>
+      <w:tr>
+        <w:tc>
+          <w:p>
+            <w:pPr>
+              <w:pStyle w:val="Compact"/>
+              <w:ind w:firstLine="0"/>
+              <w:jc w:val="left"/>
+            </w:pPr>
+            <w:r>
+              <w:rPr>
+                <w:rFonts w:ascii="宋体" w:hAnsi="宋体" w:eastAsia="宋体"/>
+                <w:sz w:val="19"/>
+              </w:rPr>
+              <w:t xml:space="preserve">XJTU-SY Bearing1_5</w:t>
+            </w:r>
+          </w:p>
+        </w:tc>
+        <w:tc>
+          <w:p>
+            <w:pPr>
+              <w:pStyle w:val="Compact"/>
+              <w:ind w:firstLine="0"/>
+              <w:jc w:val="left"/>
+            </w:pPr>
+            <w:r>
+              <w:rPr>
+                <w:rFonts w:ascii="宋体" w:hAnsi="宋体" w:eastAsia="宋体"/>
+                <w:sz w:val="19"/>
+              </w:rPr>
+              <w:t xml:space="preserve">CNN-LSTM</w:t>
+            </w:r>
+          </w:p>
+        </w:tc>
+        <w:tc>
+          <w:p>
+            <w:pPr>
+              <w:pStyle w:val="Compact"/>
+              <w:ind w:firstLine="0"/>
+              <w:jc w:val="right"/>
+            </w:pPr>
+            <w:r>
+              <w:rPr>
+                <w:rFonts w:ascii="宋体" w:hAnsi="宋体" w:eastAsia="宋体"/>
+                <w:sz w:val="19"/>
+              </w:rPr>
+              <w:t xml:space="preserve">406.503</w:t>
+            </w:r>
+          </w:p>
+        </w:tc>
+        <w:tc>
+          <w:p>
+            <w:pPr>
+              <w:pStyle w:val="Compact"/>
+              <w:ind w:firstLine="0"/>
+              <w:jc w:val="right"/>
+            </w:pPr>
+            <w:r>
+              <w:rPr>
+                <w:rFonts w:ascii="宋体" w:hAnsi="宋体" w:eastAsia="宋体"/>
+                <w:sz w:val="19"/>
+              </w:rPr>
+              <w:t xml:space="preserve">0.615913</w:t>
+            </w:r>
+          </w:p>
+        </w:tc>
+        <w:tc>
+          <w:p>
+            <w:pPr>
+              <w:pStyle w:val="Compact"/>
+              <w:ind w:firstLine="0"/>
+              <w:jc w:val="right"/>
+            </w:pPr>
+            <w:r>
+              <w:rPr>
+                <w:rFonts w:ascii="宋体" w:hAnsi="宋体" w:eastAsia="宋体"/>
+                <w:sz w:val="19"/>
+              </w:rPr>
+              <w:t xml:space="preserve">29.127879</w:t>
+            </w:r>
+          </w:p>
+        </w:tc>
+      </w:tr>
+      <w:tr>
+        <w:tc>
+          <w:p>
+            <w:pPr>
+              <w:pStyle w:val="Compact"/>
+              <w:ind w:firstLine="0"/>
+              <w:jc w:val="left"/>
+            </w:pPr>
+            <w:r>
+              <w:rPr>
+                <w:rFonts w:ascii="宋体" w:hAnsi="宋体" w:eastAsia="宋体"/>
+                <w:sz w:val="19"/>
+              </w:rPr>
+              <w:t xml:space="preserve">PHM2012 Bearing3_1</w:t>
+            </w:r>
+          </w:p>
+        </w:tc>
+        <w:tc>
+          <w:p>
+            <w:pPr>
+              <w:pStyle w:val="Compact"/>
+              <w:ind w:firstLine="0"/>
+              <w:jc w:val="left"/>
+            </w:pPr>
+            <w:r>
+              <w:rPr>
+                <w:rFonts w:ascii="宋体" w:hAnsi="宋体" w:eastAsia="宋体"/>
+                <w:sz w:val="19"/>
+              </w:rPr>
+              <w:t xml:space="preserve">CNN-LSTM-AM</w:t>
+            </w:r>
+          </w:p>
+        </w:tc>
+        <w:tc>
+          <w:p>
+            <w:pPr>
+              <w:pStyle w:val="Compact"/>
+              <w:ind w:firstLine="0"/>
+              <w:jc w:val="right"/>
+            </w:pPr>
+            <w:r>
+              <w:rPr>
+                <w:rFonts w:ascii="宋体" w:hAnsi="宋体" w:eastAsia="宋体"/>
+                <w:sz w:val="19"/>
+              </w:rPr>
+              <w:t xml:space="preserve">651.036</w:t>
+            </w:r>
+          </w:p>
+        </w:tc>
+        <w:tc>
+          <w:p>
+            <w:pPr>
+              <w:pStyle w:val="Compact"/>
+              <w:ind w:firstLine="0"/>
+              <w:jc w:val="right"/>
+            </w:pPr>
+            <w:r>
+              <w:rPr>
+                <w:rFonts w:ascii="宋体" w:hAnsi="宋体" w:eastAsia="宋体"/>
+                <w:sz w:val="19"/>
+              </w:rPr>
+              <w:t xml:space="preserve">0.591850</w:t>
+            </w:r>
+          </w:p>
+        </w:tc>
+        <w:tc>
+          <w:p>
+            <w:pPr>
+              <w:pStyle w:val="Compact"/>
+              <w:ind w:firstLine="0"/>
+              <w:jc w:val="right"/>
+            </w:pPr>
+            <w:r>
+              <w:rPr>
+                <w:rFonts w:ascii="宋体" w:hAnsi="宋体" w:eastAsia="宋体"/>
+                <w:sz w:val="19"/>
+              </w:rPr>
+              <w:t xml:space="preserve">29.447255</w:t>
+            </w:r>
+          </w:p>
+        </w:tc>
+      </w:tr>
+      <w:tr>
+        <w:tc>
+          <w:p>
+            <w:pPr>
+              <w:pStyle w:val="Compact"/>
+              <w:ind w:firstLine="0"/>
+              <w:jc w:val="left"/>
+            </w:pPr>
+            <w:r>
+              <w:rPr>
+                <w:rFonts w:ascii="宋体" w:hAnsi="宋体" w:eastAsia="宋体"/>
+                <w:sz w:val="19"/>
+              </w:rPr>
+              <w:t xml:space="preserve">PHM2012 Bearing3_1</w:t>
+            </w:r>
+          </w:p>
+        </w:tc>
+        <w:tc>
+          <w:p>
+            <w:pPr>
+              <w:pStyle w:val="Compact"/>
+              <w:ind w:firstLine="0"/>
+              <w:jc w:val="left"/>
+            </w:pPr>
+            <w:r>
+              <w:rPr>
+                <w:rFonts w:ascii="宋体" w:hAnsi="宋体" w:eastAsia="宋体"/>
+                <w:sz w:val="19"/>
+              </w:rPr>
+              <w:t xml:space="preserve">CNN-LSTM</w:t>
+            </w:r>
+          </w:p>
+        </w:tc>
+        <w:tc>
+          <w:p>
+            <w:pPr>
+              <w:pStyle w:val="Compact"/>
+              <w:ind w:firstLine="0"/>
+              <w:jc w:val="right"/>
+            </w:pPr>
+            <w:r>
+              <w:rPr>
+                <w:rFonts w:ascii="宋体" w:hAnsi="宋体" w:eastAsia="宋体"/>
+                <w:sz w:val="19"/>
+              </w:rPr>
+              <w:t xml:space="preserve">650.700</w:t>
+            </w:r>
+          </w:p>
+        </w:tc>
+        <w:tc>
+          <w:p>
+            <w:pPr>
+              <w:pStyle w:val="Compact"/>
+              <w:ind w:firstLine="0"/>
+              <w:jc w:val="right"/>
+            </w:pPr>
+            <w:r>
+              <w:rPr>
+                <w:rFonts w:ascii="宋体" w:hAnsi="宋体" w:eastAsia="宋体"/>
+                <w:sz w:val="19"/>
+              </w:rPr>
+              <w:t xml:space="preserve">0.591545</w:t>
+            </w:r>
+          </w:p>
+        </w:tc>
+        <w:tc>
+          <w:p>
+            <w:pPr>
+              <w:pStyle w:val="Compact"/>
+              <w:ind w:firstLine="0"/>
+              <w:jc w:val="right"/>
+            </w:pPr>
+            <w:r>
+              <w:rPr>
+                <w:rFonts w:ascii="宋体" w:hAnsi="宋体" w:eastAsia="宋体"/>
+                <w:sz w:val="19"/>
+              </w:rPr>
+              <w:t xml:space="preserve">29.098391</w:t>
+            </w:r>
+          </w:p>
+        </w:tc>
+      </w:tr>
+    </w:tbl>
+    <w:p>
+      <w:pPr>
+        <w:pStyle w:val="BodyText"/>
+      </w:pPr>
+      <w:r>
+        <w:rPr>
+          <w:rFonts w:ascii="宋体" w:hAnsi="宋体" w:eastAsia="宋体"/>
+        </w:rPr>
+        <w:t xml:space="preserve">xLSTM-Transformer 复现实验输出编号为 A2，包含 18 行模型对比结果。代表性 XLSTM-Transformer 指标如下：</w:t>
+      </w:r>
+    </w:p>
+    <w:tbl>
+      <w:tblPr>
+        <w:tblStyle w:val="Table"/>
+        <w:tblW w:type="pct" w:w="0.0"/>
+        <w:tblLook w:firstRow="1" w:lastRow="0" w:firstColumn="0" w:lastColumn="0" w:noHBand="0" w:noVBand="0" w:val="0020"/>
+        <w:tblBorders>
+          <w:top w:val="single" w:sz="4" w:space="0" w:color="BFBFBF"/>
+          <w:left w:val="single" w:sz="4" w:space="0" w:color="BFBFBF"/>
+          <w:bottom w:val="single" w:sz="4" w:space="0" w:color="BFBFBF"/>
+          <w:right w:val="single" w:sz="4" w:space="0" w:color="BFBFBF"/>
+          <w:insideH w:val="single" w:sz="4" w:space="0" w:color="BFBFBF"/>
+          <w:insideV w:val="single" w:sz="4" w:space="0" w:color="BFBFBF"/>
+        </w:tblBorders>
+      </w:tblPr>
+      <w:tblGrid/>
+      <w:tr>
+        <w:tc>
+          <w:tcPr>
+            <w:shd w:fill="EAEAEA"/>
+          </w:tcPr>
+          <w:p>
+            <w:pPr>
+              <w:pStyle w:val="Compact"/>
+              <w:ind w:firstLine="0"/>
+              <w:jc w:val="left"/>
+            </w:pPr>
+            <w:r>
+              <w:rPr>
+                <w:rFonts w:ascii="宋体" w:hAnsi="宋体" w:eastAsia="宋体"/>
+                <w:sz w:val="19"/>
+              </w:rPr>
+              <w:t xml:space="preserve">数据集/工况</w:t>
+            </w:r>
+          </w:p>
+        </w:tc>
+        <w:tc>
+          <w:tcPr>
+            <w:shd w:fill="EAEAEA"/>
+          </w:tcPr>
+          <w:p>
+            <w:pPr>
+              <w:pStyle w:val="Compact"/>
+              <w:ind w:firstLine="0"/>
+              <w:jc w:val="right"/>
+            </w:pPr>
+            <w:r>
+              <w:rPr>
+                <w:rFonts w:ascii="宋体" w:hAnsi="宋体" w:eastAsia="宋体"/>
+                <w:sz w:val="19"/>
+              </w:rPr>
+              <w:t xml:space="preserve">RMSE</w:t>
+            </w:r>
+          </w:p>
+        </w:tc>
+        <w:tc>
+          <w:tcPr>
+            <w:shd w:fill="EAEAEA"/>
+          </w:tcPr>
+          <w:p>
+            <w:pPr>
+              <w:pStyle w:val="Compact"/>
+              <w:ind w:firstLine="0"/>
+              <w:jc w:val="right"/>
+            </w:pPr>
+            <w:r>
+              <w:rPr>
+                <w:rFonts w:ascii="宋体" w:hAnsi="宋体" w:eastAsia="宋体"/>
+                <w:sz w:val="19"/>
+              </w:rPr>
+              <w:t xml:space="preserve">NormalizedRMSE</w:t>
+            </w:r>
+          </w:p>
+        </w:tc>
+        <w:tc>
+          <w:tcPr>
+            <w:shd w:fill="EAEAEA"/>
+          </w:tcPr>
+          <w:p>
+            <w:pPr>
+              <w:pStyle w:val="Compact"/>
+              <w:ind w:firstLine="0"/>
+              <w:jc w:val="right"/>
+            </w:pPr>
+            <w:r>
+              <w:rPr>
+                <w:rFonts w:ascii="宋体" w:hAnsi="宋体" w:eastAsia="宋体"/>
+                <w:sz w:val="19"/>
+              </w:rPr>
+              <w:t xml:space="preserve">R2</w:t>
+            </w:r>
+          </w:p>
+        </w:tc>
+        <w:tc>
+          <w:tcPr>
+            <w:shd w:fill="EAEAEA"/>
+          </w:tcPr>
+          <w:p>
+            <w:pPr>
+              <w:pStyle w:val="Compact"/>
+              <w:ind w:firstLine="0"/>
+              <w:jc w:val="right"/>
+            </w:pPr>
+            <w:r>
+              <w:rPr>
+                <w:rFonts w:ascii="宋体" w:hAnsi="宋体" w:eastAsia="宋体"/>
+                <w:sz w:val="19"/>
+              </w:rPr>
+              <w:t xml:space="preserve">Huang RUL Score</w:t>
+            </w:r>
+          </w:p>
+        </w:tc>
+      </w:tr>
+      <w:tr>
+        <w:tc>
+          <w:p>
+            <w:pPr>
+              <w:pStyle w:val="Compact"/>
+              <w:ind w:firstLine="0"/>
+              <w:jc w:val="left"/>
+            </w:pPr>
+            <w:r>
+              <w:rPr>
+                <w:rFonts w:ascii="宋体" w:hAnsi="宋体" w:eastAsia="宋体"/>
+                <w:sz w:val="19"/>
+              </w:rPr>
+              <w:t xml:space="preserve">XJTU-SY Condition 1</w:t>
+            </w:r>
+          </w:p>
+        </w:tc>
+        <w:tc>
+          <w:p>
+            <w:pPr>
+              <w:pStyle w:val="Compact"/>
+              <w:ind w:firstLine="0"/>
+              <w:jc w:val="right"/>
+            </w:pPr>
+            <w:r>
+              <w:rPr>
+                <w:rFonts w:ascii="宋体" w:hAnsi="宋体" w:eastAsia="宋体"/>
+                <w:sz w:val="19"/>
+              </w:rPr>
+              <w:t xml:space="preserve">2280.512</w:t>
+            </w:r>
+          </w:p>
+        </w:tc>
+        <w:tc>
+          <w:p>
+            <w:pPr>
+              <w:pStyle w:val="Compact"/>
+              <w:ind w:firstLine="0"/>
+              <w:jc w:val="right"/>
+            </w:pPr>
+            <w:r>
+              <w:rPr>
+                <w:rFonts w:ascii="宋体" w:hAnsi="宋体" w:eastAsia="宋体"/>
+                <w:sz w:val="19"/>
+              </w:rPr>
+              <w:t xml:space="preserve">0.603310</w:t>
+            </w:r>
+          </w:p>
+        </w:tc>
+        <w:tc>
+          <w:p>
+            <w:pPr>
+              <w:pStyle w:val="Compact"/>
+              <w:ind w:firstLine="0"/>
+              <w:jc w:val="right"/>
+            </w:pPr>
+            <w:r>
+              <w:rPr>
+                <w:rFonts w:ascii="宋体" w:hAnsi="宋体" w:eastAsia="宋体"/>
+                <w:sz w:val="19"/>
+              </w:rPr>
+              <w:t xml:space="preserve">-2.275391</w:t>
+            </w:r>
+          </w:p>
+        </w:tc>
+        <w:tc>
+          <w:p>
+            <w:pPr>
+              <w:pStyle w:val="Compact"/>
+              <w:ind w:firstLine="0"/>
+              <w:jc w:val="right"/>
+            </w:pPr>
+            <w:r>
+              <w:rPr>
+                <w:rFonts w:ascii="宋体" w:hAnsi="宋体" w:eastAsia="宋体"/>
+                <w:sz w:val="19"/>
+              </w:rPr>
+              <w:t xml:space="preserve">27.303331</w:t>
+            </w:r>
+          </w:p>
+        </w:tc>
+      </w:tr>
+      <w:tr>
+        <w:tc>
+          <w:p>
+            <w:pPr>
+              <w:pStyle w:val="Compact"/>
+              <w:ind w:firstLine="0"/>
+              <w:jc w:val="left"/>
+            </w:pPr>
+            <w:r>
+              <w:rPr>
+                <w:rFonts w:ascii="宋体" w:hAnsi="宋体" w:eastAsia="宋体"/>
+                <w:sz w:val="19"/>
+              </w:rPr>
+              <w:t xml:space="preserve">XJTU-SY Condition 2</w:t>
+            </w:r>
+          </w:p>
+        </w:tc>
+        <w:tc>
+          <w:p>
+            <w:pPr>
+              <w:pStyle w:val="Compact"/>
+              <w:ind w:firstLine="0"/>
+              <w:jc w:val="right"/>
+            </w:pPr>
+            <w:r>
+              <w:rPr>
+                <w:rFonts w:ascii="宋体" w:hAnsi="宋体" w:eastAsia="宋体"/>
+                <w:sz w:val="19"/>
+              </w:rPr>
+              <w:t xml:space="preserve">7688.563</w:t>
+            </w:r>
+          </w:p>
+        </w:tc>
+        <w:tc>
+          <w:p>
+            <w:pPr>
+              <w:pStyle w:val="Compact"/>
+              <w:ind w:firstLine="0"/>
+              <w:jc w:val="right"/>
+            </w:pPr>
+            <w:r>
+              <w:rPr>
+                <w:rFonts w:ascii="宋体" w:hAnsi="宋体" w:eastAsia="宋体"/>
+                <w:sz w:val="19"/>
+              </w:rPr>
+              <w:t xml:space="preserve">0.601609</w:t>
+            </w:r>
+          </w:p>
+        </w:tc>
+        <w:tc>
+          <w:p>
+            <w:pPr>
+              <w:pStyle w:val="Compact"/>
+              <w:ind w:firstLine="0"/>
+              <w:jc w:val="right"/>
+            </w:pPr>
+            <w:r>
+              <w:rPr>
+                <w:rFonts w:ascii="宋体" w:hAnsi="宋体" w:eastAsia="宋体"/>
+                <w:sz w:val="19"/>
+              </w:rPr>
+              <w:t xml:space="preserve">-2.257361</w:t>
+            </w:r>
+          </w:p>
+        </w:tc>
+        <w:tc>
+          <w:p>
+            <w:pPr>
+              <w:pStyle w:val="Compact"/>
+              <w:ind w:firstLine="0"/>
+              <w:jc w:val="right"/>
+            </w:pPr>
+            <w:r>
+              <w:rPr>
+                <w:rFonts w:ascii="宋体" w:hAnsi="宋体" w:eastAsia="宋体"/>
+                <w:sz w:val="19"/>
+              </w:rPr>
+              <w:t xml:space="preserve">27.385834</w:t>
+            </w:r>
+          </w:p>
+        </w:tc>
+      </w:tr>
+      <w:tr>
+        <w:tc>
+          <w:p>
+            <w:pPr>
+              <w:pStyle w:val="Compact"/>
+              <w:ind w:firstLine="0"/>
+              <w:jc w:val="left"/>
+            </w:pPr>
+            <w:r>
+              <w:rPr>
+                <w:rFonts w:ascii="宋体" w:hAnsi="宋体" w:eastAsia="宋体"/>
+                <w:sz w:val="19"/>
+              </w:rPr>
+              <w:t xml:space="preserve">XJTU-SY Condition 3</w:t>
+            </w:r>
+          </w:p>
+        </w:tc>
+        <w:tc>
+          <w:p>
+            <w:pPr>
+              <w:pStyle w:val="Compact"/>
+              <w:ind w:firstLine="0"/>
+              <w:jc w:val="right"/>
+            </w:pPr>
+            <w:r>
+              <w:rPr>
+                <w:rFonts w:ascii="宋体" w:hAnsi="宋体" w:eastAsia="宋体"/>
+                <w:sz w:val="19"/>
+              </w:rPr>
+              <w:t xml:space="preserve">5348.922</w:t>
+            </w:r>
+          </w:p>
+        </w:tc>
+        <w:tc>
+          <w:p>
+            <w:pPr>
+              <w:pStyle w:val="Compact"/>
+              <w:ind w:firstLine="0"/>
+              <w:jc w:val="right"/>
+            </w:pPr>
+            <w:r>
+              <w:rPr>
+                <w:rFonts w:ascii="宋体" w:hAnsi="宋体" w:eastAsia="宋体"/>
+                <w:sz w:val="19"/>
+              </w:rPr>
+              <w:t xml:space="preserve">0.602356</w:t>
+            </w:r>
+          </w:p>
+        </w:tc>
+        <w:tc>
+          <w:p>
+            <w:pPr>
+              <w:pStyle w:val="Compact"/>
+              <w:ind w:firstLine="0"/>
+              <w:jc w:val="right"/>
+            </w:pPr>
+            <w:r>
+              <w:rPr>
+                <w:rFonts w:ascii="宋体" w:hAnsi="宋体" w:eastAsia="宋体"/>
+                <w:sz w:val="19"/>
+              </w:rPr>
+              <w:t xml:space="preserve">-2.262244</w:t>
+            </w:r>
+          </w:p>
+        </w:tc>
+        <w:tc>
+          <w:p>
+            <w:pPr>
+              <w:pStyle w:val="Compact"/>
+              <w:ind w:firstLine="0"/>
+              <w:jc w:val="right"/>
+            </w:pPr>
+            <w:r>
+              <w:rPr>
+                <w:rFonts w:ascii="宋体" w:hAnsi="宋体" w:eastAsia="宋体"/>
+                <w:sz w:val="19"/>
+              </w:rPr>
+              <w:t xml:space="preserve">27.354392</w:t>
+            </w:r>
+          </w:p>
+        </w:tc>
+      </w:tr>
+      <w:tr>
+        <w:tc>
+          <w:p>
+            <w:pPr>
+              <w:pStyle w:val="Compact"/>
+              <w:ind w:firstLine="0"/>
+              <w:jc w:val="left"/>
+            </w:pPr>
+            <w:r>
+              <w:rPr>
+                <w:rFonts w:ascii="宋体" w:hAnsi="宋体" w:eastAsia="宋体"/>
+                <w:sz w:val="19"/>
+              </w:rPr>
+              <w:t xml:space="preserve">PHM2012 Condition 1</w:t>
+            </w:r>
+          </w:p>
+        </w:tc>
+        <w:tc>
+          <w:p>
+            <w:pPr>
+              <w:pStyle w:val="Compact"/>
+              <w:ind w:firstLine="0"/>
+              <w:jc w:val="right"/>
+            </w:pPr>
+            <w:r>
+              <w:rPr>
+                <w:rFonts w:ascii="宋体" w:hAnsi="宋体" w:eastAsia="宋体"/>
+                <w:sz w:val="19"/>
+              </w:rPr>
+              <w:t xml:space="preserve">9641.803</w:t>
+            </w:r>
+          </w:p>
+        </w:tc>
+        <w:tc>
+          <w:p>
+            <w:pPr>
+              <w:pStyle w:val="Compact"/>
+              <w:ind w:firstLine="0"/>
+              <w:jc w:val="right"/>
+            </w:pPr>
+            <w:r>
+              <w:rPr>
+                <w:rFonts w:ascii="宋体" w:hAnsi="宋体" w:eastAsia="宋体"/>
+                <w:sz w:val="19"/>
+              </w:rPr>
+              <w:t xml:space="preserve">1.337282</w:t>
+            </w:r>
+          </w:p>
+        </w:tc>
+        <w:tc>
+          <w:p>
+            <w:pPr>
+              <w:pStyle w:val="Compact"/>
+              <w:ind w:firstLine="0"/>
+              <w:jc w:val="right"/>
+            </w:pPr>
+            <w:r>
+              <w:rPr>
+                <w:rFonts w:ascii="宋体" w:hAnsi="宋体" w:eastAsia="宋体"/>
+                <w:sz w:val="19"/>
+              </w:rPr>
+              <w:t xml:space="preserve">-15.110842</w:t>
+            </w:r>
+          </w:p>
+        </w:tc>
+        <w:tc>
+          <w:p>
+            <w:pPr>
+              <w:pStyle w:val="Compact"/>
+              <w:ind w:firstLine="0"/>
+              <w:jc w:val="right"/>
+            </w:pPr>
+            <w:r>
+              <w:rPr>
+                <w:rFonts w:ascii="宋体" w:hAnsi="宋体" w:eastAsia="宋体"/>
+                <w:sz w:val="19"/>
+              </w:rPr>
+              <w:t xml:space="preserve">31.989850</w:t>
+            </w:r>
+          </w:p>
+        </w:tc>
+      </w:tr>
+      <w:tr>
+        <w:tc>
+          <w:p>
+            <w:pPr>
+              <w:pStyle w:val="Compact"/>
+              <w:ind w:firstLine="0"/>
+              <w:jc w:val="left"/>
+            </w:pPr>
+            <w:r>
+              <w:rPr>
+                <w:rFonts w:ascii="宋体" w:hAnsi="宋体" w:eastAsia="宋体"/>
+                <w:sz w:val="19"/>
+              </w:rPr>
+              <w:t xml:space="preserve">PHM2012 Condition 2</w:t>
+            </w:r>
+          </w:p>
+        </w:tc>
+        <w:tc>
+          <w:p>
+            <w:pPr>
+              <w:pStyle w:val="Compact"/>
+              <w:ind w:firstLine="0"/>
+              <w:jc w:val="right"/>
+            </w:pPr>
+            <w:r>
+              <w:rPr>
+                <w:rFonts w:ascii="宋体" w:hAnsi="宋体" w:eastAsia="宋体"/>
+                <w:sz w:val="19"/>
+              </w:rPr>
+              <w:t xml:space="preserve">10065.537</w:t>
+            </w:r>
+          </w:p>
+        </w:tc>
+        <w:tc>
+          <w:p>
+            <w:pPr>
+              <w:pStyle w:val="Compact"/>
+              <w:ind w:firstLine="0"/>
+              <w:jc w:val="right"/>
+            </w:pPr>
+            <w:r>
+              <w:rPr>
+                <w:rFonts w:ascii="宋体" w:hAnsi="宋体" w:eastAsia="宋体"/>
+                <w:sz w:val="19"/>
+              </w:rPr>
+              <w:t xml:space="preserve">2.092627</w:t>
+            </w:r>
+          </w:p>
+        </w:tc>
+        <w:tc>
+          <w:p>
+            <w:pPr>
+              <w:pStyle w:val="Compact"/>
+              <w:ind w:firstLine="0"/>
+              <w:jc w:val="right"/>
+            </w:pPr>
+            <w:r>
+              <w:rPr>
+                <w:rFonts w:ascii="宋体" w:hAnsi="宋体" w:eastAsia="宋体"/>
+                <w:sz w:val="19"/>
+              </w:rPr>
+              <w:t xml:space="preserve">-38.470269</w:t>
+            </w:r>
+          </w:p>
+        </w:tc>
+        <w:tc>
+          <w:p>
+            <w:pPr>
+              <w:pStyle w:val="Compact"/>
+              <w:ind w:firstLine="0"/>
+              <w:jc w:val="right"/>
+            </w:pPr>
+            <w:r>
+              <w:rPr>
+                <w:rFonts w:ascii="宋体" w:hAnsi="宋体" w:eastAsia="宋体"/>
+                <w:sz w:val="19"/>
+              </w:rPr>
+              <w:t xml:space="preserve">31.984371</w:t>
+            </w:r>
+          </w:p>
+        </w:tc>
+      </w:tr>
+      <w:tr>
+        <w:tc>
+          <w:p>
+            <w:pPr>
+              <w:pStyle w:val="Compact"/>
+              <w:ind w:firstLine="0"/>
+              <w:jc w:val="left"/>
+            </w:pPr>
+            <w:r>
+              <w:rPr>
+                <w:rFonts w:ascii="宋体" w:hAnsi="宋体" w:eastAsia="宋体"/>
+                <w:sz w:val="19"/>
+              </w:rPr>
+              <w:t xml:space="preserve">PHM2012 Condition 3</w:t>
+            </w:r>
+          </w:p>
+        </w:tc>
+        <w:tc>
+          <w:p>
+            <w:pPr>
+              <w:pStyle w:val="Compact"/>
+              <w:ind w:firstLine="0"/>
+              <w:jc w:val="right"/>
+            </w:pPr>
+            <w:r>
+              <w:rPr>
+                <w:rFonts w:ascii="宋体" w:hAnsi="宋体" w:eastAsia="宋体"/>
+                <w:sz w:val="19"/>
+              </w:rPr>
+              <w:t xml:space="preserve">1594.675</w:t>
+            </w:r>
+          </w:p>
+        </w:tc>
+        <w:tc>
+          <w:p>
+            <w:pPr>
+              <w:pStyle w:val="Compact"/>
+              <w:ind w:firstLine="0"/>
+              <w:jc w:val="right"/>
+            </w:pPr>
+            <w:r>
+              <w:rPr>
+                <w:rFonts w:ascii="宋体" w:hAnsi="宋体" w:eastAsia="宋体"/>
+                <w:sz w:val="19"/>
+              </w:rPr>
+              <w:t xml:space="preserve">1.130975</w:t>
+            </w:r>
+          </w:p>
+        </w:tc>
+        <w:tc>
+          <w:p>
+            <w:pPr>
+              <w:pStyle w:val="Compact"/>
+              <w:ind w:firstLine="0"/>
+              <w:jc w:val="right"/>
+            </w:pPr>
+            <w:r>
+              <w:rPr>
+                <w:rFonts w:ascii="宋体" w:hAnsi="宋体" w:eastAsia="宋体"/>
+                <w:sz w:val="19"/>
+              </w:rPr>
+              <w:t xml:space="preserve">-10.581817</w:t>
+            </w:r>
+          </w:p>
+        </w:tc>
+        <w:tc>
+          <w:p>
+            <w:pPr>
+              <w:pStyle w:val="Compact"/>
+              <w:ind w:firstLine="0"/>
+              <w:jc w:val="right"/>
+            </w:pPr>
+            <w:r>
+              <w:rPr>
+                <w:rFonts w:ascii="宋体" w:hAnsi="宋体" w:eastAsia="宋体"/>
+                <w:sz w:val="19"/>
+              </w:rPr>
+              <w:t xml:space="preserve">31.883923</w:t>
+            </w:r>
+          </w:p>
+        </w:tc>
+      </w:tr>
+    </w:tbl>
+    <w:p>
+      <w:pPr>
+        <w:pStyle w:val="BodyText"/>
+      </w:pPr>
+      <w:r>
+        <w:rPr>
+          <w:rFonts w:ascii="宋体" w:hAnsi="宋体" w:eastAsia="宋体"/>
+        </w:rPr>
+        <w:t xml:space="preserve">输出编号说明：</w:t>
+      </w:r>
+    </w:p>
+    <w:tbl>
+      <w:tblPr>
+        <w:tblStyle w:val="Table"/>
+        <w:tblW w:type="pct" w:w="0.0"/>
+        <w:tblLook w:firstRow="1" w:lastRow="0" w:firstColumn="0" w:lastColumn="0" w:noHBand="0" w:noVBand="0" w:val="0020"/>
+        <w:tblBorders>
+          <w:top w:val="single" w:sz="4" w:space="0" w:color="BFBFBF"/>
+          <w:left w:val="single" w:sz="4" w:space="0" w:color="BFBFBF"/>
+          <w:bottom w:val="single" w:sz="4" w:space="0" w:color="BFBFBF"/>
+          <w:right w:val="single" w:sz="4" w:space="0" w:color="BFBFBF"/>
+          <w:insideH w:val="single" w:sz="4" w:space="0" w:color="BFBFBF"/>
+          <w:insideV w:val="single" w:sz="4" w:space="0" w:color="BFBFBF"/>
+        </w:tblBorders>
+      </w:tblPr>
+      <w:tblGrid/>
+      <w:tr>
+        <w:tc>
+          <w:tcPr>
+            <w:shd w:fill="EAEAEA"/>
+          </w:tcPr>
+          <w:p>
+            <w:pPr>
+              <w:pStyle w:val="Compact"/>
+              <w:ind w:firstLine="0"/>
+              <w:jc w:val="left"/>
+            </w:pPr>
+            <w:r>
+              <w:rPr>
+                <w:rFonts w:ascii="宋体" w:hAnsi="宋体" w:eastAsia="宋体"/>
+                <w:sz w:val="19"/>
+              </w:rPr>
+              <w:t xml:space="preserve">编号</w:t>
+            </w:r>
+          </w:p>
+        </w:tc>
+        <w:tc>
+          <w:tcPr>
+            <w:shd w:fill="EAEAEA"/>
+          </w:tcPr>
+          <w:p>
+            <w:pPr>
+              <w:pStyle w:val="Compact"/>
+              <w:ind w:firstLine="0"/>
+              <w:jc w:val="left"/>
+            </w:pPr>
+            <w:r>
+              <w:rPr>
+                <w:rFonts w:ascii="宋体" w:hAnsi="宋体" w:eastAsia="宋体"/>
+                <w:sz w:val="19"/>
+              </w:rPr>
+              <w:t xml:space="preserve">comparison 文件</w:t>
+            </w:r>
+          </w:p>
+        </w:tc>
+      </w:tr>
+      <w:tr>
+        <w:tc>
+          <w:p>
+            <w:pPr>
+              <w:pStyle w:val="Compact"/>
+              <w:ind w:firstLine="0"/>
+              <w:jc w:val="left"/>
+            </w:pPr>
+            <w:r>
+              <w:rPr>
+                <w:rFonts w:ascii="宋体" w:hAnsi="宋体" w:eastAsia="宋体"/>
+                <w:sz w:val="19"/>
+              </w:rPr>
+              <w:t xml:space="preserve">A1</w:t>
+            </w:r>
+          </w:p>
+        </w:tc>
+        <w:tc>
+          <w:p>
+            <w:pPr>
+              <w:pStyle w:val="Compact"/>
+              <w:ind w:firstLine="0"/>
+              <w:jc w:val="left"/>
+            </w:pPr>
+            <w:r>
+              <w:rPr>
+                <w:rStyle w:val="VerbatimChar"/>
+                <w:rFonts w:ascii="宋体" w:hAnsi="宋体" w:eastAsia="宋体"/>
+                <w:sz w:val="19"/>
+              </w:rPr>
+              <w:t xml:space="preserve">tmp/paper_repro_real_metrics/.../comparison_metrics.csv</w:t>
+            </w:r>
+          </w:p>
+        </w:tc>
+      </w:tr>
+      <w:tr>
+        <w:tc>
+          <w:p>
+            <w:pPr>
+              <w:pStyle w:val="Compact"/>
+              <w:ind w:firstLine="0"/>
+              <w:jc w:val="left"/>
+            </w:pPr>
+            <w:r>
+              <w:rPr>
+                <w:rFonts w:ascii="宋体" w:hAnsi="宋体" w:eastAsia="宋体"/>
+                <w:sz w:val="19"/>
+              </w:rPr>
+              <w:t xml:space="preserve">A2</w:t>
+            </w:r>
+          </w:p>
+        </w:tc>
+        <w:tc>
+          <w:p>
+            <w:pPr>
+              <w:pStyle w:val="Compact"/>
+              <w:ind w:firstLine="0"/>
+              <w:jc w:val="left"/>
+            </w:pPr>
+            <w:r>
+              <w:rPr>
+                <w:rStyle w:val="VerbatimChar"/>
+                <w:rFonts w:ascii="宋体" w:hAnsi="宋体" w:eastAsia="宋体"/>
+                <w:sz w:val="19"/>
+              </w:rPr>
+              <w:t xml:space="preserve">tmp/paper_repro_xlstm_transformer/.../comparison_metrics.csv</w:t>
+            </w:r>
+          </w:p>
+        </w:tc>
+      </w:tr>
+    </w:tbl>
+    <w:bookmarkEnd w:id="28"/>
+    <w:bookmarkStart w:id="29" w:name="原始输出摘录"/>
+    <w:p>
+      <w:pPr>
+        <w:pStyle w:val="Heading3"/>
+      </w:pPr>
+      <w:r>
+        <w:rPr>
+          <w:rFonts w:ascii="黑体" w:hAnsi="黑体" w:eastAsia="黑体"/>
+        </w:rPr>
+        <w:t xml:space="preserve">5.3 原始输出摘录</w:t>
+      </w:r>
+    </w:p>
+    <w:p>
+      <w:pPr>
+        <w:pStyle w:val="SourceCode"/>
+      </w:pPr>
+      <w:r>
+        <w:rPr>
+          <w:rStyle w:val="VerbatimChar"/>
+          <w:rFonts w:ascii="宋体" w:hAnsi="宋体" w:eastAsia="宋体"/>
+        </w:rPr>
+        <w:t xml:space="preserve">$ uv run --extra dev pytest &lt;focused paper/example tests&gt; -q</w:t>
+      </w:r>
+      <w:r>
+        <w:rPr>
+          <w:rFonts w:ascii="宋体" w:hAnsi="宋体" w:eastAsia="宋体"/>
+        </w:rPr>
+        <w:br/>
+      </w:r>
+      <w:r>
+        <w:rPr>
+          <w:rStyle w:val="VerbatimChar"/>
+          <w:rFonts w:ascii="宋体" w:hAnsi="宋体" w:eastAsia="宋体"/>
+        </w:rPr>
+        <w:t xml:space="preserve">....................                                                     [100%]</w:t>
+      </w:r>
+      <w:r>
+        <w:rPr>
+          <w:rFonts w:ascii="宋体" w:hAnsi="宋体" w:eastAsia="宋体"/>
+        </w:rPr>
+        <w:br/>
+      </w:r>
+      <w:r>
+        <w:rPr>
+          <w:rStyle w:val="VerbatimChar"/>
+          <w:rFonts w:ascii="宋体" w:hAnsi="宋体" w:eastAsia="宋体"/>
+        </w:rPr>
+        <w:t xml:space="preserve">20 passed in 6.40s</w:t>
+      </w:r>
+      <w:r>
+        <w:rPr>
+          <w:rFonts w:ascii="宋体" w:hAnsi="宋体" w:eastAsia="宋体"/>
+        </w:rPr>
+        <w:br/>
+      </w:r>
+      <w:r>
+        <w:rPr>
+          <w:rFonts w:ascii="宋体" w:hAnsi="宋体" w:eastAsia="宋体"/>
+        </w:rPr>
+        <w:br/>
+      </w:r>
+      <w:r>
+        <w:rPr>
+          <w:rStyle w:val="VerbatimChar"/>
+          <w:rFonts w:ascii="宋体" w:hAnsi="宋体" w:eastAsia="宋体"/>
+        </w:rPr>
+        <w:t xml:space="preserve">$ uv run --extra dev pytest -q</w:t>
+      </w:r>
+      <w:r>
+        <w:rPr>
+          <w:rFonts w:ascii="宋体" w:hAnsi="宋体" w:eastAsia="宋体"/>
+        </w:rPr>
+        <w:br/>
+      </w:r>
+      <w:r>
+        <w:rPr>
+          <w:rStyle w:val="VerbatimChar"/>
+          <w:rFonts w:ascii="宋体" w:hAnsi="宋体" w:eastAsia="宋体"/>
+        </w:rPr>
+        <w:t xml:space="preserve">...............................                                          [100%]</w:t>
+      </w:r>
+      <w:r>
+        <w:rPr>
+          <w:rFonts w:ascii="宋体" w:hAnsi="宋体" w:eastAsia="宋体"/>
+        </w:rPr>
+        <w:br/>
+      </w:r>
+      <w:r>
+        <w:rPr>
+          <w:rStyle w:val="VerbatimChar"/>
+          <w:rFonts w:ascii="宋体" w:hAnsi="宋体" w:eastAsia="宋体"/>
+        </w:rPr>
+        <w:t xml:space="preserve">31 passed in 8.45s</w:t>
+      </w:r>
+    </w:p>
+    <w:p>
+      <w:pPr>
+        <w:pStyle w:val="FirstParagraph"/>
+      </w:pPr>
+      <w:r>
+        <w:rPr>
+          <w:rFonts w:ascii="宋体" w:hAnsi="宋体" w:eastAsia="宋体"/>
+        </w:rPr>
+        <w:t xml:space="preserve">真实训练命令执行后，两个 workflow 均返回</w:t>
+      </w:r>
+      <w:r>
+        <w:rPr>
+          <w:rFonts w:ascii="宋体" w:hAnsi="宋体" w:eastAsia="宋体"/>
+        </w:rPr>
+        <w:t xml:space="preserve"> </w:t>
+      </w:r>
+      <w:r>
+        <w:rPr>
+          <w:rStyle w:val="VerbatimChar"/>
+          <w:rFonts w:ascii="宋体" w:hAnsi="宋体" w:eastAsia="宋体"/>
+        </w:rPr>
+        <w:t xml:space="preserve">comparison_metrics.csv</w:t>
+      </w:r>
+      <w:r>
+        <w:rPr>
+          <w:rFonts w:ascii="宋体" w:hAnsi="宋体" w:eastAsia="宋体"/>
+        </w:rPr>
+        <w:t xml:space="preserve"> </w:t>
+      </w:r>
+      <w:r>
+        <w:rPr>
+          <w:rFonts w:ascii="宋体" w:hAnsi="宋体" w:eastAsia="宋体"/>
+        </w:rPr>
+        <w:t xml:space="preserve">路径，并在各模型目录下生成</w:t>
+      </w:r>
+      <w:r>
+        <w:rPr>
+          <w:rFonts w:ascii="宋体" w:hAnsi="宋体" w:eastAsia="宋体"/>
+        </w:rPr>
+        <w:t xml:space="preserve"> </w:t>
+      </w:r>
+      <w:r>
+        <w:rPr>
+          <w:rStyle w:val="VerbatimChar"/>
+          <w:rFonts w:ascii="宋体" w:hAnsi="宋体" w:eastAsia="宋体"/>
+        </w:rPr>
+        <w:t xml:space="preserve">history.csv</w:t>
+      </w:r>
+      <w:r>
+        <w:rPr>
+          <w:rFonts w:ascii="宋体" w:hAnsi="宋体" w:eastAsia="宋体"/>
+        </w:rPr>
+        <w:t xml:space="preserve">、</w:t>
+      </w:r>
+      <w:r>
+        <w:rPr>
+          <w:rStyle w:val="VerbatimChar"/>
+          <w:rFonts w:ascii="宋体" w:hAnsi="宋体" w:eastAsia="宋体"/>
+        </w:rPr>
+        <w:t xml:space="preserve">metrics.json</w:t>
+      </w:r>
+      <w:r>
+        <w:rPr>
+          <w:rFonts w:ascii="宋体" w:hAnsi="宋体" w:eastAsia="宋体"/>
+        </w:rPr>
+        <w:t xml:space="preserve"> </w:t>
+      </w:r>
+      <w:r>
+        <w:rPr>
+          <w:rFonts w:ascii="宋体" w:hAnsi="宋体" w:eastAsia="宋体"/>
+        </w:rPr>
+        <w:t xml:space="preserve">和</w:t>
+      </w:r>
+      <w:r>
+        <w:rPr>
+          <w:rFonts w:ascii="宋体" w:hAnsi="宋体" w:eastAsia="宋体"/>
+        </w:rPr>
+        <w:t xml:space="preserve"> </w:t>
+      </w:r>
+      <w:r>
+        <w:rPr>
+          <w:rStyle w:val="VerbatimChar"/>
+          <w:rFonts w:ascii="宋体" w:hAnsi="宋体" w:eastAsia="宋体"/>
+        </w:rPr>
+        <w:t xml:space="preserve">predictions.csv</w:t>
+      </w:r>
+      <w:r>
+        <w:rPr>
+          <w:rFonts w:ascii="宋体" w:hAnsi="宋体" w:eastAsia="宋体"/>
+        </w:rPr>
+        <w:t xml:space="preserve">。这些输出保留在</w:t>
+      </w:r>
+      <w:r>
+        <w:rPr>
+          <w:rFonts w:ascii="宋体" w:hAnsi="宋体" w:eastAsia="宋体"/>
+        </w:rPr>
+        <w:t xml:space="preserve"> </w:t>
+      </w:r>
+      <w:r>
+        <w:rPr>
+          <w:rStyle w:val="VerbatimChar"/>
+          <w:rFonts w:ascii="宋体" w:hAnsi="宋体" w:eastAsia="宋体"/>
+        </w:rPr>
+        <w:t xml:space="preserve">tmp/</w:t>
+      </w:r>
+      <w:r>
+        <w:rPr>
+          <w:rFonts w:ascii="宋体" w:hAnsi="宋体" w:eastAsia="宋体"/>
+        </w:rPr>
+        <w:t xml:space="preserve">，用于本地复查，不纳入 Git。</w:t>
+      </w:r>
+    </w:p>
+    <w:bookmarkEnd w:id="29"/>
+    <w:bookmarkEnd w:id="30"/>
+    <w:bookmarkStart w:id="31" w:name="测试结论"/>
     <w:p>
       <w:pPr>
         <w:pStyle w:val="Heading2"/>
@@ -2215,33 +3965,20 @@
         <w:rPr>
           <w:rFonts w:ascii="宋体" w:hAnsi="宋体" w:eastAsia="宋体"/>
         </w:rPr>
-        <w:t xml:space="preserve">focused 集成测试：</w:t>
+        <w:t xml:space="preserve">focused 集成测试：RUL 指标、两篇论文复现和 notebook 测试，结果为</w:t>
+      </w:r>
+      <w:r>
+        <w:rPr>
+          <w:rFonts w:ascii="宋体" w:hAnsi="宋体" w:eastAsia="宋体"/>
+        </w:rPr>
+        <w:t xml:space="preserve"> </w:t>
       </w:r>
       <w:r>
         <w:rPr>
           <w:rStyle w:val="VerbatimChar"/>
           <w:rFonts w:ascii="宋体" w:hAnsi="宋体" w:eastAsia="宋体"/>
         </w:rPr>
-        <w:t xml:space="preserve">uv run --extra dev pytest tests/test_rul_metrics.py tests/test_paper_cnn_lstm_attention.py tests/test_paper_xlstm_transformer.py tests/test_examples_notebooks.py -q</w:t>
-      </w:r>
-      <w:r>
-        <w:rPr>
-          <w:rFonts w:ascii="宋体" w:hAnsi="宋体" w:eastAsia="宋体"/>
-        </w:rPr>
-        <w:t xml:space="preserve">，结果为</w:t>
-      </w:r>
-      <w:r>
-        <w:rPr>
-          <w:rFonts w:ascii="宋体" w:hAnsi="宋体" w:eastAsia="宋体"/>
-        </w:rPr>
-        <w:t xml:space="preserve"> </w:t>
-      </w:r>
-      <w:r>
-        <w:rPr>
-          <w:rStyle w:val="VerbatimChar"/>
-          <w:rFonts w:ascii="宋体" w:hAnsi="宋体" w:eastAsia="宋体"/>
-        </w:rPr>
-        <w:t xml:space="preserve">20 passed in 7.02s</w:t>
+        <w:t xml:space="preserve">20 passed in 6.40s</w:t>
       </w:r>
       <w:r>
         <w:rPr>
@@ -2288,7 +4025,7 @@
           <w:rStyle w:val="VerbatimChar"/>
           <w:rFonts w:ascii="宋体" w:hAnsi="宋体" w:eastAsia="宋体"/>
         </w:rPr>
-        <w:t xml:space="preserve">31 passed in 8.12s</w:t>
+        <w:t xml:space="preserve">31 passed in 8.45s</w:t>
       </w:r>
       <w:r>
         <w:rPr>
@@ -2357,8 +4094,8 @@
         <w:t xml:space="preserve">集成测试证明系统不是孤立函数集合，而是具备完整业务链路的 RUL 预测框架。两个论文复现 workflow 能调用真实 loader、训练真实 PyTorch 模型、输出指标和训练历史，满足课程验收对可运行系统和实验复现的要求。</w:t>
       </w:r>
     </w:p>
-    <w:bookmarkEnd w:id="28"/>
-    <w:bookmarkEnd w:id="29"/>
+    <w:bookmarkEnd w:id="31"/>
+    <w:bookmarkEnd w:id="32"/>
     <w:sectPr>
       <w:pgMar w:top="1361" w:bottom="1247" w:left="1417" w:right="1417"/>
     </w:sectPr>

--- a/docx/final/14_集成测试报告.docx
+++ b/docx/final/14_集成测试报告.docx
@@ -36,9 +36,9 @@
       </w:pPr>
       <w:r>
         <w:rPr>
-          <w:rFonts w:ascii="黑体" w:hAnsi="黑体" w:eastAsia="黑体"/>
+          <w:rFonts w:ascii="宋体" w:hAnsi="宋体" w:eastAsia="宋体"/>
           <w:b/>
-          <w:sz w:val="40"/>
+          <w:sz w:val="48"/>
         </w:rPr>
         <w:t xml:space="preserve">工业轴承设备剩余寿命预测系统的实现：集成测试报告</w:t>
       </w:r>
@@ -50,7 +50,7 @@
       </w:pPr>
       <w:r>
         <w:rPr>
-          <w:rFonts w:ascii="黑体" w:hAnsi="黑体" w:eastAsia="黑体"/>
+          <w:rFonts w:ascii="宋体" w:hAnsi="宋体" w:eastAsia="宋体"/>
         </w:rPr>
         <w:t xml:space="preserve">文档信息</w:t>
       </w:r>
@@ -61,19 +61,19 @@
         <w:tblW w:type="pct" w:w="0.0"/>
         <w:tblLook w:firstRow="1" w:lastRow="0" w:firstColumn="0" w:lastColumn="0" w:noHBand="0" w:noVBand="0" w:val="0020"/>
         <w:tblBorders>
-          <w:top w:val="single" w:sz="4" w:space="0" w:color="BFBFBF"/>
-          <w:left w:val="single" w:sz="4" w:space="0" w:color="BFBFBF"/>
-          <w:bottom w:val="single" w:sz="4" w:space="0" w:color="BFBFBF"/>
-          <w:right w:val="single" w:sz="4" w:space="0" w:color="BFBFBF"/>
-          <w:insideH w:val="single" w:sz="4" w:space="0" w:color="BFBFBF"/>
-          <w:insideV w:val="single" w:sz="4" w:space="0" w:color="BFBFBF"/>
+          <w:top w:val="single" w:sz="4" w:space="0" w:color="000000"/>
+          <w:left w:val="single" w:sz="4" w:space="0" w:color="000000"/>
+          <w:bottom w:val="single" w:sz="4" w:space="0" w:color="000000"/>
+          <w:right w:val="single" w:sz="4" w:space="0" w:color="000000"/>
+          <w:insideH w:val="single" w:sz="4" w:space="0" w:color="000000"/>
+          <w:insideV w:val="single" w:sz="4" w:space="0" w:color="000000"/>
         </w:tblBorders>
       </w:tblPr>
       <w:tblGrid/>
       <w:tr>
         <w:tc>
           <w:tcPr>
-            <w:shd w:fill="EAEAEA"/>
+            <w:shd w:fill="FFFFFF"/>
           </w:tcPr>
           <w:p>
             <w:pPr>
@@ -84,7 +84,8 @@
             <w:r>
               <w:rPr>
                 <w:rFonts w:ascii="宋体" w:hAnsi="宋体" w:eastAsia="宋体"/>
-                <w:sz w:val="19"/>
+                <w:b/>
+                <w:sz w:val="21"/>
               </w:rPr>
               <w:t xml:space="preserve">项目</w:t>
             </w:r>
@@ -92,7 +93,7 @@
         </w:tc>
         <w:tc>
           <w:tcPr>
-            <w:shd w:fill="EAEAEA"/>
+            <w:shd w:fill="FFFFFF"/>
           </w:tcPr>
           <w:p>
             <w:pPr>
@@ -103,7 +104,8 @@
             <w:r>
               <w:rPr>
                 <w:rFonts w:ascii="宋体" w:hAnsi="宋体" w:eastAsia="宋体"/>
-                <w:sz w:val="19"/>
+                <w:b/>
+                <w:sz w:val="21"/>
               </w:rPr>
               <w:t xml:space="preserve">内容</w:t>
             </w:r>
@@ -121,7 +123,7 @@
             <w:r>
               <w:rPr>
                 <w:rFonts w:ascii="宋体" w:hAnsi="宋体" w:eastAsia="宋体"/>
-                <w:sz w:val="19"/>
+                <w:sz w:val="21"/>
               </w:rPr>
               <w:t xml:space="preserve">文档名称</w:t>
             </w:r>
@@ -137,7 +139,7 @@
             <w:r>
               <w:rPr>
                 <w:rFonts w:ascii="宋体" w:hAnsi="宋体" w:eastAsia="宋体"/>
-                <w:sz w:val="19"/>
+                <w:sz w:val="21"/>
               </w:rPr>
               <w:t xml:space="preserve">集成测试报告</w:t>
             </w:r>
@@ -155,7 +157,7 @@
             <w:r>
               <w:rPr>
                 <w:rFonts w:ascii="宋体" w:hAnsi="宋体" w:eastAsia="宋体"/>
-                <w:sz w:val="19"/>
+                <w:sz w:val="21"/>
               </w:rPr>
               <w:t xml:space="preserve">文档编号</w:t>
             </w:r>
@@ -171,7 +173,7 @@
             <w:r>
               <w:rPr>
                 <w:rFonts w:ascii="宋体" w:hAnsi="宋体" w:eastAsia="宋体"/>
-                <w:sz w:val="19"/>
+                <w:sz w:val="21"/>
               </w:rPr>
               <w:t xml:space="preserve">SE-PHM-FINAL-14</w:t>
             </w:r>
@@ -189,7 +191,7 @@
             <w:r>
               <w:rPr>
                 <w:rFonts w:ascii="宋体" w:hAnsi="宋体" w:eastAsia="宋体"/>
-                <w:sz w:val="19"/>
+                <w:sz w:val="21"/>
               </w:rPr>
               <w:t xml:space="preserve">文档阶段</w:t>
             </w:r>
@@ -205,7 +207,7 @@
             <w:r>
               <w:rPr>
                 <w:rFonts w:ascii="宋体" w:hAnsi="宋体" w:eastAsia="宋体"/>
-                <w:sz w:val="19"/>
+                <w:sz w:val="21"/>
               </w:rPr>
               <w:t xml:space="preserve">结题</w:t>
             </w:r>
@@ -223,7 +225,7 @@
             <w:r>
               <w:rPr>
                 <w:rFonts w:ascii="宋体" w:hAnsi="宋体" w:eastAsia="宋体"/>
-                <w:sz w:val="19"/>
+                <w:sz w:val="21"/>
               </w:rPr>
               <w:t xml:space="preserve">项目名称</w:t>
             </w:r>
@@ -239,7 +241,7 @@
             <w:r>
               <w:rPr>
                 <w:rFonts w:ascii="宋体" w:hAnsi="宋体" w:eastAsia="宋体"/>
-                <w:sz w:val="19"/>
+                <w:sz w:val="21"/>
               </w:rPr>
               <w:t xml:space="preserve">工业轴承设备剩余寿命预测系统的实现</w:t>
             </w:r>
@@ -257,7 +259,7 @@
             <w:r>
               <w:rPr>
                 <w:rFonts w:ascii="宋体" w:hAnsi="宋体" w:eastAsia="宋体"/>
-                <w:sz w:val="19"/>
+                <w:sz w:val="21"/>
               </w:rPr>
               <w:t xml:space="preserve">课程</w:t>
             </w:r>
@@ -273,7 +275,7 @@
             <w:r>
               <w:rPr>
                 <w:rFonts w:ascii="宋体" w:hAnsi="宋体" w:eastAsia="宋体"/>
-                <w:sz w:val="19"/>
+                <w:sz w:val="21"/>
               </w:rPr>
               <w:t xml:space="preserve">中国科学技术大学软件学院《软件工程》</w:t>
             </w:r>
@@ -291,7 +293,7 @@
             <w:r>
               <w:rPr>
                 <w:rFonts w:ascii="宋体" w:hAnsi="宋体" w:eastAsia="宋体"/>
-                <w:sz w:val="19"/>
+                <w:sz w:val="21"/>
               </w:rPr>
               <w:t xml:space="preserve">指导老师</w:t>
             </w:r>
@@ -307,7 +309,7 @@
             <w:r>
               <w:rPr>
                 <w:rFonts w:ascii="宋体" w:hAnsi="宋体" w:eastAsia="宋体"/>
-                <w:sz w:val="19"/>
+                <w:sz w:val="21"/>
               </w:rPr>
               <w:t xml:space="preserve">zjf</w:t>
             </w:r>
@@ -325,7 +327,7 @@
             <w:r>
               <w:rPr>
                 <w:rFonts w:ascii="宋体" w:hAnsi="宋体" w:eastAsia="宋体"/>
-                <w:sz w:val="19"/>
+                <w:sz w:val="21"/>
               </w:rPr>
               <w:t xml:space="preserve">小组成员</w:t>
             </w:r>
@@ -341,7 +343,7 @@
             <w:r>
               <w:rPr>
                 <w:rFonts w:ascii="宋体" w:hAnsi="宋体" w:eastAsia="宋体"/>
-                <w:sz w:val="19"/>
+                <w:sz w:val="21"/>
               </w:rPr>
               <w:t xml:space="preserve">zyj、cyy、zdh、zy</w:t>
             </w:r>
@@ -359,7 +361,7 @@
             <w:r>
               <w:rPr>
                 <w:rFonts w:ascii="宋体" w:hAnsi="宋体" w:eastAsia="宋体"/>
-                <w:sz w:val="19"/>
+                <w:sz w:val="21"/>
               </w:rPr>
               <w:t xml:space="preserve">文档负责人</w:t>
             </w:r>
@@ -375,7 +377,7 @@
             <w:r>
               <w:rPr>
                 <w:rFonts w:ascii="宋体" w:hAnsi="宋体" w:eastAsia="宋体"/>
-                <w:sz w:val="19"/>
+                <w:sz w:val="21"/>
               </w:rPr>
               <w:t xml:space="preserve">zy</w:t>
             </w:r>
@@ -393,7 +395,7 @@
             <w:r>
               <w:rPr>
                 <w:rFonts w:ascii="宋体" w:hAnsi="宋体" w:eastAsia="宋体"/>
-                <w:sz w:val="19"/>
+                <w:sz w:val="21"/>
               </w:rPr>
               <w:t xml:space="preserve">参与编写</w:t>
             </w:r>
@@ -409,7 +411,7 @@
             <w:r>
               <w:rPr>
                 <w:rFonts w:ascii="宋体" w:hAnsi="宋体" w:eastAsia="宋体"/>
-                <w:sz w:val="19"/>
+                <w:sz w:val="21"/>
               </w:rPr>
               <w:t xml:space="preserve">zyj、cyy、zdh</w:t>
             </w:r>
@@ -427,7 +429,7 @@
             <w:r>
               <w:rPr>
                 <w:rFonts w:ascii="宋体" w:hAnsi="宋体" w:eastAsia="宋体"/>
-                <w:sz w:val="19"/>
+                <w:sz w:val="21"/>
               </w:rPr>
               <w:t xml:space="preserve">版本</w:t>
             </w:r>
@@ -443,7 +445,7 @@
             <w:r>
               <w:rPr>
                 <w:rFonts w:ascii="宋体" w:hAnsi="宋体" w:eastAsia="宋体"/>
-                <w:sz w:val="19"/>
+                <w:sz w:val="21"/>
               </w:rPr>
               <w:t xml:space="preserve">V3.0</w:t>
             </w:r>
@@ -461,7 +463,7 @@
             <w:r>
               <w:rPr>
                 <w:rFonts w:ascii="宋体" w:hAnsi="宋体" w:eastAsia="宋体"/>
-                <w:sz w:val="19"/>
+                <w:sz w:val="21"/>
               </w:rPr>
               <w:t xml:space="preserve">修订日期</w:t>
             </w:r>
@@ -477,7 +479,7 @@
             <w:r>
               <w:rPr>
                 <w:rFonts w:ascii="宋体" w:hAnsi="宋体" w:eastAsia="宋体"/>
-                <w:sz w:val="19"/>
+                <w:sz w:val="21"/>
               </w:rPr>
               <w:t xml:space="preserve">2026-06-14</w:t>
             </w:r>
@@ -495,7 +497,7 @@
             <w:r>
               <w:rPr>
                 <w:rFonts w:ascii="宋体" w:hAnsi="宋体" w:eastAsia="宋体"/>
-                <w:sz w:val="19"/>
+                <w:sz w:val="21"/>
               </w:rPr>
               <w:t xml:space="preserve">归档形式</w:t>
             </w:r>
@@ -511,7 +513,7 @@
             <w:r>
               <w:rPr>
                 <w:rFonts w:ascii="宋体" w:hAnsi="宋体" w:eastAsia="宋体"/>
-                <w:sz w:val="19"/>
+                <w:sz w:val="21"/>
               </w:rPr>
               <w:t xml:space="preserve">Markdown 源文件、PDF、DOCX</w:t>
             </w:r>
@@ -529,7 +531,7 @@
             <w:r>
               <w:rPr>
                 <w:rFonts w:ascii="宋体" w:hAnsi="宋体" w:eastAsia="宋体"/>
-                <w:sz w:val="19"/>
+                <w:sz w:val="21"/>
               </w:rPr>
               <w:t xml:space="preserve">内容基线</w:t>
             </w:r>
@@ -545,7 +547,7 @@
             <w:r>
               <w:rPr>
                 <w:rFonts w:ascii="宋体" w:hAnsi="宋体" w:eastAsia="宋体"/>
-                <w:sz w:val="19"/>
+                <w:sz w:val="21"/>
               </w:rPr>
               <w:t xml:space="preserve">端到端链路、输出物检查和集成测试结论</w:t>
             </w:r>
@@ -561,7 +563,7 @@
       </w:pPr>
       <w:r>
         <w:rPr>
-          <w:rFonts w:ascii="黑体" w:hAnsi="黑体" w:eastAsia="黑体"/>
+          <w:rFonts w:ascii="宋体" w:hAnsi="宋体" w:eastAsia="宋体"/>
         </w:rPr>
         <w:t xml:space="preserve">修订记录</w:t>
       </w:r>
@@ -572,19 +574,19 @@
         <w:tblW w:type="pct" w:w="0.0"/>
         <w:tblLook w:firstRow="1" w:lastRow="0" w:firstColumn="0" w:lastColumn="0" w:noHBand="0" w:noVBand="0" w:val="0020"/>
         <w:tblBorders>
-          <w:top w:val="single" w:sz="4" w:space="0" w:color="BFBFBF"/>
-          <w:left w:val="single" w:sz="4" w:space="0" w:color="BFBFBF"/>
-          <w:bottom w:val="single" w:sz="4" w:space="0" w:color="BFBFBF"/>
-          <w:right w:val="single" w:sz="4" w:space="0" w:color="BFBFBF"/>
-          <w:insideH w:val="single" w:sz="4" w:space="0" w:color="BFBFBF"/>
-          <w:insideV w:val="single" w:sz="4" w:space="0" w:color="BFBFBF"/>
+          <w:top w:val="single" w:sz="4" w:space="0" w:color="000000"/>
+          <w:left w:val="single" w:sz="4" w:space="0" w:color="000000"/>
+          <w:bottom w:val="single" w:sz="4" w:space="0" w:color="000000"/>
+          <w:right w:val="single" w:sz="4" w:space="0" w:color="000000"/>
+          <w:insideH w:val="single" w:sz="4" w:space="0" w:color="000000"/>
+          <w:insideV w:val="single" w:sz="4" w:space="0" w:color="000000"/>
         </w:tblBorders>
       </w:tblPr>
       <w:tblGrid/>
       <w:tr>
         <w:tc>
           <w:tcPr>
-            <w:shd w:fill="EAEAEA"/>
+            <w:shd w:fill="FFFFFF"/>
           </w:tcPr>
           <w:p>
             <w:pPr>
@@ -595,7 +597,8 @@
             <w:r>
               <w:rPr>
                 <w:rFonts w:ascii="宋体" w:hAnsi="宋体" w:eastAsia="宋体"/>
-                <w:sz w:val="19"/>
+                <w:b/>
+                <w:sz w:val="21"/>
               </w:rPr>
               <w:t xml:space="preserve">版本</w:t>
             </w:r>
@@ -603,7 +606,7 @@
         </w:tc>
         <w:tc>
           <w:tcPr>
-            <w:shd w:fill="EAEAEA"/>
+            <w:shd w:fill="FFFFFF"/>
           </w:tcPr>
           <w:p>
             <w:pPr>
@@ -614,7 +617,8 @@
             <w:r>
               <w:rPr>
                 <w:rFonts w:ascii="宋体" w:hAnsi="宋体" w:eastAsia="宋体"/>
-                <w:sz w:val="19"/>
+                <w:b/>
+                <w:sz w:val="21"/>
               </w:rPr>
               <w:t xml:space="preserve">日期</w:t>
             </w:r>
@@ -622,7 +626,7 @@
         </w:tc>
         <w:tc>
           <w:tcPr>
-            <w:shd w:fill="EAEAEA"/>
+            <w:shd w:fill="FFFFFF"/>
           </w:tcPr>
           <w:p>
             <w:pPr>
@@ -633,7 +637,8 @@
             <w:r>
               <w:rPr>
                 <w:rFonts w:ascii="宋体" w:hAnsi="宋体" w:eastAsia="宋体"/>
-                <w:sz w:val="19"/>
+                <w:b/>
+                <w:sz w:val="21"/>
               </w:rPr>
               <w:t xml:space="preserve">编写人</w:t>
             </w:r>
@@ -641,7 +646,7 @@
         </w:tc>
         <w:tc>
           <w:tcPr>
-            <w:shd w:fill="EAEAEA"/>
+            <w:shd w:fill="FFFFFF"/>
           </w:tcPr>
           <w:p>
             <w:pPr>
@@ -652,7 +657,8 @@
             <w:r>
               <w:rPr>
                 <w:rFonts w:ascii="宋体" w:hAnsi="宋体" w:eastAsia="宋体"/>
-                <w:sz w:val="19"/>
+                <w:b/>
+                <w:sz w:val="21"/>
               </w:rPr>
               <w:t xml:space="preserve">说明</w:t>
             </w:r>
@@ -670,7 +676,7 @@
             <w:r>
               <w:rPr>
                 <w:rFonts w:ascii="宋体" w:hAnsi="宋体" w:eastAsia="宋体"/>
-                <w:sz w:val="19"/>
+                <w:sz w:val="21"/>
               </w:rPr>
               <w:t xml:space="preserve">V1.0</w:t>
             </w:r>
@@ -686,7 +692,7 @@
             <w:r>
               <w:rPr>
                 <w:rFonts w:ascii="宋体" w:hAnsi="宋体" w:eastAsia="宋体"/>
-                <w:sz w:val="19"/>
+                <w:sz w:val="21"/>
               </w:rPr>
               <w:t xml:space="preserve">2025-11-10</w:t>
             </w:r>
@@ -702,7 +708,7 @@
             <w:r>
               <w:rPr>
                 <w:rFonts w:ascii="宋体" w:hAnsi="宋体" w:eastAsia="宋体"/>
-                <w:sz w:val="19"/>
+                <w:sz w:val="21"/>
               </w:rPr>
               <w:t xml:space="preserve">项目组</w:t>
             </w:r>
@@ -718,7 +724,7 @@
             <w:r>
               <w:rPr>
                 <w:rFonts w:ascii="宋体" w:hAnsi="宋体" w:eastAsia="宋体"/>
-                <w:sz w:val="19"/>
+                <w:sz w:val="21"/>
               </w:rPr>
               <w:t xml:space="preserve">完成初版课程文档</w:t>
             </w:r>
@@ -736,7 +742,7 @@
             <w:r>
               <w:rPr>
                 <w:rFonts w:ascii="宋体" w:hAnsi="宋体" w:eastAsia="宋体"/>
-                <w:sz w:val="19"/>
+                <w:sz w:val="21"/>
               </w:rPr>
               <w:t xml:space="preserve">V2.0</w:t>
             </w:r>
@@ -752,7 +758,7 @@
             <w:r>
               <w:rPr>
                 <w:rFonts w:ascii="宋体" w:hAnsi="宋体" w:eastAsia="宋体"/>
-                <w:sz w:val="19"/>
+                <w:sz w:val="21"/>
               </w:rPr>
               <w:t xml:space="preserve">2026-03-12</w:t>
             </w:r>
@@ -768,7 +774,7 @@
             <w:r>
               <w:rPr>
                 <w:rFonts w:ascii="宋体" w:hAnsi="宋体" w:eastAsia="宋体"/>
-                <w:sz w:val="19"/>
+                <w:sz w:val="21"/>
               </w:rPr>
               <w:t xml:space="preserve">项目组</w:t>
             </w:r>
@@ -784,7 +790,7 @@
             <w:r>
               <w:rPr>
                 <w:rFonts w:ascii="宋体" w:hAnsi="宋体" w:eastAsia="宋体"/>
-                <w:sz w:val="19"/>
+                <w:sz w:val="21"/>
               </w:rPr>
               <w:t xml:space="preserve">统一项目名称、技术基线和阶段交付内容</w:t>
             </w:r>
@@ -802,7 +808,7 @@
             <w:r>
               <w:rPr>
                 <w:rFonts w:ascii="宋体" w:hAnsi="宋体" w:eastAsia="宋体"/>
-                <w:sz w:val="19"/>
+                <w:sz w:val="21"/>
               </w:rPr>
               <w:t xml:space="preserve">V3.0</w:t>
             </w:r>
@@ -818,7 +824,7 @@
             <w:r>
               <w:rPr>
                 <w:rFonts w:ascii="宋体" w:hAnsi="宋体" w:eastAsia="宋体"/>
-                <w:sz w:val="19"/>
+                <w:sz w:val="21"/>
               </w:rPr>
               <w:t xml:space="preserve">2026-06-14</w:t>
             </w:r>
@@ -834,7 +840,7 @@
             <w:r>
               <w:rPr>
                 <w:rFonts w:ascii="宋体" w:hAnsi="宋体" w:eastAsia="宋体"/>
-                <w:sz w:val="19"/>
+                <w:sz w:val="21"/>
               </w:rPr>
               <w:t xml:space="preserve">项目组</w:t>
             </w:r>
@@ -850,7 +856,7 @@
             <w:r>
               <w:rPr>
                 <w:rFonts w:ascii="宋体" w:hAnsi="宋体" w:eastAsia="宋体"/>
-                <w:sz w:val="19"/>
+                <w:sz w:val="21"/>
               </w:rPr>
               <w:t xml:space="preserve">参考课程交付样例统一封面与归档格式，补充数据理解、技术难点、测试验收和 DOCX 交付信息</w:t>
             </w:r>
@@ -866,7 +872,7 @@
       </w:pPr>
       <w:r>
         <w:rPr>
-          <w:rFonts w:ascii="黑体" w:hAnsi="黑体" w:eastAsia="黑体"/>
+          <w:rFonts w:ascii="宋体" w:hAnsi="宋体" w:eastAsia="宋体"/>
         </w:rPr>
         <w:t xml:space="preserve">1. 测试目标</w:t>
       </w:r>
@@ -874,6 +880,8 @@
     <w:p>
       <w:pPr>
         <w:pStyle w:val="FirstParagraph"/>
+        <w:spacing w:line="276" w:lineRule="auto" w:after="0"/>
+        <w:ind w:firstLine="420"/>
       </w:pPr>
       <w:r>
         <w:rPr>
@@ -889,7 +897,7 @@
       </w:pPr>
       <w:r>
         <w:rPr>
-          <w:rFonts w:ascii="黑体" w:hAnsi="黑体" w:eastAsia="黑体"/>
+          <w:rFonts w:ascii="宋体" w:hAnsi="宋体" w:eastAsia="宋体"/>
         </w:rPr>
         <w:t xml:space="preserve">1.1 测试环境与数据来源</w:t>
       </w:r>
@@ -900,12 +908,12 @@
         <w:tblW w:type="pct" w:w="5000.0"/>
         <w:tblLook w:firstRow="1" w:lastRow="0" w:firstColumn="0" w:lastColumn="0" w:noHBand="0" w:noVBand="0" w:val="0020"/>
         <w:tblBorders>
-          <w:top w:val="single" w:sz="4" w:space="0" w:color="BFBFBF"/>
-          <w:left w:val="single" w:sz="4" w:space="0" w:color="BFBFBF"/>
-          <w:bottom w:val="single" w:sz="4" w:space="0" w:color="BFBFBF"/>
-          <w:right w:val="single" w:sz="4" w:space="0" w:color="BFBFBF"/>
-          <w:insideH w:val="single" w:sz="4" w:space="0" w:color="BFBFBF"/>
-          <w:insideV w:val="single" w:sz="4" w:space="0" w:color="BFBFBF"/>
+          <w:top w:val="single" w:sz="4" w:space="0" w:color="000000"/>
+          <w:left w:val="single" w:sz="4" w:space="0" w:color="000000"/>
+          <w:bottom w:val="single" w:sz="4" w:space="0" w:color="000000"/>
+          <w:right w:val="single" w:sz="4" w:space="0" w:color="000000"/>
+          <w:insideH w:val="single" w:sz="4" w:space="0" w:color="000000"/>
+          <w:insideV w:val="single" w:sz="4" w:space="0" w:color="000000"/>
         </w:tblBorders>
       </w:tblPr>
       <w:tblGrid>
@@ -915,7 +923,7 @@
       <w:tr>
         <w:tc>
           <w:tcPr>
-            <w:shd w:fill="EAEAEA"/>
+            <w:shd w:fill="FFFFFF"/>
           </w:tcPr>
           <w:p>
             <w:pPr>
@@ -926,7 +934,8 @@
             <w:r>
               <w:rPr>
                 <w:rFonts w:ascii="宋体" w:hAnsi="宋体" w:eastAsia="宋体"/>
-                <w:sz w:val="19"/>
+                <w:b/>
+                <w:sz w:val="21"/>
               </w:rPr>
               <w:t xml:space="preserve">项目</w:t>
             </w:r>
@@ -934,7 +943,7 @@
         </w:tc>
         <w:tc>
           <w:tcPr>
-            <w:shd w:fill="EAEAEA"/>
+            <w:shd w:fill="FFFFFF"/>
           </w:tcPr>
           <w:p>
             <w:pPr>
@@ -945,7 +954,8 @@
             <w:r>
               <w:rPr>
                 <w:rFonts w:ascii="宋体" w:hAnsi="宋体" w:eastAsia="宋体"/>
-                <w:sz w:val="19"/>
+                <w:b/>
+                <w:sz w:val="21"/>
               </w:rPr>
               <w:t xml:space="preserve">内容</w:t>
             </w:r>
@@ -963,7 +973,7 @@
             <w:r>
               <w:rPr>
                 <w:rFonts w:ascii="宋体" w:hAnsi="宋体" w:eastAsia="宋体"/>
-                <w:sz w:val="19"/>
+                <w:sz w:val="21"/>
               </w:rPr>
               <w:t xml:space="preserve">运行分支</w:t>
             </w:r>
@@ -980,7 +990,7 @@
               <w:rPr>
                 <w:rStyle w:val="VerbatimChar"/>
                 <w:rFonts w:ascii="宋体" w:hAnsi="宋体" w:eastAsia="宋体"/>
-                <w:sz w:val="19"/>
+                <w:sz w:val="21"/>
               </w:rPr>
               <w:t xml:space="preserve">main</w:t>
             </w:r>
@@ -998,7 +1008,7 @@
             <w:r>
               <w:rPr>
                 <w:rFonts w:ascii="宋体" w:hAnsi="宋体" w:eastAsia="宋体"/>
-                <w:sz w:val="19"/>
+                <w:sz w:val="21"/>
               </w:rPr>
               <w:t xml:space="preserve">环境管理</w:t>
             </w:r>
@@ -1015,7 +1025,7 @@
               <w:rPr>
                 <w:rStyle w:val="VerbatimChar"/>
                 <w:rFonts w:ascii="宋体" w:hAnsi="宋体" w:eastAsia="宋体"/>
-                <w:sz w:val="19"/>
+                <w:sz w:val="21"/>
               </w:rPr>
               <w:t xml:space="preserve">uv</w:t>
             </w:r>
@@ -1033,7 +1043,7 @@
             <w:r>
               <w:rPr>
                 <w:rFonts w:ascii="宋体" w:hAnsi="宋体" w:eastAsia="宋体"/>
-                <w:sz w:val="19"/>
+                <w:sz w:val="21"/>
               </w:rPr>
               <w:t xml:space="preserve">Python</w:t>
             </w:r>
@@ -1049,7 +1059,7 @@
             <w:r>
               <w:rPr>
                 <w:rFonts w:ascii="宋体" w:hAnsi="宋体" w:eastAsia="宋体"/>
-                <w:sz w:val="19"/>
+                <w:sz w:val="21"/>
               </w:rPr>
               <w:t xml:space="preserve">3.11+</w:t>
             </w:r>
@@ -1067,7 +1077,7 @@
             <w:r>
               <w:rPr>
                 <w:rFonts w:ascii="宋体" w:hAnsi="宋体" w:eastAsia="宋体"/>
-                <w:sz w:val="19"/>
+                <w:sz w:val="21"/>
               </w:rPr>
               <w:t xml:space="preserve">真实数据目录</w:t>
             </w:r>
@@ -1084,14 +1094,14 @@
               <w:rPr>
                 <w:rStyle w:val="VerbatimChar"/>
                 <w:rFonts w:ascii="宋体" w:hAnsi="宋体" w:eastAsia="宋体"/>
-                <w:sz w:val="19"/>
+                <w:sz w:val="21"/>
               </w:rPr>
               <w:t xml:space="preserve">data/external/xjtu/extracted/XJTU-SY_Bearing_Datasets</w:t>
             </w:r>
             <w:r>
               <w:rPr>
                 <w:rFonts w:ascii="宋体" w:hAnsi="宋体" w:eastAsia="宋体"/>
-                <w:sz w:val="19"/>
+                <w:sz w:val="21"/>
               </w:rPr>
               <w:t xml:space="preserve">、</w:t>
             </w:r>
@@ -1099,7 +1109,7 @@
               <w:rPr>
                 <w:rStyle w:val="VerbatimChar"/>
                 <w:rFonts w:ascii="宋体" w:hAnsi="宋体" w:eastAsia="宋体"/>
-                <w:sz w:val="19"/>
+                <w:sz w:val="21"/>
               </w:rPr>
               <w:t xml:space="preserve">data/external/phm2012/final</w:t>
             </w:r>
@@ -1117,7 +1127,7 @@
             <w:r>
               <w:rPr>
                 <w:rFonts w:ascii="宋体" w:hAnsi="宋体" w:eastAsia="宋体"/>
-                <w:sz w:val="19"/>
+                <w:sz w:val="21"/>
               </w:rPr>
               <w:t xml:space="preserve">真实训练输出</w:t>
             </w:r>
@@ -1134,14 +1144,14 @@
               <w:rPr>
                 <w:rStyle w:val="VerbatimChar"/>
                 <w:rFonts w:ascii="宋体" w:hAnsi="宋体" w:eastAsia="宋体"/>
-                <w:sz w:val="19"/>
+                <w:sz w:val="21"/>
               </w:rPr>
               <w:t xml:space="preserve">tmp/paper_repro_real_metrics</w:t>
             </w:r>
             <w:r>
               <w:rPr>
                 <w:rFonts w:ascii="宋体" w:hAnsi="宋体" w:eastAsia="宋体"/>
-                <w:sz w:val="19"/>
+                <w:sz w:val="21"/>
               </w:rPr>
               <w:t xml:space="preserve">、</w:t>
             </w:r>
@@ -1149,7 +1159,7 @@
               <w:rPr>
                 <w:rStyle w:val="VerbatimChar"/>
                 <w:rFonts w:ascii="宋体" w:hAnsi="宋体" w:eastAsia="宋体"/>
-                <w:sz w:val="19"/>
+                <w:sz w:val="21"/>
               </w:rPr>
               <w:t xml:space="preserve">tmp/paper_repro_xlstm_transformer</w:t>
             </w:r>
@@ -1167,7 +1177,7 @@
             <w:r>
               <w:rPr>
                 <w:rFonts w:ascii="宋体" w:hAnsi="宋体" w:eastAsia="宋体"/>
-                <w:sz w:val="19"/>
+                <w:sz w:val="21"/>
               </w:rPr>
               <w:t xml:space="preserve">归档策略</w:t>
             </w:r>
@@ -1183,7 +1193,7 @@
             <w:r>
               <w:rPr>
                 <w:rFonts w:ascii="宋体" w:hAnsi="宋体" w:eastAsia="宋体"/>
-                <w:sz w:val="19"/>
+                <w:sz w:val="21"/>
               </w:rPr>
               <w:t xml:space="preserve">原始数据和训练输出不提交，文档记录命令、路径和指标摘要</w:t>
             </w:r>
@@ -1200,7 +1210,7 @@
       </w:pPr>
       <w:r>
         <w:rPr>
-          <w:rFonts w:ascii="黑体" w:hAnsi="黑体" w:eastAsia="黑体"/>
+          <w:rFonts w:ascii="宋体" w:hAnsi="宋体" w:eastAsia="宋体"/>
         </w:rPr>
         <w:t xml:space="preserve">2. 集成链路</w:t>
       </w:r>
@@ -1238,7 +1248,7 @@
       </w:pPr>
       <w:r>
         <w:rPr>
-          <w:rFonts w:ascii="黑体" w:hAnsi="黑体" w:eastAsia="黑体"/>
+          <w:rFonts w:ascii="宋体" w:hAnsi="宋体" w:eastAsia="宋体"/>
         </w:rPr>
         <w:t xml:space="preserve">3. 测试场景</w:t>
       </w:r>
@@ -1249,12 +1259,12 @@
         <w:tblW w:type="pct" w:w="5000.0"/>
         <w:tblLook w:firstRow="1" w:lastRow="0" w:firstColumn="0" w:lastColumn="0" w:noHBand="0" w:noVBand="0" w:val="0020"/>
         <w:tblBorders>
-          <w:top w:val="single" w:sz="4" w:space="0" w:color="BFBFBF"/>
-          <w:left w:val="single" w:sz="4" w:space="0" w:color="BFBFBF"/>
-          <w:bottom w:val="single" w:sz="4" w:space="0" w:color="BFBFBF"/>
-          <w:right w:val="single" w:sz="4" w:space="0" w:color="BFBFBF"/>
-          <w:insideH w:val="single" w:sz="4" w:space="0" w:color="BFBFBF"/>
-          <w:insideV w:val="single" w:sz="4" w:space="0" w:color="BFBFBF"/>
+          <w:top w:val="single" w:sz="4" w:space="0" w:color="000000"/>
+          <w:left w:val="single" w:sz="4" w:space="0" w:color="000000"/>
+          <w:bottom w:val="single" w:sz="4" w:space="0" w:color="000000"/>
+          <w:right w:val="single" w:sz="4" w:space="0" w:color="000000"/>
+          <w:insideH w:val="single" w:sz="4" w:space="0" w:color="000000"/>
+          <w:insideV w:val="single" w:sz="4" w:space="0" w:color="000000"/>
         </w:tblBorders>
       </w:tblPr>
       <w:tblGrid>
@@ -1266,7 +1276,7 @@
       <w:tr>
         <w:tc>
           <w:tcPr>
-            <w:shd w:fill="EAEAEA"/>
+            <w:shd w:fill="FFFFFF"/>
           </w:tcPr>
           <w:p>
             <w:pPr>
@@ -1277,7 +1287,8 @@
             <w:r>
               <w:rPr>
                 <w:rFonts w:ascii="宋体" w:hAnsi="宋体" w:eastAsia="宋体"/>
-                <w:sz w:val="19"/>
+                <w:b/>
+                <w:sz w:val="21"/>
               </w:rPr>
               <w:t xml:space="preserve">编号</w:t>
             </w:r>
@@ -1285,7 +1296,7 @@
         </w:tc>
         <w:tc>
           <w:tcPr>
-            <w:shd w:fill="EAEAEA"/>
+            <w:shd w:fill="FFFFFF"/>
           </w:tcPr>
           <w:p>
             <w:pPr>
@@ -1296,7 +1307,8 @@
             <w:r>
               <w:rPr>
                 <w:rFonts w:ascii="宋体" w:hAnsi="宋体" w:eastAsia="宋体"/>
-                <w:sz w:val="19"/>
+                <w:b/>
+                <w:sz w:val="21"/>
               </w:rPr>
               <w:t xml:space="preserve">场景</w:t>
             </w:r>
@@ -1304,7 +1316,7 @@
         </w:tc>
         <w:tc>
           <w:tcPr>
-            <w:shd w:fill="EAEAEA"/>
+            <w:shd w:fill="FFFFFF"/>
           </w:tcPr>
           <w:p>
             <w:pPr>
@@ -1315,7 +1327,8 @@
             <w:r>
               <w:rPr>
                 <w:rFonts w:ascii="宋体" w:hAnsi="宋体" w:eastAsia="宋体"/>
-                <w:sz w:val="19"/>
+                <w:b/>
+                <w:sz w:val="21"/>
               </w:rPr>
               <w:t xml:space="preserve">覆盖模块</w:t>
             </w:r>
@@ -1323,7 +1336,7 @@
         </w:tc>
         <w:tc>
           <w:tcPr>
-            <w:shd w:fill="EAEAEA"/>
+            <w:shd w:fill="FFFFFF"/>
           </w:tcPr>
           <w:p>
             <w:pPr>
@@ -1334,7 +1347,8 @@
             <w:r>
               <w:rPr>
                 <w:rFonts w:ascii="宋体" w:hAnsi="宋体" w:eastAsia="宋体"/>
-                <w:sz w:val="19"/>
+                <w:b/>
+                <w:sz w:val="21"/>
               </w:rPr>
               <w:t xml:space="preserve">验收标准</w:t>
             </w:r>
@@ -1352,7 +1366,7 @@
             <w:r>
               <w:rPr>
                 <w:rFonts w:ascii="宋体" w:hAnsi="宋体" w:eastAsia="宋体"/>
-                <w:sz w:val="19"/>
+                <w:sz w:val="21"/>
               </w:rPr>
               <w:t xml:space="preserve">IT-01</w:t>
             </w:r>
@@ -1368,7 +1382,7 @@
             <w:r>
               <w:rPr>
                 <w:rFonts w:ascii="宋体" w:hAnsi="宋体" w:eastAsia="宋体"/>
-                <w:sz w:val="19"/>
+                <w:sz w:val="21"/>
               </w:rPr>
               <w:t xml:space="preserve">XJTU-SY CNN RUL 训练</w:t>
             </w:r>
@@ -1384,7 +1398,7 @@
             <w:r>
               <w:rPr>
                 <w:rFonts w:ascii="宋体" w:hAnsi="宋体" w:eastAsia="宋体"/>
-                <w:sz w:val="19"/>
+                <w:sz w:val="21"/>
               </w:rPr>
               <w:t xml:space="preserve">XJTULoader、BearingRulLabeler、CNN、Trainer、Tester</w:t>
             </w:r>
@@ -1400,7 +1414,7 @@
             <w:r>
               <w:rPr>
                 <w:rFonts w:ascii="宋体" w:hAnsi="宋体" w:eastAsia="宋体"/>
-                <w:sz w:val="19"/>
+                <w:sz w:val="21"/>
               </w:rPr>
               <w:t xml:space="preserve">生成 metrics 和 predictions</w:t>
             </w:r>
@@ -1418,7 +1432,7 @@
             <w:r>
               <w:rPr>
                 <w:rFonts w:ascii="宋体" w:hAnsi="宋体" w:eastAsia="宋体"/>
-                <w:sz w:val="19"/>
+                <w:sz w:val="21"/>
               </w:rPr>
               <w:t xml:space="preserve">IT-02</w:t>
             </w:r>
@@ -1434,7 +1448,7 @@
             <w:r>
               <w:rPr>
                 <w:rFonts w:ascii="宋体" w:hAnsi="宋体" w:eastAsia="宋体"/>
-                <w:sz w:val="19"/>
+                <w:sz w:val="21"/>
               </w:rPr>
               <w:t xml:space="preserve">PHM2012 MLP 特征训练</w:t>
             </w:r>
@@ -1450,7 +1464,7 @@
             <w:r>
               <w:rPr>
                 <w:rFonts w:ascii="宋体" w:hAnsi="宋体" w:eastAsia="宋体"/>
-                <w:sz w:val="19"/>
+                <w:sz w:val="21"/>
               </w:rPr>
               <w:t xml:space="preserve">PHM2012Loader、特征标签、MLP、Evaluator</w:t>
             </w:r>
@@ -1466,7 +1480,7 @@
             <w:r>
               <w:rPr>
                 <w:rFonts w:ascii="宋体" w:hAnsi="宋体" w:eastAsia="宋体"/>
-                <w:sz w:val="19"/>
+                <w:sz w:val="21"/>
               </w:rPr>
               <w:t xml:space="preserve">指标不为空，预测文件存在</w:t>
             </w:r>
@@ -1484,7 +1498,7 @@
             <w:r>
               <w:rPr>
                 <w:rFonts w:ascii="宋体" w:hAnsi="宋体" w:eastAsia="宋体"/>
-                <w:sz w:val="19"/>
+                <w:sz w:val="21"/>
               </w:rPr>
               <w:t xml:space="preserve">IT-03</w:t>
             </w:r>
@@ -1500,7 +1514,7 @@
             <w:r>
               <w:rPr>
                 <w:rFonts w:ascii="宋体" w:hAnsi="宋体" w:eastAsia="宋体"/>
-                <w:sz w:val="19"/>
+                <w:sz w:val="21"/>
               </w:rPr>
               <w:t xml:space="preserve">CNN-LSTM-AM 论文复现</w:t>
             </w:r>
@@ -1516,7 +1530,7 @@
             <w:r>
               <w:rPr>
                 <w:rFonts w:ascii="宋体" w:hAnsi="宋体" w:eastAsia="宋体"/>
-                <w:sz w:val="19"/>
+                <w:sz w:val="21"/>
               </w:rPr>
               <w:t xml:space="preserve">FeatureSequenceRulLabeler、CNNLSTMAttention、RUL 指标</w:t>
             </w:r>
@@ -1532,7 +1546,7 @@
             <w:r>
               <w:rPr>
                 <w:rFonts w:ascii="宋体" w:hAnsi="宋体" w:eastAsia="宋体"/>
-                <w:sz w:val="19"/>
+                <w:sz w:val="21"/>
               </w:rPr>
               <w:t xml:space="preserve">两个数据集、两类模型均输出 Score</w:t>
             </w:r>
@@ -1550,7 +1564,7 @@
             <w:r>
               <w:rPr>
                 <w:rFonts w:ascii="宋体" w:hAnsi="宋体" w:eastAsia="宋体"/>
-                <w:sz w:val="19"/>
+                <w:sz w:val="21"/>
               </w:rPr>
               <w:t xml:space="preserve">IT-04</w:t>
             </w:r>
@@ -1566,7 +1580,7 @@
             <w:r>
               <w:rPr>
                 <w:rFonts w:ascii="宋体" w:hAnsi="宋体" w:eastAsia="宋体"/>
-                <w:sz w:val="19"/>
+                <w:sz w:val="21"/>
               </w:rPr>
               <w:t xml:space="preserve">xLSTM-Transformer 论文复现</w:t>
             </w:r>
@@ -1582,7 +1596,7 @@
             <w:r>
               <w:rPr>
                 <w:rFonts w:ascii="宋体" w:hAnsi="宋体" w:eastAsia="宋体"/>
-                <w:sz w:val="19"/>
+                <w:sz w:val="21"/>
               </w:rPr>
               <w:t xml:space="preserve">XLSTMTransformer、baseline、论文划分 helper</w:t>
             </w:r>
@@ -1598,7 +1612,7 @@
             <w:r>
               <w:rPr>
                 <w:rFonts w:ascii="宋体" w:hAnsi="宋体" w:eastAsia="宋体"/>
-                <w:sz w:val="19"/>
+                <w:sz w:val="21"/>
               </w:rPr>
               <w:t xml:space="preserve">两个数据集、三类模型均输出对比表</w:t>
             </w:r>
@@ -1616,7 +1630,7 @@
             <w:r>
               <w:rPr>
                 <w:rFonts w:ascii="宋体" w:hAnsi="宋体" w:eastAsia="宋体"/>
-                <w:sz w:val="19"/>
+                <w:sz w:val="21"/>
               </w:rPr>
               <w:t xml:space="preserve">IT-05</w:t>
             </w:r>
@@ -1632,7 +1646,7 @@
             <w:r>
               <w:rPr>
                 <w:rFonts w:ascii="宋体" w:hAnsi="宋体" w:eastAsia="宋体"/>
-                <w:sz w:val="19"/>
+                <w:sz w:val="21"/>
               </w:rPr>
               <w:t xml:space="preserve">notebook 执行</w:t>
             </w:r>
@@ -1648,7 +1662,7 @@
             <w:r>
               <w:rPr>
                 <w:rFonts w:ascii="宋体" w:hAnsi="宋体" w:eastAsia="宋体"/>
-                <w:sz w:val="19"/>
+                <w:sz w:val="21"/>
               </w:rPr>
               <w:t xml:space="preserve">examples、workflow、训练器</w:t>
             </w:r>
@@ -1664,7 +1678,7 @@
             <w:r>
               <w:rPr>
                 <w:rFonts w:ascii="宋体" w:hAnsi="宋体" w:eastAsia="宋体"/>
-                <w:sz w:val="19"/>
+                <w:sz w:val="21"/>
               </w:rPr>
               <w:t xml:space="preserve">所有 notebook 代码单元能执行</w:t>
             </w:r>
@@ -1680,7 +1694,7 @@
       </w:pPr>
       <w:r>
         <w:rPr>
-          <w:rFonts w:ascii="黑体" w:hAnsi="黑体" w:eastAsia="黑体"/>
+          <w:rFonts w:ascii="宋体" w:hAnsi="宋体" w:eastAsia="宋体"/>
         </w:rPr>
         <w:t xml:space="preserve">4. 输出检查</w:t>
       </w:r>
@@ -1688,6 +1702,8 @@
     <w:p>
       <w:pPr>
         <w:pStyle w:val="FirstParagraph"/>
+        <w:spacing w:line="276" w:lineRule="auto" w:after="0"/>
+        <w:ind w:firstLine="420"/>
       </w:pPr>
       <w:r>
         <w:rPr>
@@ -1703,6 +1719,8 @@
           <w:numId w:val="1001"/>
         </w:numPr>
         <w:pStyle w:val="Compact"/>
+        <w:spacing w:line="276" w:lineRule="auto" w:after="0"/>
+        <w:ind w:firstLine="420"/>
       </w:pPr>
       <w:r>
         <w:rPr>
@@ -1725,6 +1743,8 @@
           <w:numId w:val="1001"/>
         </w:numPr>
         <w:pStyle w:val="Compact"/>
+        <w:spacing w:line="276" w:lineRule="auto" w:after="0"/>
+        <w:ind w:firstLine="420"/>
       </w:pPr>
       <w:r>
         <w:rPr>
@@ -1747,6 +1767,8 @@
           <w:numId w:val="1001"/>
         </w:numPr>
         <w:pStyle w:val="Compact"/>
+        <w:spacing w:line="276" w:lineRule="auto" w:after="0"/>
+        <w:ind w:firstLine="420"/>
       </w:pPr>
       <w:r>
         <w:rPr>
@@ -1769,6 +1791,8 @@
           <w:numId w:val="1001"/>
         </w:numPr>
         <w:pStyle w:val="Compact"/>
+        <w:spacing w:line="276" w:lineRule="auto" w:after="0"/>
+        <w:ind w:firstLine="420"/>
       </w:pPr>
       <w:r>
         <w:rPr>
@@ -1791,6 +1815,8 @@
           <w:numId w:val="1001"/>
         </w:numPr>
         <w:pStyle w:val="Compact"/>
+        <w:spacing w:line="276" w:lineRule="auto" w:after="0"/>
+        <w:ind w:firstLine="420"/>
       </w:pPr>
       <w:r>
         <w:rPr>
@@ -1814,7 +1840,7 @@
       </w:pPr>
       <w:r>
         <w:rPr>
-          <w:rFonts w:ascii="黑体" w:hAnsi="黑体" w:eastAsia="黑体"/>
+          <w:rFonts w:ascii="宋体" w:hAnsi="宋体" w:eastAsia="宋体"/>
         </w:rPr>
         <w:t xml:space="preserve">5. 执行命令</w:t>
       </w:r>
@@ -1942,6 +1968,8 @@
     <w:p>
       <w:pPr>
         <w:pStyle w:val="FirstParagraph"/>
+        <w:spacing w:line="276" w:lineRule="auto" w:after="0"/>
+        <w:ind w:firstLine="420"/>
       </w:pPr>
       <w:r>
         <w:rPr>
@@ -2134,6 +2162,8 @@
     <w:p>
       <w:pPr>
         <w:pStyle w:val="FirstParagraph"/>
+        <w:spacing w:line="276" w:lineRule="auto" w:after="0"/>
+        <w:ind w:firstLine="420"/>
       </w:pPr>
       <w:r>
         <w:rPr>
@@ -2168,7 +2198,7 @@
       </w:pPr>
       <w:r>
         <w:rPr>
-          <w:rFonts w:ascii="黑体" w:hAnsi="黑体" w:eastAsia="黑体"/>
+          <w:rFonts w:ascii="宋体" w:hAnsi="宋体" w:eastAsia="宋体"/>
         </w:rPr>
         <w:t xml:space="preserve">5.1 集成输出物核对表</w:t>
       </w:r>
@@ -2179,19 +2209,19 @@
         <w:tblW w:type="pct" w:w="0.0"/>
         <w:tblLook w:firstRow="1" w:lastRow="0" w:firstColumn="0" w:lastColumn="0" w:noHBand="0" w:noVBand="0" w:val="0020"/>
         <w:tblBorders>
-          <w:top w:val="single" w:sz="4" w:space="0" w:color="BFBFBF"/>
-          <w:left w:val="single" w:sz="4" w:space="0" w:color="BFBFBF"/>
-          <w:bottom w:val="single" w:sz="4" w:space="0" w:color="BFBFBF"/>
-          <w:right w:val="single" w:sz="4" w:space="0" w:color="BFBFBF"/>
-          <w:insideH w:val="single" w:sz="4" w:space="0" w:color="BFBFBF"/>
-          <w:insideV w:val="single" w:sz="4" w:space="0" w:color="BFBFBF"/>
+          <w:top w:val="single" w:sz="4" w:space="0" w:color="000000"/>
+          <w:left w:val="single" w:sz="4" w:space="0" w:color="000000"/>
+          <w:bottom w:val="single" w:sz="4" w:space="0" w:color="000000"/>
+          <w:right w:val="single" w:sz="4" w:space="0" w:color="000000"/>
+          <w:insideH w:val="single" w:sz="4" w:space="0" w:color="000000"/>
+          <w:insideV w:val="single" w:sz="4" w:space="0" w:color="000000"/>
         </w:tblBorders>
       </w:tblPr>
       <w:tblGrid/>
       <w:tr>
         <w:tc>
           <w:tcPr>
-            <w:shd w:fill="EAEAEA"/>
+            <w:shd w:fill="FFFFFF"/>
           </w:tcPr>
           <w:p>
             <w:pPr>
@@ -2202,7 +2232,8 @@
             <w:r>
               <w:rPr>
                 <w:rFonts w:ascii="宋体" w:hAnsi="宋体" w:eastAsia="宋体"/>
-                <w:sz w:val="19"/>
+                <w:b/>
+                <w:sz w:val="21"/>
               </w:rPr>
               <w:t xml:space="preserve">输出物</w:t>
             </w:r>
@@ -2210,7 +2241,7 @@
         </w:tc>
         <w:tc>
           <w:tcPr>
-            <w:shd w:fill="EAEAEA"/>
+            <w:shd w:fill="FFFFFF"/>
           </w:tcPr>
           <w:p>
             <w:pPr>
@@ -2221,7 +2252,8 @@
             <w:r>
               <w:rPr>
                 <w:rFonts w:ascii="宋体" w:hAnsi="宋体" w:eastAsia="宋体"/>
-                <w:sz w:val="19"/>
+                <w:b/>
+                <w:sz w:val="21"/>
               </w:rPr>
               <w:t xml:space="preserve">生成位置</w:t>
             </w:r>
@@ -2229,7 +2261,7 @@
         </w:tc>
         <w:tc>
           <w:tcPr>
-            <w:shd w:fill="EAEAEA"/>
+            <w:shd w:fill="FFFFFF"/>
           </w:tcPr>
           <w:p>
             <w:pPr>
@@ -2240,7 +2272,8 @@
             <w:r>
               <w:rPr>
                 <w:rFonts w:ascii="宋体" w:hAnsi="宋体" w:eastAsia="宋体"/>
-                <w:sz w:val="19"/>
+                <w:b/>
+                <w:sz w:val="21"/>
               </w:rPr>
               <w:t xml:space="preserve">验证意义</w:t>
             </w:r>
@@ -2259,7 +2292,7 @@
               <w:rPr>
                 <w:rStyle w:val="VerbatimChar"/>
                 <w:rFonts w:ascii="宋体" w:hAnsi="宋体" w:eastAsia="宋体"/>
-                <w:sz w:val="19"/>
+                <w:sz w:val="21"/>
               </w:rPr>
               <w:t xml:space="preserve">history.csv</w:t>
             </w:r>
@@ -2275,7 +2308,7 @@
             <w:r>
               <w:rPr>
                 <w:rFonts w:ascii="宋体" w:hAnsi="宋体" w:eastAsia="宋体"/>
-                <w:sz w:val="19"/>
+                <w:sz w:val="21"/>
               </w:rPr>
               <w:t xml:space="preserve">训练输出目录</w:t>
             </w:r>
@@ -2291,7 +2324,7 @@
             <w:r>
               <w:rPr>
                 <w:rFonts w:ascii="宋体" w:hAnsi="宋体" w:eastAsia="宋体"/>
-                <w:sz w:val="19"/>
+                <w:sz w:val="21"/>
               </w:rPr>
               <w:t xml:space="preserve">证明 epoch 循环真实执行，不是静态示例</w:t>
             </w:r>
@@ -2310,7 +2343,7 @@
               <w:rPr>
                 <w:rStyle w:val="VerbatimChar"/>
                 <w:rFonts w:ascii="宋体" w:hAnsi="宋体" w:eastAsia="宋体"/>
-                <w:sz w:val="19"/>
+                <w:sz w:val="21"/>
               </w:rPr>
               <w:t xml:space="preserve">metrics.json</w:t>
             </w:r>
@@ -2326,7 +2359,7 @@
             <w:r>
               <w:rPr>
                 <w:rFonts w:ascii="宋体" w:hAnsi="宋体" w:eastAsia="宋体"/>
-                <w:sz w:val="19"/>
+                <w:sz w:val="21"/>
               </w:rPr>
               <w:t xml:space="preserve">模型评估目录</w:t>
             </w:r>
@@ -2342,7 +2375,7 @@
             <w:r>
               <w:rPr>
                 <w:rFonts w:ascii="宋体" w:hAnsi="宋体" w:eastAsia="宋体"/>
-                <w:sz w:val="19"/>
+                <w:sz w:val="21"/>
               </w:rPr>
               <w:t xml:space="preserve">保存单模型评估结果，便于回归比较</w:t>
             </w:r>
@@ -2361,7 +2394,7 @@
               <w:rPr>
                 <w:rStyle w:val="VerbatimChar"/>
                 <w:rFonts w:ascii="宋体" w:hAnsi="宋体" w:eastAsia="宋体"/>
-                <w:sz w:val="19"/>
+                <w:sz w:val="21"/>
               </w:rPr>
               <w:t xml:space="preserve">predictions.csv</w:t>
             </w:r>
@@ -2377,7 +2410,7 @@
             <w:r>
               <w:rPr>
                 <w:rFonts w:ascii="宋体" w:hAnsi="宋体" w:eastAsia="宋体"/>
-                <w:sz w:val="19"/>
+                <w:sz w:val="21"/>
               </w:rPr>
               <w:t xml:space="preserve">测试输出目录</w:t>
             </w:r>
@@ -2393,7 +2426,7 @@
             <w:r>
               <w:rPr>
                 <w:rFonts w:ascii="宋体" w:hAnsi="宋体" w:eastAsia="宋体"/>
-                <w:sz w:val="19"/>
+                <w:sz w:val="21"/>
               </w:rPr>
               <w:t xml:space="preserve">保留 target 与 prediction，可画 RUL 曲线和误差分布</w:t>
             </w:r>
@@ -2412,7 +2445,7 @@
               <w:rPr>
                 <w:rStyle w:val="VerbatimChar"/>
                 <w:rFonts w:ascii="宋体" w:hAnsi="宋体" w:eastAsia="宋体"/>
-                <w:sz w:val="19"/>
+                <w:sz w:val="21"/>
               </w:rPr>
               <w:t xml:space="preserve">comparison_metrics.csv</w:t>
             </w:r>
@@ -2428,7 +2461,7 @@
             <w:r>
               <w:rPr>
                 <w:rFonts w:ascii="宋体" w:hAnsi="宋体" w:eastAsia="宋体"/>
-                <w:sz w:val="19"/>
+                <w:sz w:val="21"/>
               </w:rPr>
               <w:t xml:space="preserve">论文复现目录</w:t>
             </w:r>
@@ -2444,7 +2477,7 @@
             <w:r>
               <w:rPr>
                 <w:rFonts w:ascii="宋体" w:hAnsi="宋体" w:eastAsia="宋体"/>
-                <w:sz w:val="19"/>
+                <w:sz w:val="21"/>
               </w:rPr>
               <w:t xml:space="preserve">记录不同模型、数据集和指标的对比</w:t>
             </w:r>
@@ -2462,7 +2495,7 @@
             <w:r>
               <w:rPr>
                 <w:rFonts w:ascii="宋体" w:hAnsi="宋体" w:eastAsia="宋体"/>
-                <w:sz w:val="19"/>
+                <w:sz w:val="21"/>
               </w:rPr>
               <w:t xml:space="preserve">notebook 执行日志</w:t>
             </w:r>
@@ -2478,7 +2511,7 @@
             <w:r>
               <w:rPr>
                 <w:rFonts w:ascii="宋体" w:hAnsi="宋体" w:eastAsia="宋体"/>
-                <w:sz w:val="19"/>
+                <w:sz w:val="21"/>
               </w:rPr>
               <w:t xml:space="preserve">pytest 输出</w:t>
             </w:r>
@@ -2494,7 +2527,7 @@
             <w:r>
               <w:rPr>
                 <w:rFonts w:ascii="宋体" w:hAnsi="宋体" w:eastAsia="宋体"/>
-                <w:sz w:val="19"/>
+                <w:sz w:val="21"/>
               </w:rPr>
               <w:t xml:space="preserve">证明 examples 不是孤立文档，而是可执行入口</w:t>
             </w:r>
@@ -2510,7 +2543,7 @@
       </w:pPr>
       <w:r>
         <w:rPr>
-          <w:rFonts w:ascii="黑体" w:hAnsi="黑体" w:eastAsia="黑体"/>
+          <w:rFonts w:ascii="宋体" w:hAnsi="宋体" w:eastAsia="宋体"/>
         </w:rPr>
         <w:t xml:space="preserve">5.2 真实训练指标摘要</w:t>
       </w:r>
@@ -2518,6 +2551,8 @@
     <w:p>
       <w:pPr>
         <w:pStyle w:val="FirstParagraph"/>
+        <w:spacing w:line="276" w:lineRule="auto" w:after="0"/>
+        <w:ind w:firstLine="420"/>
       </w:pPr>
       <w:r>
         <w:rPr>
@@ -2532,19 +2567,19 @@
         <w:tblW w:type="pct" w:w="0.0"/>
         <w:tblLook w:firstRow="1" w:lastRow="0" w:firstColumn="0" w:lastColumn="0" w:noHBand="0" w:noVBand="0" w:val="0020"/>
         <w:tblBorders>
-          <w:top w:val="single" w:sz="4" w:space="0" w:color="BFBFBF"/>
-          <w:left w:val="single" w:sz="4" w:space="0" w:color="BFBFBF"/>
-          <w:bottom w:val="single" w:sz="4" w:space="0" w:color="BFBFBF"/>
-          <w:right w:val="single" w:sz="4" w:space="0" w:color="BFBFBF"/>
-          <w:insideH w:val="single" w:sz="4" w:space="0" w:color="BFBFBF"/>
-          <w:insideV w:val="single" w:sz="4" w:space="0" w:color="BFBFBF"/>
+          <w:top w:val="single" w:sz="4" w:space="0" w:color="000000"/>
+          <w:left w:val="single" w:sz="4" w:space="0" w:color="000000"/>
+          <w:bottom w:val="single" w:sz="4" w:space="0" w:color="000000"/>
+          <w:right w:val="single" w:sz="4" w:space="0" w:color="000000"/>
+          <w:insideH w:val="single" w:sz="4" w:space="0" w:color="000000"/>
+          <w:insideV w:val="single" w:sz="4" w:space="0" w:color="000000"/>
         </w:tblBorders>
       </w:tblPr>
       <w:tblGrid/>
       <w:tr>
         <w:tc>
           <w:tcPr>
-            <w:shd w:fill="EAEAEA"/>
+            <w:shd w:fill="FFFFFF"/>
           </w:tcPr>
           <w:p>
             <w:pPr>
@@ -2555,7 +2590,8 @@
             <w:r>
               <w:rPr>
                 <w:rFonts w:ascii="宋体" w:hAnsi="宋体" w:eastAsia="宋体"/>
-                <w:sz w:val="19"/>
+                <w:b/>
+                <w:sz w:val="21"/>
               </w:rPr>
               <w:t xml:space="preserve">数据集与轴承</w:t>
             </w:r>
@@ -2563,7 +2599,7 @@
         </w:tc>
         <w:tc>
           <w:tcPr>
-            <w:shd w:fill="EAEAEA"/>
+            <w:shd w:fill="FFFFFF"/>
           </w:tcPr>
           <w:p>
             <w:pPr>
@@ -2574,7 +2610,8 @@
             <w:r>
               <w:rPr>
                 <w:rFonts w:ascii="宋体" w:hAnsi="宋体" w:eastAsia="宋体"/>
-                <w:sz w:val="19"/>
+                <w:b/>
+                <w:sz w:val="21"/>
               </w:rPr>
               <w:t xml:space="preserve">模型</w:t>
             </w:r>
@@ -2582,7 +2619,7 @@
         </w:tc>
         <w:tc>
           <w:tcPr>
-            <w:shd w:fill="EAEAEA"/>
+            <w:shd w:fill="FFFFFF"/>
           </w:tcPr>
           <w:p>
             <w:pPr>
@@ -2593,7 +2630,8 @@
             <w:r>
               <w:rPr>
                 <w:rFonts w:ascii="宋体" w:hAnsi="宋体" w:eastAsia="宋体"/>
-                <w:sz w:val="19"/>
+                <w:b/>
+                <w:sz w:val="21"/>
               </w:rPr>
               <w:t xml:space="preserve">RMSE</w:t>
             </w:r>
@@ -2601,7 +2639,7 @@
         </w:tc>
         <w:tc>
           <w:tcPr>
-            <w:shd w:fill="EAEAEA"/>
+            <w:shd w:fill="FFFFFF"/>
           </w:tcPr>
           <w:p>
             <w:pPr>
@@ -2612,7 +2650,8 @@
             <w:r>
               <w:rPr>
                 <w:rFonts w:ascii="宋体" w:hAnsi="宋体" w:eastAsia="宋体"/>
-                <w:sz w:val="19"/>
+                <w:b/>
+                <w:sz w:val="21"/>
               </w:rPr>
               <w:t xml:space="preserve">NormalizedRMSE</w:t>
             </w:r>
@@ -2620,7 +2659,7 @@
         </w:tc>
         <w:tc>
           <w:tcPr>
-            <w:shd w:fill="EAEAEA"/>
+            <w:shd w:fill="FFFFFF"/>
           </w:tcPr>
           <w:p>
             <w:pPr>
@@ -2631,7 +2670,8 @@
             <w:r>
               <w:rPr>
                 <w:rFonts w:ascii="宋体" w:hAnsi="宋体" w:eastAsia="宋体"/>
-                <w:sz w:val="19"/>
+                <w:b/>
+                <w:sz w:val="21"/>
               </w:rPr>
               <w:t xml:space="preserve">Huang RUL Score</w:t>
             </w:r>
@@ -2649,7 +2689,7 @@
             <w:r>
               <w:rPr>
                 <w:rFonts w:ascii="宋体" w:hAnsi="宋体" w:eastAsia="宋体"/>
-                <w:sz w:val="19"/>
+                <w:sz w:val="21"/>
               </w:rPr>
               <w:t xml:space="preserve">XJTU-SY Bearing1_5</w:t>
             </w:r>
@@ -2665,7 +2705,7 @@
             <w:r>
               <w:rPr>
                 <w:rFonts w:ascii="宋体" w:hAnsi="宋体" w:eastAsia="宋体"/>
-                <w:sz w:val="19"/>
+                <w:sz w:val="21"/>
               </w:rPr>
               <w:t xml:space="preserve">CNN-LSTM-AM</w:t>
             </w:r>
@@ -2681,7 +2721,7 @@
             <w:r>
               <w:rPr>
                 <w:rFonts w:ascii="宋体" w:hAnsi="宋体" w:eastAsia="宋体"/>
-                <w:sz w:val="19"/>
+                <w:sz w:val="21"/>
               </w:rPr>
               <w:t xml:space="preserve">406.302</w:t>
             </w:r>
@@ -2697,7 +2737,7 @@
             <w:r>
               <w:rPr>
                 <w:rFonts w:ascii="宋体" w:hAnsi="宋体" w:eastAsia="宋体"/>
-                <w:sz w:val="19"/>
+                <w:sz w:val="21"/>
               </w:rPr>
               <w:t xml:space="preserve">0.615609</w:t>
             </w:r>
@@ -2713,7 +2753,7 @@
             <w:r>
               <w:rPr>
                 <w:rFonts w:ascii="宋体" w:hAnsi="宋体" w:eastAsia="宋体"/>
-                <w:sz w:val="19"/>
+                <w:sz w:val="21"/>
               </w:rPr>
               <w:t xml:space="preserve">29.001612</w:t>
             </w:r>
@@ -2731,7 +2771,7 @@
             <w:r>
               <w:rPr>
                 <w:rFonts w:ascii="宋体" w:hAnsi="宋体" w:eastAsia="宋体"/>
-                <w:sz w:val="19"/>
+                <w:sz w:val="21"/>
               </w:rPr>
               <w:t xml:space="preserve">XJTU-SY Bearing1_5</w:t>
             </w:r>
@@ -2747,7 +2787,7 @@
             <w:r>
               <w:rPr>
                 <w:rFonts w:ascii="宋体" w:hAnsi="宋体" w:eastAsia="宋体"/>
-                <w:sz w:val="19"/>
+                <w:sz w:val="21"/>
               </w:rPr>
               <w:t xml:space="preserve">CNN-LSTM</w:t>
             </w:r>
@@ -2763,7 +2803,7 @@
             <w:r>
               <w:rPr>
                 <w:rFonts w:ascii="宋体" w:hAnsi="宋体" w:eastAsia="宋体"/>
-                <w:sz w:val="19"/>
+                <w:sz w:val="21"/>
               </w:rPr>
               <w:t xml:space="preserve">406.503</w:t>
             </w:r>
@@ -2779,7 +2819,7 @@
             <w:r>
               <w:rPr>
                 <w:rFonts w:ascii="宋体" w:hAnsi="宋体" w:eastAsia="宋体"/>
-                <w:sz w:val="19"/>
+                <w:sz w:val="21"/>
               </w:rPr>
               <w:t xml:space="preserve">0.615913</w:t>
             </w:r>
@@ -2795,7 +2835,7 @@
             <w:r>
               <w:rPr>
                 <w:rFonts w:ascii="宋体" w:hAnsi="宋体" w:eastAsia="宋体"/>
-                <w:sz w:val="19"/>
+                <w:sz w:val="21"/>
               </w:rPr>
               <w:t xml:space="preserve">29.127879</w:t>
             </w:r>
@@ -2813,7 +2853,7 @@
             <w:r>
               <w:rPr>
                 <w:rFonts w:ascii="宋体" w:hAnsi="宋体" w:eastAsia="宋体"/>
-                <w:sz w:val="19"/>
+                <w:sz w:val="21"/>
               </w:rPr>
               <w:t xml:space="preserve">PHM2012 Bearing3_1</w:t>
             </w:r>
@@ -2829,7 +2869,7 @@
             <w:r>
               <w:rPr>
                 <w:rFonts w:ascii="宋体" w:hAnsi="宋体" w:eastAsia="宋体"/>
-                <w:sz w:val="19"/>
+                <w:sz w:val="21"/>
               </w:rPr>
               <w:t xml:space="preserve">CNN-LSTM-AM</w:t>
             </w:r>
@@ -2845,7 +2885,7 @@
             <w:r>
               <w:rPr>
                 <w:rFonts w:ascii="宋体" w:hAnsi="宋体" w:eastAsia="宋体"/>
-                <w:sz w:val="19"/>
+                <w:sz w:val="21"/>
               </w:rPr>
               <w:t xml:space="preserve">651.036</w:t>
             </w:r>
@@ -2861,7 +2901,7 @@
             <w:r>
               <w:rPr>
                 <w:rFonts w:ascii="宋体" w:hAnsi="宋体" w:eastAsia="宋体"/>
-                <w:sz w:val="19"/>
+                <w:sz w:val="21"/>
               </w:rPr>
               <w:t xml:space="preserve">0.591850</w:t>
             </w:r>
@@ -2877,7 +2917,7 @@
             <w:r>
               <w:rPr>
                 <w:rFonts w:ascii="宋体" w:hAnsi="宋体" w:eastAsia="宋体"/>
-                <w:sz w:val="19"/>
+                <w:sz w:val="21"/>
               </w:rPr>
               <w:t xml:space="preserve">29.447255</w:t>
             </w:r>
@@ -2895,7 +2935,7 @@
             <w:r>
               <w:rPr>
                 <w:rFonts w:ascii="宋体" w:hAnsi="宋体" w:eastAsia="宋体"/>
-                <w:sz w:val="19"/>
+                <w:sz w:val="21"/>
               </w:rPr>
               <w:t xml:space="preserve">PHM2012 Bearing3_1</w:t>
             </w:r>
@@ -2911,7 +2951,7 @@
             <w:r>
               <w:rPr>
                 <w:rFonts w:ascii="宋体" w:hAnsi="宋体" w:eastAsia="宋体"/>
-                <w:sz w:val="19"/>
+                <w:sz w:val="21"/>
               </w:rPr>
               <w:t xml:space="preserve">CNN-LSTM</w:t>
             </w:r>
@@ -2927,7 +2967,7 @@
             <w:r>
               <w:rPr>
                 <w:rFonts w:ascii="宋体" w:hAnsi="宋体" w:eastAsia="宋体"/>
-                <w:sz w:val="19"/>
+                <w:sz w:val="21"/>
               </w:rPr>
               <w:t xml:space="preserve">650.700</w:t>
             </w:r>
@@ -2943,7 +2983,7 @@
             <w:r>
               <w:rPr>
                 <w:rFonts w:ascii="宋体" w:hAnsi="宋体" w:eastAsia="宋体"/>
-                <w:sz w:val="19"/>
+                <w:sz w:val="21"/>
               </w:rPr>
               <w:t xml:space="preserve">0.591545</w:t>
             </w:r>
@@ -2959,7 +2999,7 @@
             <w:r>
               <w:rPr>
                 <w:rFonts w:ascii="宋体" w:hAnsi="宋体" w:eastAsia="宋体"/>
-                <w:sz w:val="19"/>
+                <w:sz w:val="21"/>
               </w:rPr>
               <w:t xml:space="preserve">29.098391</w:t>
             </w:r>
@@ -2970,6 +3010,8 @@
     <w:p>
       <w:pPr>
         <w:pStyle w:val="BodyText"/>
+        <w:spacing w:line="276" w:lineRule="auto" w:after="0"/>
+        <w:ind w:firstLine="420"/>
       </w:pPr>
       <w:r>
         <w:rPr>
@@ -2984,19 +3026,19 @@
         <w:tblW w:type="pct" w:w="0.0"/>
         <w:tblLook w:firstRow="1" w:lastRow="0" w:firstColumn="0" w:lastColumn="0" w:noHBand="0" w:noVBand="0" w:val="0020"/>
         <w:tblBorders>
-          <w:top w:val="single" w:sz="4" w:space="0" w:color="BFBFBF"/>
-          <w:left w:val="single" w:sz="4" w:space="0" w:color="BFBFBF"/>
-          <w:bottom w:val="single" w:sz="4" w:space="0" w:color="BFBFBF"/>
-          <w:right w:val="single" w:sz="4" w:space="0" w:color="BFBFBF"/>
-          <w:insideH w:val="single" w:sz="4" w:space="0" w:color="BFBFBF"/>
-          <w:insideV w:val="single" w:sz="4" w:space="0" w:color="BFBFBF"/>
+          <w:top w:val="single" w:sz="4" w:space="0" w:color="000000"/>
+          <w:left w:val="single" w:sz="4" w:space="0" w:color="000000"/>
+          <w:bottom w:val="single" w:sz="4" w:space="0" w:color="000000"/>
+          <w:right w:val="single" w:sz="4" w:space="0" w:color="000000"/>
+          <w:insideH w:val="single" w:sz="4" w:space="0" w:color="000000"/>
+          <w:insideV w:val="single" w:sz="4" w:space="0" w:color="000000"/>
         </w:tblBorders>
       </w:tblPr>
       <w:tblGrid/>
       <w:tr>
         <w:tc>
           <w:tcPr>
-            <w:shd w:fill="EAEAEA"/>
+            <w:shd w:fill="FFFFFF"/>
           </w:tcPr>
           <w:p>
             <w:pPr>
@@ -3007,7 +3049,8 @@
             <w:r>
               <w:rPr>
                 <w:rFonts w:ascii="宋体" w:hAnsi="宋体" w:eastAsia="宋体"/>
-                <w:sz w:val="19"/>
+                <w:b/>
+                <w:sz w:val="21"/>
               </w:rPr>
               <w:t xml:space="preserve">数据集/工况</w:t>
             </w:r>
@@ -3015,7 +3058,7 @@
         </w:tc>
         <w:tc>
           <w:tcPr>
-            <w:shd w:fill="EAEAEA"/>
+            <w:shd w:fill="FFFFFF"/>
           </w:tcPr>
           <w:p>
             <w:pPr>
@@ -3026,7 +3069,8 @@
             <w:r>
               <w:rPr>
                 <w:rFonts w:ascii="宋体" w:hAnsi="宋体" w:eastAsia="宋体"/>
-                <w:sz w:val="19"/>
+                <w:b/>
+                <w:sz w:val="21"/>
               </w:rPr>
               <w:t xml:space="preserve">RMSE</w:t>
             </w:r>
@@ -3034,7 +3078,7 @@
         </w:tc>
         <w:tc>
           <w:tcPr>
-            <w:shd w:fill="EAEAEA"/>
+            <w:shd w:fill="FFFFFF"/>
           </w:tcPr>
           <w:p>
             <w:pPr>
@@ -3045,7 +3089,8 @@
             <w:r>
               <w:rPr>
                 <w:rFonts w:ascii="宋体" w:hAnsi="宋体" w:eastAsia="宋体"/>
-                <w:sz w:val="19"/>
+                <w:b/>
+                <w:sz w:val="21"/>
               </w:rPr>
               <w:t xml:space="preserve">NormalizedRMSE</w:t>
             </w:r>
@@ -3053,7 +3098,7 @@
         </w:tc>
         <w:tc>
           <w:tcPr>
-            <w:shd w:fill="EAEAEA"/>
+            <w:shd w:fill="FFFFFF"/>
           </w:tcPr>
           <w:p>
             <w:pPr>
@@ -3064,7 +3109,8 @@
             <w:r>
               <w:rPr>
                 <w:rFonts w:ascii="宋体" w:hAnsi="宋体" w:eastAsia="宋体"/>
-                <w:sz w:val="19"/>
+                <w:b/>
+                <w:sz w:val="21"/>
               </w:rPr>
               <w:t xml:space="preserve">R2</w:t>
             </w:r>
@@ -3072,7 +3118,7 @@
         </w:tc>
         <w:tc>
           <w:tcPr>
-            <w:shd w:fill="EAEAEA"/>
+            <w:shd w:fill="FFFFFF"/>
           </w:tcPr>
           <w:p>
             <w:pPr>
@@ -3083,7 +3129,8 @@
             <w:r>
               <w:rPr>
                 <w:rFonts w:ascii="宋体" w:hAnsi="宋体" w:eastAsia="宋体"/>
-                <w:sz w:val="19"/>
+                <w:b/>
+                <w:sz w:val="21"/>
               </w:rPr>
               <w:t xml:space="preserve">Huang RUL Score</w:t>
             </w:r>
@@ -3101,7 +3148,7 @@
             <w:r>
               <w:rPr>
                 <w:rFonts w:ascii="宋体" w:hAnsi="宋体" w:eastAsia="宋体"/>
-                <w:sz w:val="19"/>
+                <w:sz w:val="21"/>
               </w:rPr>
               <w:t xml:space="preserve">XJTU-SY Condition 1</w:t>
             </w:r>
@@ -3117,7 +3164,7 @@
             <w:r>
               <w:rPr>
                 <w:rFonts w:ascii="宋体" w:hAnsi="宋体" w:eastAsia="宋体"/>
-                <w:sz w:val="19"/>
+                <w:sz w:val="21"/>
               </w:rPr>
               <w:t xml:space="preserve">2280.512</w:t>
             </w:r>
@@ -3133,7 +3180,7 @@
             <w:r>
               <w:rPr>
                 <w:rFonts w:ascii="宋体" w:hAnsi="宋体" w:eastAsia="宋体"/>
-                <w:sz w:val="19"/>
+                <w:sz w:val="21"/>
               </w:rPr>
               <w:t xml:space="preserve">0.603310</w:t>
             </w:r>
@@ -3149,7 +3196,7 @@
             <w:r>
               <w:rPr>
                 <w:rFonts w:ascii="宋体" w:hAnsi="宋体" w:eastAsia="宋体"/>
-                <w:sz w:val="19"/>
+                <w:sz w:val="21"/>
               </w:rPr>
               <w:t xml:space="preserve">-2.275391</w:t>
             </w:r>
@@ -3165,7 +3212,7 @@
             <w:r>
               <w:rPr>
                 <w:rFonts w:ascii="宋体" w:hAnsi="宋体" w:eastAsia="宋体"/>
-                <w:sz w:val="19"/>
+                <w:sz w:val="21"/>
               </w:rPr>
               <w:t xml:space="preserve">27.303331</w:t>
             </w:r>
@@ -3183,7 +3230,7 @@
             <w:r>
               <w:rPr>
                 <w:rFonts w:ascii="宋体" w:hAnsi="宋体" w:eastAsia="宋体"/>
-                <w:sz w:val="19"/>
+                <w:sz w:val="21"/>
               </w:rPr>
               <w:t xml:space="preserve">XJTU-SY Condition 2</w:t>
             </w:r>
@@ -3199,7 +3246,7 @@
             <w:r>
               <w:rPr>
                 <w:rFonts w:ascii="宋体" w:hAnsi="宋体" w:eastAsia="宋体"/>
-                <w:sz w:val="19"/>
+                <w:sz w:val="21"/>
               </w:rPr>
               <w:t xml:space="preserve">7688.563</w:t>
             </w:r>
@@ -3215,7 +3262,7 @@
             <w:r>
               <w:rPr>
                 <w:rFonts w:ascii="宋体" w:hAnsi="宋体" w:eastAsia="宋体"/>
-                <w:sz w:val="19"/>
+                <w:sz w:val="21"/>
               </w:rPr>
               <w:t xml:space="preserve">0.601609</w:t>
             </w:r>
@@ -3231,7 +3278,7 @@
             <w:r>
               <w:rPr>
                 <w:rFonts w:ascii="宋体" w:hAnsi="宋体" w:eastAsia="宋体"/>
-                <w:sz w:val="19"/>
+                <w:sz w:val="21"/>
               </w:rPr>
               <w:t xml:space="preserve">-2.257361</w:t>
             </w:r>
@@ -3247,7 +3294,7 @@
             <w:r>
               <w:rPr>
                 <w:rFonts w:ascii="宋体" w:hAnsi="宋体" w:eastAsia="宋体"/>
-                <w:sz w:val="19"/>
+                <w:sz w:val="21"/>
               </w:rPr>
               <w:t xml:space="preserve">27.385834</w:t>
             </w:r>
@@ -3265,7 +3312,7 @@
             <w:r>
               <w:rPr>
                 <w:rFonts w:ascii="宋体" w:hAnsi="宋体" w:eastAsia="宋体"/>
-                <w:sz w:val="19"/>
+                <w:sz w:val="21"/>
               </w:rPr>
               <w:t xml:space="preserve">XJTU-SY Condition 3</w:t>
             </w:r>
@@ -3281,7 +3328,7 @@
             <w:r>
               <w:rPr>
                 <w:rFonts w:ascii="宋体" w:hAnsi="宋体" w:eastAsia="宋体"/>
-                <w:sz w:val="19"/>
+                <w:sz w:val="21"/>
               </w:rPr>
               <w:t xml:space="preserve">5348.922</w:t>
             </w:r>
@@ -3297,7 +3344,7 @@
             <w:r>
               <w:rPr>
                 <w:rFonts w:ascii="宋体" w:hAnsi="宋体" w:eastAsia="宋体"/>
-                <w:sz w:val="19"/>
+                <w:sz w:val="21"/>
               </w:rPr>
               <w:t xml:space="preserve">0.602356</w:t>
             </w:r>
@@ -3313,7 +3360,7 @@
             <w:r>
               <w:rPr>
                 <w:rFonts w:ascii="宋体" w:hAnsi="宋体" w:eastAsia="宋体"/>
-                <w:sz w:val="19"/>
+                <w:sz w:val="21"/>
               </w:rPr>
               <w:t xml:space="preserve">-2.262244</w:t>
             </w:r>
@@ -3329,7 +3376,7 @@
             <w:r>
               <w:rPr>
                 <w:rFonts w:ascii="宋体" w:hAnsi="宋体" w:eastAsia="宋体"/>
-                <w:sz w:val="19"/>
+                <w:sz w:val="21"/>
               </w:rPr>
               <w:t xml:space="preserve">27.354392</w:t>
             </w:r>
@@ -3347,7 +3394,7 @@
             <w:r>
               <w:rPr>
                 <w:rFonts w:ascii="宋体" w:hAnsi="宋体" w:eastAsia="宋体"/>
-                <w:sz w:val="19"/>
+                <w:sz w:val="21"/>
               </w:rPr>
               <w:t xml:space="preserve">PHM2012 Condition 1</w:t>
             </w:r>
@@ -3363,7 +3410,7 @@
             <w:r>
               <w:rPr>
                 <w:rFonts w:ascii="宋体" w:hAnsi="宋体" w:eastAsia="宋体"/>
-                <w:sz w:val="19"/>
+                <w:sz w:val="21"/>
               </w:rPr>
               <w:t xml:space="preserve">9641.803</w:t>
             </w:r>
@@ -3379,7 +3426,7 @@
             <w:r>
               <w:rPr>
                 <w:rFonts w:ascii="宋体" w:hAnsi="宋体" w:eastAsia="宋体"/>
-                <w:sz w:val="19"/>
+                <w:sz w:val="21"/>
               </w:rPr>
               <w:t xml:space="preserve">1.337282</w:t>
             </w:r>
@@ -3395,7 +3442,7 @@
             <w:r>
               <w:rPr>
                 <w:rFonts w:ascii="宋体" w:hAnsi="宋体" w:eastAsia="宋体"/>
-                <w:sz w:val="19"/>
+                <w:sz w:val="21"/>
               </w:rPr>
               <w:t xml:space="preserve">-15.110842</w:t>
             </w:r>
@@ -3411,7 +3458,7 @@
             <w:r>
               <w:rPr>
                 <w:rFonts w:ascii="宋体" w:hAnsi="宋体" w:eastAsia="宋体"/>
-                <w:sz w:val="19"/>
+                <w:sz w:val="21"/>
               </w:rPr>
               <w:t xml:space="preserve">31.989850</w:t>
             </w:r>
@@ -3429,7 +3476,7 @@
             <w:r>
               <w:rPr>
                 <w:rFonts w:ascii="宋体" w:hAnsi="宋体" w:eastAsia="宋体"/>
-                <w:sz w:val="19"/>
+                <w:sz w:val="21"/>
               </w:rPr>
               <w:t xml:space="preserve">PHM2012 Condition 2</w:t>
             </w:r>
@@ -3445,7 +3492,7 @@
             <w:r>
               <w:rPr>
                 <w:rFonts w:ascii="宋体" w:hAnsi="宋体" w:eastAsia="宋体"/>
-                <w:sz w:val="19"/>
+                <w:sz w:val="21"/>
               </w:rPr>
               <w:t xml:space="preserve">10065.537</w:t>
             </w:r>
@@ -3461,7 +3508,7 @@
             <w:r>
               <w:rPr>
                 <w:rFonts w:ascii="宋体" w:hAnsi="宋体" w:eastAsia="宋体"/>
-                <w:sz w:val="19"/>
+                <w:sz w:val="21"/>
               </w:rPr>
               <w:t xml:space="preserve">2.092627</w:t>
             </w:r>
@@ -3477,7 +3524,7 @@
             <w:r>
               <w:rPr>
                 <w:rFonts w:ascii="宋体" w:hAnsi="宋体" w:eastAsia="宋体"/>
-                <w:sz w:val="19"/>
+                <w:sz w:val="21"/>
               </w:rPr>
               <w:t xml:space="preserve">-38.470269</w:t>
             </w:r>
@@ -3493,7 +3540,7 @@
             <w:r>
               <w:rPr>
                 <w:rFonts w:ascii="宋体" w:hAnsi="宋体" w:eastAsia="宋体"/>
-                <w:sz w:val="19"/>
+                <w:sz w:val="21"/>
               </w:rPr>
               <w:t xml:space="preserve">31.984371</w:t>
             </w:r>
@@ -3511,7 +3558,7 @@
             <w:r>
               <w:rPr>
                 <w:rFonts w:ascii="宋体" w:hAnsi="宋体" w:eastAsia="宋体"/>
-                <w:sz w:val="19"/>
+                <w:sz w:val="21"/>
               </w:rPr>
               <w:t xml:space="preserve">PHM2012 Condition 3</w:t>
             </w:r>
@@ -3527,7 +3574,7 @@
             <w:r>
               <w:rPr>
                 <w:rFonts w:ascii="宋体" w:hAnsi="宋体" w:eastAsia="宋体"/>
-                <w:sz w:val="19"/>
+                <w:sz w:val="21"/>
               </w:rPr>
               <w:t xml:space="preserve">1594.675</w:t>
             </w:r>
@@ -3543,7 +3590,7 @@
             <w:r>
               <w:rPr>
                 <w:rFonts w:ascii="宋体" w:hAnsi="宋体" w:eastAsia="宋体"/>
-                <w:sz w:val="19"/>
+                <w:sz w:val="21"/>
               </w:rPr>
               <w:t xml:space="preserve">1.130975</w:t>
             </w:r>
@@ -3559,7 +3606,7 @@
             <w:r>
               <w:rPr>
                 <w:rFonts w:ascii="宋体" w:hAnsi="宋体" w:eastAsia="宋体"/>
-                <w:sz w:val="19"/>
+                <w:sz w:val="21"/>
               </w:rPr>
               <w:t xml:space="preserve">-10.581817</w:t>
             </w:r>
@@ -3575,7 +3622,7 @@
             <w:r>
               <w:rPr>
                 <w:rFonts w:ascii="宋体" w:hAnsi="宋体" w:eastAsia="宋体"/>
-                <w:sz w:val="19"/>
+                <w:sz w:val="21"/>
               </w:rPr>
               <w:t xml:space="preserve">31.883923</w:t>
             </w:r>
@@ -3586,6 +3633,8 @@
     <w:p>
       <w:pPr>
         <w:pStyle w:val="BodyText"/>
+        <w:spacing w:line="276" w:lineRule="auto" w:after="0"/>
+        <w:ind w:firstLine="420"/>
       </w:pPr>
       <w:r>
         <w:rPr>
@@ -3600,19 +3649,19 @@
         <w:tblW w:type="pct" w:w="0.0"/>
         <w:tblLook w:firstRow="1" w:lastRow="0" w:firstColumn="0" w:lastColumn="0" w:noHBand="0" w:noVBand="0" w:val="0020"/>
         <w:tblBorders>
-          <w:top w:val="single" w:sz="4" w:space="0" w:color="BFBFBF"/>
-          <w:left w:val="single" w:sz="4" w:space="0" w:color="BFBFBF"/>
-          <w:bottom w:val="single" w:sz="4" w:space="0" w:color="BFBFBF"/>
-          <w:right w:val="single" w:sz="4" w:space="0" w:color="BFBFBF"/>
-          <w:insideH w:val="single" w:sz="4" w:space="0" w:color="BFBFBF"/>
-          <w:insideV w:val="single" w:sz="4" w:space="0" w:color="BFBFBF"/>
+          <w:top w:val="single" w:sz="4" w:space="0" w:color="000000"/>
+          <w:left w:val="single" w:sz="4" w:space="0" w:color="000000"/>
+          <w:bottom w:val="single" w:sz="4" w:space="0" w:color="000000"/>
+          <w:right w:val="single" w:sz="4" w:space="0" w:color="000000"/>
+          <w:insideH w:val="single" w:sz="4" w:space="0" w:color="000000"/>
+          <w:insideV w:val="single" w:sz="4" w:space="0" w:color="000000"/>
         </w:tblBorders>
       </w:tblPr>
       <w:tblGrid/>
       <w:tr>
         <w:tc>
           <w:tcPr>
-            <w:shd w:fill="EAEAEA"/>
+            <w:shd w:fill="FFFFFF"/>
           </w:tcPr>
           <w:p>
             <w:pPr>
@@ -3623,7 +3672,8 @@
             <w:r>
               <w:rPr>
                 <w:rFonts w:ascii="宋体" w:hAnsi="宋体" w:eastAsia="宋体"/>
-                <w:sz w:val="19"/>
+                <w:b/>
+                <w:sz w:val="21"/>
               </w:rPr>
               <w:t xml:space="preserve">编号</w:t>
             </w:r>
@@ -3631,7 +3681,7 @@
         </w:tc>
         <w:tc>
           <w:tcPr>
-            <w:shd w:fill="EAEAEA"/>
+            <w:shd w:fill="FFFFFF"/>
           </w:tcPr>
           <w:p>
             <w:pPr>
@@ -3642,7 +3692,8 @@
             <w:r>
               <w:rPr>
                 <w:rFonts w:ascii="宋体" w:hAnsi="宋体" w:eastAsia="宋体"/>
-                <w:sz w:val="19"/>
+                <w:b/>
+                <w:sz w:val="21"/>
               </w:rPr>
               <w:t xml:space="preserve">comparison 文件</w:t>
             </w:r>
@@ -3660,7 +3711,7 @@
             <w:r>
               <w:rPr>
                 <w:rFonts w:ascii="宋体" w:hAnsi="宋体" w:eastAsia="宋体"/>
-                <w:sz w:val="19"/>
+                <w:sz w:val="21"/>
               </w:rPr>
               <w:t xml:space="preserve">A1</w:t>
             </w:r>
@@ -3677,7 +3728,7 @@
               <w:rPr>
                 <w:rStyle w:val="VerbatimChar"/>
                 <w:rFonts w:ascii="宋体" w:hAnsi="宋体" w:eastAsia="宋体"/>
-                <w:sz w:val="19"/>
+                <w:sz w:val="21"/>
               </w:rPr>
               <w:t xml:space="preserve">tmp/paper_repro_real_metrics/.../comparison_metrics.csv</w:t>
             </w:r>
@@ -3695,7 +3746,7 @@
             <w:r>
               <w:rPr>
                 <w:rFonts w:ascii="宋体" w:hAnsi="宋体" w:eastAsia="宋体"/>
-                <w:sz w:val="19"/>
+                <w:sz w:val="21"/>
               </w:rPr>
               <w:t xml:space="preserve">A2</w:t>
             </w:r>
@@ -3712,7 +3763,7 @@
               <w:rPr>
                 <w:rStyle w:val="VerbatimChar"/>
                 <w:rFonts w:ascii="宋体" w:hAnsi="宋体" w:eastAsia="宋体"/>
-                <w:sz w:val="19"/>
+                <w:sz w:val="21"/>
               </w:rPr>
               <w:t xml:space="preserve">tmp/paper_repro_xlstm_transformer/.../comparison_metrics.csv</w:t>
             </w:r>
@@ -3728,7 +3779,7 @@
       </w:pPr>
       <w:r>
         <w:rPr>
-          <w:rFonts w:ascii="黑体" w:hAnsi="黑体" w:eastAsia="黑体"/>
+          <w:rFonts w:ascii="宋体" w:hAnsi="宋体" w:eastAsia="宋体"/>
         </w:rPr>
         <w:t xml:space="preserve">5.3 原始输出摘录</w:t>
       </w:r>
@@ -3819,6 +3870,8 @@
     <w:p>
       <w:pPr>
         <w:pStyle w:val="FirstParagraph"/>
+        <w:spacing w:line="276" w:lineRule="auto" w:after="0"/>
+        <w:ind w:firstLine="420"/>
       </w:pPr>
       <w:r>
         <w:rPr>
@@ -3937,7 +3990,7 @@
       </w:pPr>
       <w:r>
         <w:rPr>
-          <w:rFonts w:ascii="黑体" w:hAnsi="黑体" w:eastAsia="黑体"/>
+          <w:rFonts w:ascii="宋体" w:hAnsi="宋体" w:eastAsia="宋体"/>
         </w:rPr>
         <w:t xml:space="preserve">6. 测试结论</w:t>
       </w:r>
@@ -3945,6 +3998,8 @@
     <w:p>
       <w:pPr>
         <w:pStyle w:val="FirstParagraph"/>
+        <w:spacing w:line="276" w:lineRule="auto" w:after="0"/>
+        <w:ind w:firstLine="420"/>
       </w:pPr>
       <w:r>
         <w:rPr>
@@ -3960,6 +4015,8 @@
           <w:numId w:val="1002"/>
         </w:numPr>
         <w:pStyle w:val="Compact"/>
+        <w:spacing w:line="276" w:lineRule="auto" w:after="0"/>
+        <w:ind w:firstLine="420"/>
       </w:pPr>
       <w:r>
         <w:rPr>
@@ -3994,6 +4051,8 @@
           <w:numId w:val="1002"/>
         </w:numPr>
         <w:pStyle w:val="Compact"/>
+        <w:spacing w:line="276" w:lineRule="auto" w:after="0"/>
+        <w:ind w:firstLine="420"/>
       </w:pPr>
       <w:r>
         <w:rPr>
@@ -4041,6 +4100,8 @@
           <w:numId w:val="1002"/>
         </w:numPr>
         <w:pStyle w:val="Compact"/>
+        <w:spacing w:line="276" w:lineRule="auto" w:after="0"/>
+        <w:ind w:firstLine="420"/>
       </w:pPr>
       <w:r>
         <w:rPr>
@@ -4075,6 +4136,8 @@
           <w:numId w:val="1002"/>
         </w:numPr>
         <w:pStyle w:val="Compact"/>
+        <w:spacing w:line="276" w:lineRule="auto" w:after="0"/>
+        <w:ind w:firstLine="420"/>
       </w:pPr>
       <w:r>
         <w:rPr>
@@ -4086,6 +4149,8 @@
     <w:p>
       <w:pPr>
         <w:pStyle w:val="FirstParagraph"/>
+        <w:spacing w:line="276" w:lineRule="auto" w:after="0"/>
+        <w:ind w:firstLine="420"/>
       </w:pPr>
       <w:r>
         <w:rPr>
@@ -4097,7 +4162,7 @@
     <w:bookmarkEnd w:id="31"/>
     <w:bookmarkEnd w:id="32"/>
     <w:sectPr>
-      <w:pgMar w:top="1361" w:bottom="1247" w:left="1417" w:right="1417"/>
+      <w:pgMar w:top="1440" w:bottom="1440" w:left="1797" w:right="1797"/>
     </w:sectPr>
   </w:body>
 </w:document>
@@ -4326,12 +4391,20 @@
       <w:spacing w:after="180" w:before="180"/>
     </w:pPr>
     <w:qFormat/>
+    <w:rPr>
+      <w:rFonts w:ascii="宋体" w:hAnsi="宋体" w:eastAsia="宋体"/>
+      <w:sz w:val="21"/>
+    </w:rPr>
   </w:style>
   <w:style w:customStyle="1" w:styleId="FirstParagraph" w:type="paragraph">
     <w:name w:val="First Paragraph"/>
     <w:basedOn w:val="BodyText"/>
     <w:next w:val="BodyText"/>
     <w:qFormat/>
+    <w:rPr>
+      <w:rFonts w:ascii="宋体" w:hAnsi="宋体" w:eastAsia="宋体"/>
+      <w:sz w:val="21"/>
+    </w:rPr>
   </w:style>
   <w:style w:customStyle="1" w:styleId="Compact" w:type="paragraph">
     <w:name w:val="Compact"/>
@@ -4340,6 +4413,10 @@
     <w:pPr>
       <w:spacing w:after="36" w:before="36"/>
     </w:pPr>
+    <w:rPr>
+      <w:rFonts w:ascii="宋体" w:hAnsi="宋体" w:eastAsia="宋体"/>
+      <w:sz w:val="21"/>
+    </w:rPr>
   </w:style>
   <w:style w:styleId="Title" w:type="paragraph">
     <w:name w:val="Title"/>
@@ -4357,7 +4434,7 @@
       <w:b/>
       <w:bCs/>
       <w:color w:themeColor="accent1" w:themeShade="B5" w:val="345A8A"/>
-      <w:sz w:val="40"/>
+      <w:sz w:val="36"/>
       <w:szCs w:val="36"/>
     </w:rPr>
   </w:style>
@@ -4433,11 +4510,11 @@
       <w:outlineLvl w:val="0"/>
     </w:pPr>
     <w:rPr>
-      <w:rFonts w:asciiTheme="majorHAnsi" w:cstheme="majorBidi" w:eastAsiaTheme="majorEastAsia" w:hAnsiTheme="majorHAnsi"/>
+      <w:rFonts w:asciiTheme="majorHAnsi" w:cstheme="majorBidi" w:eastAsiaTheme="majorEastAsia" w:hAnsiTheme="majorHAnsi" w:ascii="宋体" w:hAnsi="宋体" w:eastAsia="宋体"/>
       <w:b/>
       <w:bCs/>
       <w:color w:themeColor="accent1" w:val="4F81BD"/>
-      <w:sz w:val="32"/>
+      <w:sz w:val="48"/>
       <w:szCs w:val="32"/>
     </w:rPr>
   </w:style>
@@ -4455,11 +4532,11 @@
       <w:outlineLvl w:val="1"/>
     </w:pPr>
     <w:rPr>
-      <w:rFonts w:asciiTheme="majorHAnsi" w:cstheme="majorBidi" w:eastAsiaTheme="majorEastAsia" w:hAnsiTheme="majorHAnsi"/>
+      <w:rFonts w:asciiTheme="majorHAnsi" w:cstheme="majorBidi" w:eastAsiaTheme="majorEastAsia" w:hAnsiTheme="majorHAnsi" w:ascii="宋体" w:hAnsi="宋体" w:eastAsia="宋体"/>
       <w:b/>
       <w:bCs/>
       <w:color w:themeColor="accent1" w:val="4F81BD"/>
-      <w:sz w:val="28"/>
+      <w:sz w:val="36"/>
       <w:szCs w:val="28"/>
     </w:rPr>
   </w:style>
@@ -4477,11 +4554,11 @@
       <w:outlineLvl w:val="2"/>
     </w:pPr>
     <w:rPr>
-      <w:rFonts w:asciiTheme="majorHAnsi" w:cstheme="majorBidi" w:eastAsiaTheme="majorEastAsia" w:hAnsiTheme="majorHAnsi"/>
+      <w:rFonts w:asciiTheme="majorHAnsi" w:cstheme="majorBidi" w:eastAsiaTheme="majorEastAsia" w:hAnsiTheme="majorHAnsi" w:ascii="宋体" w:hAnsi="宋体" w:eastAsia="宋体"/>
       <w:b/>
       <w:bCs/>
       <w:color w:themeColor="accent1" w:val="4F81BD"/>
-      <w:sz w:val="24"/>
+      <w:sz w:val="27"/>
       <w:szCs w:val="24"/>
     </w:rPr>
   </w:style>
@@ -4499,8 +4576,9 @@
       <w:outlineLvl w:val="3"/>
     </w:pPr>
     <w:rPr>
-      <w:rFonts w:asciiTheme="majorHAnsi" w:cstheme="majorBidi" w:eastAsiaTheme="majorEastAsia" w:hAnsiTheme="majorHAnsi"/>
+      <w:rFonts w:asciiTheme="majorHAnsi" w:cstheme="majorBidi" w:eastAsiaTheme="majorEastAsia" w:hAnsiTheme="majorHAnsi" w:ascii="宋体" w:hAnsi="宋体" w:eastAsia="宋体"/>
       <w:i/>
+      <w:b/>
       <w:bCs/>
       <w:color w:themeColor="accent1" w:val="4F81BD"/>
       <w:sz w:val="24"/>

--- a/docx/final/14_集成测试报告.docx
+++ b/docx/final/14_集成测试报告.docx
@@ -38,6 +38,7 @@
         <w:rPr>
           <w:rFonts w:ascii="宋体" w:hAnsi="宋体" w:eastAsia="宋体"/>
           <w:b/>
+          <w:color w:val="000000"/>
           <w:sz w:val="48"/>
         </w:rPr>
         <w:t xml:space="preserve">工业轴承设备剩余寿命预测系统的实现：集成测试报告</w:t>
@@ -51,6 +52,7 @@
       <w:r>
         <w:rPr>
           <w:rFonts w:ascii="宋体" w:hAnsi="宋体" w:eastAsia="宋体"/>
+          <w:color w:val="000000"/>
         </w:rPr>
         <w:t xml:space="preserve">文档信息</w:t>
       </w:r>
@@ -85,6 +87,7 @@
               <w:rPr>
                 <w:rFonts w:ascii="宋体" w:hAnsi="宋体" w:eastAsia="宋体"/>
                 <w:b/>
+                <w:color w:val="000000"/>
                 <w:sz w:val="21"/>
               </w:rPr>
               <w:t xml:space="preserve">项目</w:t>
@@ -105,6 +108,7 @@
               <w:rPr>
                 <w:rFonts w:ascii="宋体" w:hAnsi="宋体" w:eastAsia="宋体"/>
                 <w:b/>
+                <w:color w:val="000000"/>
                 <w:sz w:val="21"/>
               </w:rPr>
               <w:t xml:space="preserve">内容</w:t>
@@ -123,6 +127,7 @@
             <w:r>
               <w:rPr>
                 <w:rFonts w:ascii="宋体" w:hAnsi="宋体" w:eastAsia="宋体"/>
+                <w:color w:val="000000"/>
                 <w:sz w:val="21"/>
               </w:rPr>
               <w:t xml:space="preserve">文档名称</w:t>
@@ -139,6 +144,7 @@
             <w:r>
               <w:rPr>
                 <w:rFonts w:ascii="宋体" w:hAnsi="宋体" w:eastAsia="宋体"/>
+                <w:color w:val="000000"/>
                 <w:sz w:val="21"/>
               </w:rPr>
               <w:t xml:space="preserve">集成测试报告</w:t>
@@ -157,6 +163,7 @@
             <w:r>
               <w:rPr>
                 <w:rFonts w:ascii="宋体" w:hAnsi="宋体" w:eastAsia="宋体"/>
+                <w:color w:val="000000"/>
                 <w:sz w:val="21"/>
               </w:rPr>
               <w:t xml:space="preserve">文档编号</w:t>
@@ -173,6 +180,7 @@
             <w:r>
               <w:rPr>
                 <w:rFonts w:ascii="宋体" w:hAnsi="宋体" w:eastAsia="宋体"/>
+                <w:color w:val="000000"/>
                 <w:sz w:val="21"/>
               </w:rPr>
               <w:t xml:space="preserve">SE-PHM-FINAL-14</w:t>
@@ -191,6 +199,7 @@
             <w:r>
               <w:rPr>
                 <w:rFonts w:ascii="宋体" w:hAnsi="宋体" w:eastAsia="宋体"/>
+                <w:color w:val="000000"/>
                 <w:sz w:val="21"/>
               </w:rPr>
               <w:t xml:space="preserve">文档阶段</w:t>
@@ -207,6 +216,7 @@
             <w:r>
               <w:rPr>
                 <w:rFonts w:ascii="宋体" w:hAnsi="宋体" w:eastAsia="宋体"/>
+                <w:color w:val="000000"/>
                 <w:sz w:val="21"/>
               </w:rPr>
               <w:t xml:space="preserve">结题</w:t>
@@ -225,6 +235,7 @@
             <w:r>
               <w:rPr>
                 <w:rFonts w:ascii="宋体" w:hAnsi="宋体" w:eastAsia="宋体"/>
+                <w:color w:val="000000"/>
                 <w:sz w:val="21"/>
               </w:rPr>
               <w:t xml:space="preserve">项目名称</w:t>
@@ -241,6 +252,7 @@
             <w:r>
               <w:rPr>
                 <w:rFonts w:ascii="宋体" w:hAnsi="宋体" w:eastAsia="宋体"/>
+                <w:color w:val="000000"/>
                 <w:sz w:val="21"/>
               </w:rPr>
               <w:t xml:space="preserve">工业轴承设备剩余寿命预测系统的实现</w:t>
@@ -259,6 +271,7 @@
             <w:r>
               <w:rPr>
                 <w:rFonts w:ascii="宋体" w:hAnsi="宋体" w:eastAsia="宋体"/>
+                <w:color w:val="000000"/>
                 <w:sz w:val="21"/>
               </w:rPr>
               <w:t xml:space="preserve">课程</w:t>
@@ -275,6 +288,7 @@
             <w:r>
               <w:rPr>
                 <w:rFonts w:ascii="宋体" w:hAnsi="宋体" w:eastAsia="宋体"/>
+                <w:color w:val="000000"/>
                 <w:sz w:val="21"/>
               </w:rPr>
               <w:t xml:space="preserve">中国科学技术大学软件学院《软件工程》</w:t>
@@ -293,6 +307,7 @@
             <w:r>
               <w:rPr>
                 <w:rFonts w:ascii="宋体" w:hAnsi="宋体" w:eastAsia="宋体"/>
+                <w:color w:val="000000"/>
                 <w:sz w:val="21"/>
               </w:rPr>
               <w:t xml:space="preserve">指导老师</w:t>
@@ -309,6 +324,7 @@
             <w:r>
               <w:rPr>
                 <w:rFonts w:ascii="宋体" w:hAnsi="宋体" w:eastAsia="宋体"/>
+                <w:color w:val="000000"/>
                 <w:sz w:val="21"/>
               </w:rPr>
               <w:t xml:space="preserve">zjf</w:t>
@@ -327,6 +343,7 @@
             <w:r>
               <w:rPr>
                 <w:rFonts w:ascii="宋体" w:hAnsi="宋体" w:eastAsia="宋体"/>
+                <w:color w:val="000000"/>
                 <w:sz w:val="21"/>
               </w:rPr>
               <w:t xml:space="preserve">小组成员</w:t>
@@ -343,6 +360,7 @@
             <w:r>
               <w:rPr>
                 <w:rFonts w:ascii="宋体" w:hAnsi="宋体" w:eastAsia="宋体"/>
+                <w:color w:val="000000"/>
                 <w:sz w:val="21"/>
               </w:rPr>
               <w:t xml:space="preserve">zyj、cyy、zdh、zy</w:t>
@@ -361,6 +379,7 @@
             <w:r>
               <w:rPr>
                 <w:rFonts w:ascii="宋体" w:hAnsi="宋体" w:eastAsia="宋体"/>
+                <w:color w:val="000000"/>
                 <w:sz w:val="21"/>
               </w:rPr>
               <w:t xml:space="preserve">文档负责人</w:t>
@@ -377,6 +396,7 @@
             <w:r>
               <w:rPr>
                 <w:rFonts w:ascii="宋体" w:hAnsi="宋体" w:eastAsia="宋体"/>
+                <w:color w:val="000000"/>
                 <w:sz w:val="21"/>
               </w:rPr>
               <w:t xml:space="preserve">zy</w:t>
@@ -395,6 +415,7 @@
             <w:r>
               <w:rPr>
                 <w:rFonts w:ascii="宋体" w:hAnsi="宋体" w:eastAsia="宋体"/>
+                <w:color w:val="000000"/>
                 <w:sz w:val="21"/>
               </w:rPr>
               <w:t xml:space="preserve">参与编写</w:t>
@@ -411,6 +432,7 @@
             <w:r>
               <w:rPr>
                 <w:rFonts w:ascii="宋体" w:hAnsi="宋体" w:eastAsia="宋体"/>
+                <w:color w:val="000000"/>
                 <w:sz w:val="21"/>
               </w:rPr>
               <w:t xml:space="preserve">zyj、cyy、zdh</w:t>
@@ -429,6 +451,7 @@
             <w:r>
               <w:rPr>
                 <w:rFonts w:ascii="宋体" w:hAnsi="宋体" w:eastAsia="宋体"/>
+                <w:color w:val="000000"/>
                 <w:sz w:val="21"/>
               </w:rPr>
               <w:t xml:space="preserve">版本</w:t>
@@ -445,6 +468,7 @@
             <w:r>
               <w:rPr>
                 <w:rFonts w:ascii="宋体" w:hAnsi="宋体" w:eastAsia="宋体"/>
+                <w:color w:val="000000"/>
                 <w:sz w:val="21"/>
               </w:rPr>
               <w:t xml:space="preserve">V3.0</w:t>
@@ -463,6 +487,7 @@
             <w:r>
               <w:rPr>
                 <w:rFonts w:ascii="宋体" w:hAnsi="宋体" w:eastAsia="宋体"/>
+                <w:color w:val="000000"/>
                 <w:sz w:val="21"/>
               </w:rPr>
               <w:t xml:space="preserve">修订日期</w:t>
@@ -479,6 +504,7 @@
             <w:r>
               <w:rPr>
                 <w:rFonts w:ascii="宋体" w:hAnsi="宋体" w:eastAsia="宋体"/>
+                <w:color w:val="000000"/>
                 <w:sz w:val="21"/>
               </w:rPr>
               <w:t xml:space="preserve">2026-06-14</w:t>
@@ -497,6 +523,7 @@
             <w:r>
               <w:rPr>
                 <w:rFonts w:ascii="宋体" w:hAnsi="宋体" w:eastAsia="宋体"/>
+                <w:color w:val="000000"/>
                 <w:sz w:val="21"/>
               </w:rPr>
               <w:t xml:space="preserve">归档形式</w:t>
@@ -513,6 +540,7 @@
             <w:r>
               <w:rPr>
                 <w:rFonts w:ascii="宋体" w:hAnsi="宋体" w:eastAsia="宋体"/>
+                <w:color w:val="000000"/>
                 <w:sz w:val="21"/>
               </w:rPr>
               <w:t xml:space="preserve">Markdown 源文件、PDF、DOCX</w:t>
@@ -531,6 +559,7 @@
             <w:r>
               <w:rPr>
                 <w:rFonts w:ascii="宋体" w:hAnsi="宋体" w:eastAsia="宋体"/>
+                <w:color w:val="000000"/>
                 <w:sz w:val="21"/>
               </w:rPr>
               <w:t xml:space="preserve">内容基线</w:t>
@@ -547,6 +576,7 @@
             <w:r>
               <w:rPr>
                 <w:rFonts w:ascii="宋体" w:hAnsi="宋体" w:eastAsia="宋体"/>
+                <w:color w:val="000000"/>
                 <w:sz w:val="21"/>
               </w:rPr>
               <w:t xml:space="preserve">端到端链路、输出物检查和集成测试结论</w:t>
@@ -564,6 +594,7 @@
       <w:r>
         <w:rPr>
           <w:rFonts w:ascii="宋体" w:hAnsi="宋体" w:eastAsia="宋体"/>
+          <w:color w:val="000000"/>
         </w:rPr>
         <w:t xml:space="preserve">修订记录</w:t>
       </w:r>
@@ -598,6 +629,7 @@
               <w:rPr>
                 <w:rFonts w:ascii="宋体" w:hAnsi="宋体" w:eastAsia="宋体"/>
                 <w:b/>
+                <w:color w:val="000000"/>
                 <w:sz w:val="21"/>
               </w:rPr>
               <w:t xml:space="preserve">版本</w:t>
@@ -618,6 +650,7 @@
               <w:rPr>
                 <w:rFonts w:ascii="宋体" w:hAnsi="宋体" w:eastAsia="宋体"/>
                 <w:b/>
+                <w:color w:val="000000"/>
                 <w:sz w:val="21"/>
               </w:rPr>
               <w:t xml:space="preserve">日期</w:t>
@@ -638,6 +671,7 @@
               <w:rPr>
                 <w:rFonts w:ascii="宋体" w:hAnsi="宋体" w:eastAsia="宋体"/>
                 <w:b/>
+                <w:color w:val="000000"/>
                 <w:sz w:val="21"/>
               </w:rPr>
               <w:t xml:space="preserve">编写人</w:t>
@@ -658,6 +692,7 @@
               <w:rPr>
                 <w:rFonts w:ascii="宋体" w:hAnsi="宋体" w:eastAsia="宋体"/>
                 <w:b/>
+                <w:color w:val="000000"/>
                 <w:sz w:val="21"/>
               </w:rPr>
               <w:t xml:space="preserve">说明</w:t>
@@ -676,6 +711,7 @@
             <w:r>
               <w:rPr>
                 <w:rFonts w:ascii="宋体" w:hAnsi="宋体" w:eastAsia="宋体"/>
+                <w:color w:val="000000"/>
                 <w:sz w:val="21"/>
               </w:rPr>
               <w:t xml:space="preserve">V1.0</w:t>
@@ -692,6 +728,7 @@
             <w:r>
               <w:rPr>
                 <w:rFonts w:ascii="宋体" w:hAnsi="宋体" w:eastAsia="宋体"/>
+                <w:color w:val="000000"/>
                 <w:sz w:val="21"/>
               </w:rPr>
               <w:t xml:space="preserve">2025-11-10</w:t>
@@ -708,6 +745,7 @@
             <w:r>
               <w:rPr>
                 <w:rFonts w:ascii="宋体" w:hAnsi="宋体" w:eastAsia="宋体"/>
+                <w:color w:val="000000"/>
                 <w:sz w:val="21"/>
               </w:rPr>
               <w:t xml:space="preserve">项目组</w:t>
@@ -724,6 +762,7 @@
             <w:r>
               <w:rPr>
                 <w:rFonts w:ascii="宋体" w:hAnsi="宋体" w:eastAsia="宋体"/>
+                <w:color w:val="000000"/>
                 <w:sz w:val="21"/>
               </w:rPr>
               <w:t xml:space="preserve">完成初版课程文档</w:t>
@@ -742,6 +781,7 @@
             <w:r>
               <w:rPr>
                 <w:rFonts w:ascii="宋体" w:hAnsi="宋体" w:eastAsia="宋体"/>
+                <w:color w:val="000000"/>
                 <w:sz w:val="21"/>
               </w:rPr>
               <w:t xml:space="preserve">V2.0</w:t>
@@ -758,6 +798,7 @@
             <w:r>
               <w:rPr>
                 <w:rFonts w:ascii="宋体" w:hAnsi="宋体" w:eastAsia="宋体"/>
+                <w:color w:val="000000"/>
                 <w:sz w:val="21"/>
               </w:rPr>
               <w:t xml:space="preserve">2026-03-12</w:t>
@@ -774,6 +815,7 @@
             <w:r>
               <w:rPr>
                 <w:rFonts w:ascii="宋体" w:hAnsi="宋体" w:eastAsia="宋体"/>
+                <w:color w:val="000000"/>
                 <w:sz w:val="21"/>
               </w:rPr>
               <w:t xml:space="preserve">项目组</w:t>
@@ -790,6 +832,7 @@
             <w:r>
               <w:rPr>
                 <w:rFonts w:ascii="宋体" w:hAnsi="宋体" w:eastAsia="宋体"/>
+                <w:color w:val="000000"/>
                 <w:sz w:val="21"/>
               </w:rPr>
               <w:t xml:space="preserve">统一项目名称、技术基线和阶段交付内容</w:t>
@@ -808,6 +851,7 @@
             <w:r>
               <w:rPr>
                 <w:rFonts w:ascii="宋体" w:hAnsi="宋体" w:eastAsia="宋体"/>
+                <w:color w:val="000000"/>
                 <w:sz w:val="21"/>
               </w:rPr>
               <w:t xml:space="preserve">V3.0</w:t>
@@ -824,6 +868,7 @@
             <w:r>
               <w:rPr>
                 <w:rFonts w:ascii="宋体" w:hAnsi="宋体" w:eastAsia="宋体"/>
+                <w:color w:val="000000"/>
                 <w:sz w:val="21"/>
               </w:rPr>
               <w:t xml:space="preserve">2026-06-14</w:t>
@@ -840,6 +885,7 @@
             <w:r>
               <w:rPr>
                 <w:rFonts w:ascii="宋体" w:hAnsi="宋体" w:eastAsia="宋体"/>
+                <w:color w:val="000000"/>
                 <w:sz w:val="21"/>
               </w:rPr>
               <w:t xml:space="preserve">项目组</w:t>
@@ -856,6 +902,7 @@
             <w:r>
               <w:rPr>
                 <w:rFonts w:ascii="宋体" w:hAnsi="宋体" w:eastAsia="宋体"/>
+                <w:color w:val="000000"/>
                 <w:sz w:val="21"/>
               </w:rPr>
               <w:t xml:space="preserve">参考课程交付样例统一封面与归档格式，补充数据理解、技术难点、测试验收和 DOCX 交付信息</w:t>
@@ -873,6 +920,7 @@
       <w:r>
         <w:rPr>
           <w:rFonts w:ascii="宋体" w:hAnsi="宋体" w:eastAsia="宋体"/>
+          <w:color w:val="000000"/>
         </w:rPr>
         <w:t xml:space="preserve">1. 测试目标</w:t>
       </w:r>
@@ -886,6 +934,7 @@
       <w:r>
         <w:rPr>
           <w:rFonts w:ascii="宋体" w:hAnsi="宋体" w:eastAsia="宋体"/>
+          <w:color w:val="000000"/>
         </w:rPr>
         <w:t xml:space="preserve">集成测试验证多个模块组合后的业务链路是否可运行，重点关注从数据加载到训练、测试、指标输出和实验记录的端到端流程。</w:t>
       </w:r>
@@ -898,6 +947,7 @@
       <w:r>
         <w:rPr>
           <w:rFonts w:ascii="宋体" w:hAnsi="宋体" w:eastAsia="宋体"/>
+          <w:color w:val="000000"/>
         </w:rPr>
         <w:t xml:space="preserve">1.1 测试环境与数据来源</w:t>
       </w:r>
@@ -935,6 +985,7 @@
               <w:rPr>
                 <w:rFonts w:ascii="宋体" w:hAnsi="宋体" w:eastAsia="宋体"/>
                 <w:b/>
+                <w:color w:val="000000"/>
                 <w:sz w:val="21"/>
               </w:rPr>
               <w:t xml:space="preserve">项目</w:t>
@@ -955,6 +1006,7 @@
               <w:rPr>
                 <w:rFonts w:ascii="宋体" w:hAnsi="宋体" w:eastAsia="宋体"/>
                 <w:b/>
+                <w:color w:val="000000"/>
                 <w:sz w:val="21"/>
               </w:rPr>
               <w:t xml:space="preserve">内容</w:t>
@@ -973,6 +1025,7 @@
             <w:r>
               <w:rPr>
                 <w:rFonts w:ascii="宋体" w:hAnsi="宋体" w:eastAsia="宋体"/>
+                <w:color w:val="000000"/>
                 <w:sz w:val="21"/>
               </w:rPr>
               <w:t xml:space="preserve">运行分支</w:t>
@@ -990,6 +1043,7 @@
               <w:rPr>
                 <w:rStyle w:val="VerbatimChar"/>
                 <w:rFonts w:ascii="宋体" w:hAnsi="宋体" w:eastAsia="宋体"/>
+                <w:color w:val="000000"/>
                 <w:sz w:val="21"/>
               </w:rPr>
               <w:t xml:space="preserve">main</w:t>
@@ -1008,6 +1062,7 @@
             <w:r>
               <w:rPr>
                 <w:rFonts w:ascii="宋体" w:hAnsi="宋体" w:eastAsia="宋体"/>
+                <w:color w:val="000000"/>
                 <w:sz w:val="21"/>
               </w:rPr>
               <w:t xml:space="preserve">环境管理</w:t>
@@ -1025,6 +1080,7 @@
               <w:rPr>
                 <w:rStyle w:val="VerbatimChar"/>
                 <w:rFonts w:ascii="宋体" w:hAnsi="宋体" w:eastAsia="宋体"/>
+                <w:color w:val="000000"/>
                 <w:sz w:val="21"/>
               </w:rPr>
               <w:t xml:space="preserve">uv</w:t>
@@ -1043,6 +1099,7 @@
             <w:r>
               <w:rPr>
                 <w:rFonts w:ascii="宋体" w:hAnsi="宋体" w:eastAsia="宋体"/>
+                <w:color w:val="000000"/>
                 <w:sz w:val="21"/>
               </w:rPr>
               <w:t xml:space="preserve">Python</w:t>
@@ -1059,6 +1116,7 @@
             <w:r>
               <w:rPr>
                 <w:rFonts w:ascii="宋体" w:hAnsi="宋体" w:eastAsia="宋体"/>
+                <w:color w:val="000000"/>
                 <w:sz w:val="21"/>
               </w:rPr>
               <w:t xml:space="preserve">3.11+</w:t>
@@ -1077,6 +1135,7 @@
             <w:r>
               <w:rPr>
                 <w:rFonts w:ascii="宋体" w:hAnsi="宋体" w:eastAsia="宋体"/>
+                <w:color w:val="000000"/>
                 <w:sz w:val="21"/>
               </w:rPr>
               <w:t xml:space="preserve">真实数据目录</w:t>
@@ -1094,6 +1153,7 @@
               <w:rPr>
                 <w:rStyle w:val="VerbatimChar"/>
                 <w:rFonts w:ascii="宋体" w:hAnsi="宋体" w:eastAsia="宋体"/>
+                <w:color w:val="000000"/>
                 <w:sz w:val="21"/>
               </w:rPr>
               <w:t xml:space="preserve">data/external/xjtu/extracted/XJTU-SY_Bearing_Datasets</w:t>
@@ -1101,6 +1161,7 @@
             <w:r>
               <w:rPr>
                 <w:rFonts w:ascii="宋体" w:hAnsi="宋体" w:eastAsia="宋体"/>
+                <w:color w:val="000000"/>
                 <w:sz w:val="21"/>
               </w:rPr>
               <w:t xml:space="preserve">、</w:t>
@@ -1109,6 +1170,7 @@
               <w:rPr>
                 <w:rStyle w:val="VerbatimChar"/>
                 <w:rFonts w:ascii="宋体" w:hAnsi="宋体" w:eastAsia="宋体"/>
+                <w:color w:val="000000"/>
                 <w:sz w:val="21"/>
               </w:rPr>
               <w:t xml:space="preserve">data/external/phm2012/final</w:t>
@@ -1127,6 +1189,7 @@
             <w:r>
               <w:rPr>
                 <w:rFonts w:ascii="宋体" w:hAnsi="宋体" w:eastAsia="宋体"/>
+                <w:color w:val="000000"/>
                 <w:sz w:val="21"/>
               </w:rPr>
               <w:t xml:space="preserve">真实训练输出</w:t>
@@ -1144,6 +1207,7 @@
               <w:rPr>
                 <w:rStyle w:val="VerbatimChar"/>
                 <w:rFonts w:ascii="宋体" w:hAnsi="宋体" w:eastAsia="宋体"/>
+                <w:color w:val="000000"/>
                 <w:sz w:val="21"/>
               </w:rPr>
               <w:t xml:space="preserve">tmp/paper_repro_real_metrics</w:t>
@@ -1151,6 +1215,7 @@
             <w:r>
               <w:rPr>
                 <w:rFonts w:ascii="宋体" w:hAnsi="宋体" w:eastAsia="宋体"/>
+                <w:color w:val="000000"/>
                 <w:sz w:val="21"/>
               </w:rPr>
               <w:t xml:space="preserve">、</w:t>
@@ -1159,6 +1224,7 @@
               <w:rPr>
                 <w:rStyle w:val="VerbatimChar"/>
                 <w:rFonts w:ascii="宋体" w:hAnsi="宋体" w:eastAsia="宋体"/>
+                <w:color w:val="000000"/>
                 <w:sz w:val="21"/>
               </w:rPr>
               <w:t xml:space="preserve">tmp/paper_repro_xlstm_transformer</w:t>
@@ -1177,6 +1243,7 @@
             <w:r>
               <w:rPr>
                 <w:rFonts w:ascii="宋体" w:hAnsi="宋体" w:eastAsia="宋体"/>
+                <w:color w:val="000000"/>
                 <w:sz w:val="21"/>
               </w:rPr>
               <w:t xml:space="preserve">归档策略</w:t>
@@ -1193,6 +1260,7 @@
             <w:r>
               <w:rPr>
                 <w:rFonts w:ascii="宋体" w:hAnsi="宋体" w:eastAsia="宋体"/>
+                <w:color w:val="000000"/>
                 <w:sz w:val="21"/>
               </w:rPr>
               <w:t xml:space="preserve">原始数据和训练输出不提交，文档记录命令、路径和指标摘要</w:t>
@@ -1211,6 +1279,7 @@
       <w:r>
         <w:rPr>
           <w:rFonts w:ascii="宋体" w:hAnsi="宋体" w:eastAsia="宋体"/>
+          <w:color w:val="000000"/>
         </w:rPr>
         <w:t xml:space="preserve">2. 集成链路</w:t>
       </w:r>
@@ -1223,12 +1292,14 @@
         <w:rPr>
           <w:rStyle w:val="VerbatimChar"/>
           <w:rFonts w:ascii="宋体" w:hAnsi="宋体" w:eastAsia="宋体"/>
+          <w:color w:val="000000"/>
         </w:rPr>
         <w:t xml:space="preserve">数据目录 -&gt; Loader -&gt; BearingEntity -&gt; Labeler -&gt; BearingWindowDataset</w:t>
       </w:r>
       <w:r>
         <w:rPr>
           <w:rFonts w:ascii="宋体" w:hAnsi="宋体" w:eastAsia="宋体"/>
+          <w:color w:val="000000"/>
         </w:rPr>
         <w:br/>
       </w:r>
@@ -1236,6 +1307,7 @@
         <w:rPr>
           <w:rStyle w:val="VerbatimChar"/>
           <w:rFonts w:ascii="宋体" w:hAnsi="宋体" w:eastAsia="宋体"/>
+          <w:color w:val="000000"/>
         </w:rPr>
         <w:t xml:space="preserve">       -&gt; Model -&gt; BaseTrainer -&gt; BaseTester -&gt; Evaluator -&gt; CSV/JSON/History</w:t>
       </w:r>
@@ -1249,6 +1321,7 @@
       <w:r>
         <w:rPr>
           <w:rFonts w:ascii="宋体" w:hAnsi="宋体" w:eastAsia="宋体"/>
+          <w:color w:val="000000"/>
         </w:rPr>
         <w:t xml:space="preserve">3. 测试场景</w:t>
       </w:r>
@@ -1288,6 +1361,7 @@
               <w:rPr>
                 <w:rFonts w:ascii="宋体" w:hAnsi="宋体" w:eastAsia="宋体"/>
                 <w:b/>
+                <w:color w:val="000000"/>
                 <w:sz w:val="21"/>
               </w:rPr>
               <w:t xml:space="preserve">编号</w:t>
@@ -1308,6 +1382,7 @@
               <w:rPr>
                 <w:rFonts w:ascii="宋体" w:hAnsi="宋体" w:eastAsia="宋体"/>
                 <w:b/>
+                <w:color w:val="000000"/>
                 <w:sz w:val="21"/>
               </w:rPr>
               <w:t xml:space="preserve">场景</w:t>
@@ -1328,6 +1403,7 @@
               <w:rPr>
                 <w:rFonts w:ascii="宋体" w:hAnsi="宋体" w:eastAsia="宋体"/>
                 <w:b/>
+                <w:color w:val="000000"/>
                 <w:sz w:val="21"/>
               </w:rPr>
               <w:t xml:space="preserve">覆盖模块</w:t>
@@ -1348,6 +1424,7 @@
               <w:rPr>
                 <w:rFonts w:ascii="宋体" w:hAnsi="宋体" w:eastAsia="宋体"/>
                 <w:b/>
+                <w:color w:val="000000"/>
                 <w:sz w:val="21"/>
               </w:rPr>
               <w:t xml:space="preserve">验收标准</w:t>
@@ -1366,6 +1443,7 @@
             <w:r>
               <w:rPr>
                 <w:rFonts w:ascii="宋体" w:hAnsi="宋体" w:eastAsia="宋体"/>
+                <w:color w:val="000000"/>
                 <w:sz w:val="21"/>
               </w:rPr>
               <w:t xml:space="preserve">IT-01</w:t>
@@ -1382,6 +1460,7 @@
             <w:r>
               <w:rPr>
                 <w:rFonts w:ascii="宋体" w:hAnsi="宋体" w:eastAsia="宋体"/>
+                <w:color w:val="000000"/>
                 <w:sz w:val="21"/>
               </w:rPr>
               <w:t xml:space="preserve">XJTU-SY CNN RUL 训练</w:t>
@@ -1398,6 +1477,7 @@
             <w:r>
               <w:rPr>
                 <w:rFonts w:ascii="宋体" w:hAnsi="宋体" w:eastAsia="宋体"/>
+                <w:color w:val="000000"/>
                 <w:sz w:val="21"/>
               </w:rPr>
               <w:t xml:space="preserve">XJTULoader、BearingRulLabeler、CNN、Trainer、Tester</w:t>
@@ -1414,6 +1494,7 @@
             <w:r>
               <w:rPr>
                 <w:rFonts w:ascii="宋体" w:hAnsi="宋体" w:eastAsia="宋体"/>
+                <w:color w:val="000000"/>
                 <w:sz w:val="21"/>
               </w:rPr>
               <w:t xml:space="preserve">生成 metrics 和 predictions</w:t>
@@ -1432,6 +1513,7 @@
             <w:r>
               <w:rPr>
                 <w:rFonts w:ascii="宋体" w:hAnsi="宋体" w:eastAsia="宋体"/>
+                <w:color w:val="000000"/>
                 <w:sz w:val="21"/>
               </w:rPr>
               <w:t xml:space="preserve">IT-02</w:t>
@@ -1448,6 +1530,7 @@
             <w:r>
               <w:rPr>
                 <w:rFonts w:ascii="宋体" w:hAnsi="宋体" w:eastAsia="宋体"/>
+                <w:color w:val="000000"/>
                 <w:sz w:val="21"/>
               </w:rPr>
               <w:t xml:space="preserve">PHM2012 MLP 特征训练</w:t>
@@ -1464,6 +1547,7 @@
             <w:r>
               <w:rPr>
                 <w:rFonts w:ascii="宋体" w:hAnsi="宋体" w:eastAsia="宋体"/>
+                <w:color w:val="000000"/>
                 <w:sz w:val="21"/>
               </w:rPr>
               <w:t xml:space="preserve">PHM2012Loader、特征标签、MLP、Evaluator</w:t>
@@ -1480,6 +1564,7 @@
             <w:r>
               <w:rPr>
                 <w:rFonts w:ascii="宋体" w:hAnsi="宋体" w:eastAsia="宋体"/>
+                <w:color w:val="000000"/>
                 <w:sz w:val="21"/>
               </w:rPr>
               <w:t xml:space="preserve">指标不为空，预测文件存在</w:t>
@@ -1498,6 +1583,7 @@
             <w:r>
               <w:rPr>
                 <w:rFonts w:ascii="宋体" w:hAnsi="宋体" w:eastAsia="宋体"/>
+                <w:color w:val="000000"/>
                 <w:sz w:val="21"/>
               </w:rPr>
               <w:t xml:space="preserve">IT-03</w:t>
@@ -1514,6 +1600,7 @@
             <w:r>
               <w:rPr>
                 <w:rFonts w:ascii="宋体" w:hAnsi="宋体" w:eastAsia="宋体"/>
+                <w:color w:val="000000"/>
                 <w:sz w:val="21"/>
               </w:rPr>
               <w:t xml:space="preserve">CNN-LSTM-AM 论文复现</w:t>
@@ -1530,6 +1617,7 @@
             <w:r>
               <w:rPr>
                 <w:rFonts w:ascii="宋体" w:hAnsi="宋体" w:eastAsia="宋体"/>
+                <w:color w:val="000000"/>
                 <w:sz w:val="21"/>
               </w:rPr>
               <w:t xml:space="preserve">FeatureSequenceRulLabeler、CNNLSTMAttention、RUL 指标</w:t>
@@ -1546,6 +1634,7 @@
             <w:r>
               <w:rPr>
                 <w:rFonts w:ascii="宋体" w:hAnsi="宋体" w:eastAsia="宋体"/>
+                <w:color w:val="000000"/>
                 <w:sz w:val="21"/>
               </w:rPr>
               <w:t xml:space="preserve">两个数据集、两类模型均输出 Score</w:t>
@@ -1564,6 +1653,7 @@
             <w:r>
               <w:rPr>
                 <w:rFonts w:ascii="宋体" w:hAnsi="宋体" w:eastAsia="宋体"/>
+                <w:color w:val="000000"/>
                 <w:sz w:val="21"/>
               </w:rPr>
               <w:t xml:space="preserve">IT-04</w:t>
@@ -1580,6 +1670,7 @@
             <w:r>
               <w:rPr>
                 <w:rFonts w:ascii="宋体" w:hAnsi="宋体" w:eastAsia="宋体"/>
+                <w:color w:val="000000"/>
                 <w:sz w:val="21"/>
               </w:rPr>
               <w:t xml:space="preserve">xLSTM-Transformer 论文复现</w:t>
@@ -1596,6 +1687,7 @@
             <w:r>
               <w:rPr>
                 <w:rFonts w:ascii="宋体" w:hAnsi="宋体" w:eastAsia="宋体"/>
+                <w:color w:val="000000"/>
                 <w:sz w:val="21"/>
               </w:rPr>
               <w:t xml:space="preserve">XLSTMTransformer、baseline、论文划分 helper</w:t>
@@ -1612,6 +1704,7 @@
             <w:r>
               <w:rPr>
                 <w:rFonts w:ascii="宋体" w:hAnsi="宋体" w:eastAsia="宋体"/>
+                <w:color w:val="000000"/>
                 <w:sz w:val="21"/>
               </w:rPr>
               <w:t xml:space="preserve">两个数据集、三类模型均输出对比表</w:t>
@@ -1630,6 +1723,7 @@
             <w:r>
               <w:rPr>
                 <w:rFonts w:ascii="宋体" w:hAnsi="宋体" w:eastAsia="宋体"/>
+                <w:color w:val="000000"/>
                 <w:sz w:val="21"/>
               </w:rPr>
               <w:t xml:space="preserve">IT-05</w:t>
@@ -1646,6 +1740,7 @@
             <w:r>
               <w:rPr>
                 <w:rFonts w:ascii="宋体" w:hAnsi="宋体" w:eastAsia="宋体"/>
+                <w:color w:val="000000"/>
                 <w:sz w:val="21"/>
               </w:rPr>
               <w:t xml:space="preserve">notebook 执行</w:t>
@@ -1662,6 +1757,7 @@
             <w:r>
               <w:rPr>
                 <w:rFonts w:ascii="宋体" w:hAnsi="宋体" w:eastAsia="宋体"/>
+                <w:color w:val="000000"/>
                 <w:sz w:val="21"/>
               </w:rPr>
               <w:t xml:space="preserve">examples、workflow、训练器</w:t>
@@ -1678,6 +1774,7 @@
             <w:r>
               <w:rPr>
                 <w:rFonts w:ascii="宋体" w:hAnsi="宋体" w:eastAsia="宋体"/>
+                <w:color w:val="000000"/>
                 <w:sz w:val="21"/>
               </w:rPr>
               <w:t xml:space="preserve">所有 notebook 代码单元能执行</w:t>
@@ -1695,6 +1792,7 @@
       <w:r>
         <w:rPr>
           <w:rFonts w:ascii="宋体" w:hAnsi="宋体" w:eastAsia="宋体"/>
+          <w:color w:val="000000"/>
         </w:rPr>
         <w:t xml:space="preserve">4. 输出检查</w:t>
       </w:r>
@@ -1708,6 +1806,7 @@
       <w:r>
         <w:rPr>
           <w:rFonts w:ascii="宋体" w:hAnsi="宋体" w:eastAsia="宋体"/>
+          <w:color w:val="000000"/>
         </w:rPr>
         <w:t xml:space="preserve">集成测试重点检查以下输出：</w:t>
       </w:r>
@@ -1726,12 +1825,14 @@
         <w:rPr>
           <w:rStyle w:val="VerbatimChar"/>
           <w:rFonts w:ascii="宋体" w:hAnsi="宋体" w:eastAsia="宋体"/>
+          <w:color w:val="000000"/>
         </w:rPr>
         <w:t xml:space="preserve">history.csv</w:t>
       </w:r>
       <w:r>
         <w:rPr>
           <w:rFonts w:ascii="宋体" w:hAnsi="宋体" w:eastAsia="宋体"/>
+          <w:color w:val="000000"/>
         </w:rPr>
         <w:t xml:space="preserve">：证明训练 epoch 实际执行；</w:t>
       </w:r>
@@ -1750,12 +1851,14 @@
         <w:rPr>
           <w:rStyle w:val="VerbatimChar"/>
           <w:rFonts w:ascii="宋体" w:hAnsi="宋体" w:eastAsia="宋体"/>
+          <w:color w:val="000000"/>
         </w:rPr>
         <w:t xml:space="preserve">metrics.json</w:t>
       </w:r>
       <w:r>
         <w:rPr>
           <w:rFonts w:ascii="宋体" w:hAnsi="宋体" w:eastAsia="宋体"/>
+          <w:color w:val="000000"/>
         </w:rPr>
         <w:t xml:space="preserve">：保存单次模型评估指标；</w:t>
       </w:r>
@@ -1774,12 +1877,14 @@
         <w:rPr>
           <w:rStyle w:val="VerbatimChar"/>
           <w:rFonts w:ascii="宋体" w:hAnsi="宋体" w:eastAsia="宋体"/>
+          <w:color w:val="000000"/>
         </w:rPr>
         <w:t xml:space="preserve">predictions.csv</w:t>
       </w:r>
       <w:r>
         <w:rPr>
           <w:rFonts w:ascii="宋体" w:hAnsi="宋体" w:eastAsia="宋体"/>
+          <w:color w:val="000000"/>
         </w:rPr>
         <w:t xml:space="preserve">：保存 target 与 prediction；</w:t>
       </w:r>
@@ -1798,12 +1903,14 @@
         <w:rPr>
           <w:rStyle w:val="VerbatimChar"/>
           <w:rFonts w:ascii="宋体" w:hAnsi="宋体" w:eastAsia="宋体"/>
+          <w:color w:val="000000"/>
         </w:rPr>
         <w:t xml:space="preserve">attention_weights.csv</w:t>
       </w:r>
       <w:r>
         <w:rPr>
           <w:rFonts w:ascii="宋体" w:hAnsi="宋体" w:eastAsia="宋体"/>
+          <w:color w:val="000000"/>
         </w:rPr>
         <w:t xml:space="preserve">：保存 attention 类模型的注意力权重；</w:t>
       </w:r>
@@ -1822,12 +1929,14 @@
         <w:rPr>
           <w:rStyle w:val="VerbatimChar"/>
           <w:rFonts w:ascii="宋体" w:hAnsi="宋体" w:eastAsia="宋体"/>
+          <w:color w:val="000000"/>
         </w:rPr>
         <w:t xml:space="preserve">comparison_metrics.csv</w:t>
       </w:r>
       <w:r>
         <w:rPr>
           <w:rFonts w:ascii="宋体" w:hAnsi="宋体" w:eastAsia="宋体"/>
+          <w:color w:val="000000"/>
         </w:rPr>
         <w:t xml:space="preserve">：保存论文复现对比表。</w:t>
       </w:r>
@@ -1841,6 +1950,7 @@
       <w:r>
         <w:rPr>
           <w:rFonts w:ascii="宋体" w:hAnsi="宋体" w:eastAsia="宋体"/>
+          <w:color w:val="000000"/>
         </w:rPr>
         <w:t xml:space="preserve">5. 执行命令</w:t>
       </w:r>
@@ -1853,6 +1963,7 @@
         <w:rPr>
           <w:rStyle w:val="ExtensionTok"/>
           <w:rFonts w:ascii="宋体" w:hAnsi="宋体" w:eastAsia="宋体"/>
+          <w:color w:val="000000"/>
         </w:rPr>
         <w:t xml:space="preserve">uv</w:t>
       </w:r>
@@ -1860,6 +1971,7 @@
         <w:rPr>
           <w:rStyle w:val="NormalTok"/>
           <w:rFonts w:ascii="宋体" w:hAnsi="宋体" w:eastAsia="宋体"/>
+          <w:color w:val="000000"/>
         </w:rPr>
         <w:t xml:space="preserve"> run </w:t>
       </w:r>
@@ -1867,6 +1979,7 @@
         <w:rPr>
           <w:rStyle w:val="AttributeTok"/>
           <w:rFonts w:ascii="宋体" w:hAnsi="宋体" w:eastAsia="宋体"/>
+          <w:color w:val="000000"/>
         </w:rPr>
         <w:t xml:space="preserve">--extra</w:t>
       </w:r>
@@ -1874,6 +1987,7 @@
         <w:rPr>
           <w:rStyle w:val="NormalTok"/>
           <w:rFonts w:ascii="宋体" w:hAnsi="宋体" w:eastAsia="宋体"/>
+          <w:color w:val="000000"/>
         </w:rPr>
         <w:t xml:space="preserve"> dev pytest </w:t>
       </w:r>
@@ -1881,12 +1995,14 @@
         <w:rPr>
           <w:rStyle w:val="DataTypeTok"/>
           <w:rFonts w:ascii="宋体" w:hAnsi="宋体" w:eastAsia="宋体"/>
+          <w:color w:val="000000"/>
         </w:rPr>
         <w:t xml:space="preserve">\</w:t>
       </w:r>
       <w:r>
         <w:rPr>
           <w:rFonts w:ascii="宋体" w:hAnsi="宋体" w:eastAsia="宋体"/>
+          <w:color w:val="000000"/>
         </w:rPr>
         <w:br/>
       </w:r>
@@ -1894,6 +2010,7 @@
         <w:rPr>
           <w:rStyle w:val="NormalTok"/>
           <w:rFonts w:ascii="宋体" w:hAnsi="宋体" w:eastAsia="宋体"/>
+          <w:color w:val="000000"/>
         </w:rPr>
         <w:t xml:space="preserve">  tests/test_paper_cnn_lstm_attention.py </w:t>
       </w:r>
@@ -1901,12 +2018,14 @@
         <w:rPr>
           <w:rStyle w:val="DataTypeTok"/>
           <w:rFonts w:ascii="宋体" w:hAnsi="宋体" w:eastAsia="宋体"/>
+          <w:color w:val="000000"/>
         </w:rPr>
         <w:t xml:space="preserve">\</w:t>
       </w:r>
       <w:r>
         <w:rPr>
           <w:rFonts w:ascii="宋体" w:hAnsi="宋体" w:eastAsia="宋体"/>
+          <w:color w:val="000000"/>
         </w:rPr>
         <w:br/>
       </w:r>
@@ -1914,6 +2033,7 @@
         <w:rPr>
           <w:rStyle w:val="NormalTok"/>
           <w:rFonts w:ascii="宋体" w:hAnsi="宋体" w:eastAsia="宋体"/>
+          <w:color w:val="000000"/>
         </w:rPr>
         <w:t xml:space="preserve">  tests/test_paper_xlstm_transformer.py </w:t>
       </w:r>
@@ -1921,12 +2041,14 @@
         <w:rPr>
           <w:rStyle w:val="DataTypeTok"/>
           <w:rFonts w:ascii="宋体" w:hAnsi="宋体" w:eastAsia="宋体"/>
+          <w:color w:val="000000"/>
         </w:rPr>
         <w:t xml:space="preserve">\</w:t>
       </w:r>
       <w:r>
         <w:rPr>
           <w:rFonts w:ascii="宋体" w:hAnsi="宋体" w:eastAsia="宋体"/>
+          <w:color w:val="000000"/>
         </w:rPr>
         <w:br/>
       </w:r>
@@ -1934,6 +2056,7 @@
         <w:rPr>
           <w:rStyle w:val="NormalTok"/>
           <w:rFonts w:ascii="宋体" w:hAnsi="宋体" w:eastAsia="宋体"/>
+          <w:color w:val="000000"/>
         </w:rPr>
         <w:t xml:space="preserve">  tests/test_examples_notebooks.py </w:t>
       </w:r>
@@ -1941,12 +2064,14 @@
         <w:rPr>
           <w:rStyle w:val="DataTypeTok"/>
           <w:rFonts w:ascii="宋体" w:hAnsi="宋体" w:eastAsia="宋体"/>
+          <w:color w:val="000000"/>
         </w:rPr>
         <w:t xml:space="preserve">\</w:t>
       </w:r>
       <w:r>
         <w:rPr>
           <w:rFonts w:ascii="宋体" w:hAnsi="宋体" w:eastAsia="宋体"/>
+          <w:color w:val="000000"/>
         </w:rPr>
         <w:br/>
       </w:r>
@@ -1954,6 +2079,7 @@
         <w:rPr>
           <w:rStyle w:val="NormalTok"/>
           <w:rFonts w:ascii="宋体" w:hAnsi="宋体" w:eastAsia="宋体"/>
+          <w:color w:val="000000"/>
         </w:rPr>
         <w:t xml:space="preserve">  </w:t>
       </w:r>
@@ -1961,6 +2087,7 @@
         <w:rPr>
           <w:rStyle w:val="AttributeTok"/>
           <w:rFonts w:ascii="宋体" w:hAnsi="宋体" w:eastAsia="宋体"/>
+          <w:color w:val="000000"/>
         </w:rPr>
         <w:t xml:space="preserve">-q</w:t>
       </w:r>
@@ -1974,6 +2101,7 @@
       <w:r>
         <w:rPr>
           <w:rFonts w:ascii="宋体" w:hAnsi="宋体" w:eastAsia="宋体"/>
+          <w:color w:val="000000"/>
         </w:rPr>
         <w:t xml:space="preserve">真实训练验收参数摘要：</w:t>
       </w:r>
@@ -1986,6 +2114,7 @@
         <w:rPr>
           <w:rStyle w:val="VariableTok"/>
           <w:rFonts w:ascii="宋体" w:hAnsi="宋体" w:eastAsia="宋体"/>
+          <w:color w:val="000000"/>
         </w:rPr>
         <w:t xml:space="preserve">BEARING_EXAMPLE_OUTPUT_ROOT</w:t>
       </w:r>
@@ -1993,6 +2122,7 @@
         <w:rPr>
           <w:rStyle w:val="OperatorTok"/>
           <w:rFonts w:ascii="宋体" w:hAnsi="宋体" w:eastAsia="宋体"/>
+          <w:color w:val="000000"/>
         </w:rPr>
         <w:t xml:space="preserve">=</w:t>
       </w:r>
@@ -2000,12 +2130,14 @@
         <w:rPr>
           <w:rStyle w:val="NormalTok"/>
           <w:rFonts w:ascii="宋体" w:hAnsi="宋体" w:eastAsia="宋体"/>
+          <w:color w:val="000000"/>
         </w:rPr>
         <w:t xml:space="preserve">tmp/paper_repro_real_metrics</w:t>
       </w:r>
       <w:r>
         <w:rPr>
           <w:rFonts w:ascii="宋体" w:hAnsi="宋体" w:eastAsia="宋体"/>
+          <w:color w:val="000000"/>
         </w:rPr>
         <w:br/>
       </w:r>
@@ -2013,6 +2145,7 @@
         <w:rPr>
           <w:rStyle w:val="VariableTok"/>
           <w:rFonts w:ascii="宋体" w:hAnsi="宋体" w:eastAsia="宋体"/>
+          <w:color w:val="000000"/>
         </w:rPr>
         <w:t xml:space="preserve">BEARING_EXAMPLE_EPOCHS</w:t>
       </w:r>
@@ -2020,6 +2153,7 @@
         <w:rPr>
           <w:rStyle w:val="OperatorTok"/>
           <w:rFonts w:ascii="宋体" w:hAnsi="宋体" w:eastAsia="宋体"/>
+          <w:color w:val="000000"/>
         </w:rPr>
         <w:t xml:space="preserve">=</w:t>
       </w:r>
@@ -2027,12 +2161,14 @@
         <w:rPr>
           <w:rStyle w:val="NormalTok"/>
           <w:rFonts w:ascii="宋体" w:hAnsi="宋体" w:eastAsia="宋体"/>
+          <w:color w:val="000000"/>
         </w:rPr>
         <w:t xml:space="preserve">8</w:t>
       </w:r>
       <w:r>
         <w:rPr>
           <w:rFonts w:ascii="宋体" w:hAnsi="宋体" w:eastAsia="宋体"/>
+          <w:color w:val="000000"/>
         </w:rPr>
         <w:br/>
       </w:r>
@@ -2040,6 +2176,7 @@
         <w:rPr>
           <w:rStyle w:val="ExtensionTok"/>
           <w:rFonts w:ascii="宋体" w:hAnsi="宋体" w:eastAsia="宋体"/>
+          <w:color w:val="000000"/>
         </w:rPr>
         <w:t xml:space="preserve">run_paper_cnn_lstm_attention_reproduction</w:t>
       </w:r>
@@ -2047,6 +2184,7 @@
         <w:rPr>
           <w:rStyle w:val="ErrorTok"/>
           <w:rFonts w:ascii="宋体" w:hAnsi="宋体" w:eastAsia="宋体"/>
+          <w:color w:val="000000"/>
         </w:rPr>
         <w:t xml:space="preserve">(</w:t>
       </w:r>
@@ -2054,6 +2192,7 @@
         <w:rPr>
           <w:rStyle w:val="ExtensionTok"/>
           <w:rFonts w:ascii="宋体" w:hAnsi="宋体" w:eastAsia="宋体"/>
+          <w:color w:val="000000"/>
         </w:rPr>
         <w:t xml:space="preserve">...</w:t>
       </w:r>
@@ -2061,18 +2200,21 @@
         <w:rPr>
           <w:rStyle w:val="KeywordTok"/>
           <w:rFonts w:ascii="宋体" w:hAnsi="宋体" w:eastAsia="宋体"/>
+          <w:color w:val="000000"/>
         </w:rPr>
         <w:t xml:space="preserve">)</w:t>
       </w:r>
       <w:r>
         <w:rPr>
           <w:rFonts w:ascii="宋体" w:hAnsi="宋体" w:eastAsia="宋体"/>
+          <w:color w:val="000000"/>
         </w:rPr>
         <w:br/>
       </w:r>
       <w:r>
         <w:rPr>
           <w:rFonts w:ascii="宋体" w:hAnsi="宋体" w:eastAsia="宋体"/>
+          <w:color w:val="000000"/>
         </w:rPr>
         <w:br/>
       </w:r>
@@ -2080,6 +2222,7 @@
         <w:rPr>
           <w:rStyle w:val="VariableTok"/>
           <w:rFonts w:ascii="宋体" w:hAnsi="宋体" w:eastAsia="宋体"/>
+          <w:color w:val="000000"/>
         </w:rPr>
         <w:t xml:space="preserve">BEARING_EXAMPLE_OUTPUT_ROOT</w:t>
       </w:r>
@@ -2087,6 +2230,7 @@
         <w:rPr>
           <w:rStyle w:val="OperatorTok"/>
           <w:rFonts w:ascii="宋体" w:hAnsi="宋体" w:eastAsia="宋体"/>
+          <w:color w:val="000000"/>
         </w:rPr>
         <w:t xml:space="preserve">=</w:t>
       </w:r>
@@ -2094,12 +2238,14 @@
         <w:rPr>
           <w:rStyle w:val="NormalTok"/>
           <w:rFonts w:ascii="宋体" w:hAnsi="宋体" w:eastAsia="宋体"/>
+          <w:color w:val="000000"/>
         </w:rPr>
         <w:t xml:space="preserve">tmp/paper_repro_xlstm_transformer</w:t>
       </w:r>
       <w:r>
         <w:rPr>
           <w:rFonts w:ascii="宋体" w:hAnsi="宋体" w:eastAsia="宋体"/>
+          <w:color w:val="000000"/>
         </w:rPr>
         <w:br/>
       </w:r>
@@ -2107,6 +2253,7 @@
         <w:rPr>
           <w:rStyle w:val="VariableTok"/>
           <w:rFonts w:ascii="宋体" w:hAnsi="宋体" w:eastAsia="宋体"/>
+          <w:color w:val="000000"/>
         </w:rPr>
         <w:t xml:space="preserve">BEARING_EXAMPLE_EPOCHS</w:t>
       </w:r>
@@ -2114,6 +2261,7 @@
         <w:rPr>
           <w:rStyle w:val="OperatorTok"/>
           <w:rFonts w:ascii="宋体" w:hAnsi="宋体" w:eastAsia="宋体"/>
+          <w:color w:val="000000"/>
         </w:rPr>
         <w:t xml:space="preserve">=</w:t>
       </w:r>
@@ -2121,12 +2269,14 @@
         <w:rPr>
           <w:rStyle w:val="NormalTok"/>
           <w:rFonts w:ascii="宋体" w:hAnsi="宋体" w:eastAsia="宋体"/>
+          <w:color w:val="000000"/>
         </w:rPr>
         <w:t xml:space="preserve">8</w:t>
       </w:r>
       <w:r>
         <w:rPr>
           <w:rFonts w:ascii="宋体" w:hAnsi="宋体" w:eastAsia="宋体"/>
+          <w:color w:val="000000"/>
         </w:rPr>
         <w:br/>
       </w:r>
@@ -2134,6 +2284,7 @@
         <w:rPr>
           <w:rStyle w:val="ExtensionTok"/>
           <w:rFonts w:ascii="宋体" w:hAnsi="宋体" w:eastAsia="宋体"/>
+          <w:color w:val="000000"/>
         </w:rPr>
         <w:t xml:space="preserve">run_paper_xlstm_transformer_reproduction</w:t>
       </w:r>
@@ -2141,6 +2292,7 @@
         <w:rPr>
           <w:rStyle w:val="ErrorTok"/>
           <w:rFonts w:ascii="宋体" w:hAnsi="宋体" w:eastAsia="宋体"/>
+          <w:color w:val="000000"/>
         </w:rPr>
         <w:t xml:space="preserve">(</w:t>
       </w:r>
@@ -2148,6 +2300,7 @@
         <w:rPr>
           <w:rStyle w:val="ExtensionTok"/>
           <w:rFonts w:ascii="宋体" w:hAnsi="宋体" w:eastAsia="宋体"/>
+          <w:color w:val="000000"/>
         </w:rPr>
         <w:t xml:space="preserve">...</w:t>
       </w:r>
@@ -2155,6 +2308,7 @@
         <w:rPr>
           <w:rStyle w:val="KeywordTok"/>
           <w:rFonts w:ascii="宋体" w:hAnsi="宋体" w:eastAsia="宋体"/>
+          <w:color w:val="000000"/>
         </w:rPr>
         <w:t xml:space="preserve">)</w:t>
       </w:r>
@@ -2168,12 +2322,14 @@
       <w:r>
         <w:rPr>
           <w:rFonts w:ascii="宋体" w:hAnsi="宋体" w:eastAsia="宋体"/>
+          <w:color w:val="000000"/>
         </w:rPr>
         <w:t xml:space="preserve">完整可复制命令保留在</w:t>
       </w:r>
       <w:r>
         <w:rPr>
           <w:rFonts w:ascii="宋体" w:hAnsi="宋体" w:eastAsia="宋体"/>
+          <w:color w:val="000000"/>
         </w:rPr>
         <w:t xml:space="preserve"> </w:t>
       </w:r>
@@ -2181,12 +2337,14 @@
         <w:rPr>
           <w:rStyle w:val="VerbatimChar"/>
           <w:rFonts w:ascii="宋体" w:hAnsi="宋体" w:eastAsia="宋体"/>
+          <w:color w:val="000000"/>
         </w:rPr>
         <w:t xml:space="preserve">docs/PAPER_REPRODUCTION.md</w:t>
       </w:r>
       <w:r>
         <w:rPr>
           <w:rFonts w:ascii="宋体" w:hAnsi="宋体" w:eastAsia="宋体"/>
+          <w:color w:val="000000"/>
         </w:rPr>
         <w:t xml:space="preserve">；本报告只保留验收参数和 workflow 名称，避免 PDF 中长命令截断。</w:t>
       </w:r>
@@ -2199,6 +2357,7 @@
       <w:r>
         <w:rPr>
           <w:rFonts w:ascii="宋体" w:hAnsi="宋体" w:eastAsia="宋体"/>
+          <w:color w:val="000000"/>
         </w:rPr>
         <w:t xml:space="preserve">5.1 集成输出物核对表</w:t>
       </w:r>
@@ -2233,6 +2392,7 @@
               <w:rPr>
                 <w:rFonts w:ascii="宋体" w:hAnsi="宋体" w:eastAsia="宋体"/>
                 <w:b/>
+                <w:color w:val="000000"/>
                 <w:sz w:val="21"/>
               </w:rPr>
               <w:t xml:space="preserve">输出物</w:t>
@@ -2253,6 +2413,7 @@
               <w:rPr>
                 <w:rFonts w:ascii="宋体" w:hAnsi="宋体" w:eastAsia="宋体"/>
                 <w:b/>
+                <w:color w:val="000000"/>
                 <w:sz w:val="21"/>
               </w:rPr>
               <w:t xml:space="preserve">生成位置</w:t>
@@ -2273,6 +2434,7 @@
               <w:rPr>
                 <w:rFonts w:ascii="宋体" w:hAnsi="宋体" w:eastAsia="宋体"/>
                 <w:b/>
+                <w:color w:val="000000"/>
                 <w:sz w:val="21"/>
               </w:rPr>
               <w:t xml:space="preserve">验证意义</w:t>
@@ -2292,6 +2454,7 @@
               <w:rPr>
                 <w:rStyle w:val="VerbatimChar"/>
                 <w:rFonts w:ascii="宋体" w:hAnsi="宋体" w:eastAsia="宋体"/>
+                <w:color w:val="000000"/>
                 <w:sz w:val="21"/>
               </w:rPr>
               <w:t xml:space="preserve">history.csv</w:t>
@@ -2308,6 +2471,7 @@
             <w:r>
               <w:rPr>
                 <w:rFonts w:ascii="宋体" w:hAnsi="宋体" w:eastAsia="宋体"/>
+                <w:color w:val="000000"/>
                 <w:sz w:val="21"/>
               </w:rPr>
               <w:t xml:space="preserve">训练输出目录</w:t>
@@ -2324,6 +2488,7 @@
             <w:r>
               <w:rPr>
                 <w:rFonts w:ascii="宋体" w:hAnsi="宋体" w:eastAsia="宋体"/>
+                <w:color w:val="000000"/>
                 <w:sz w:val="21"/>
               </w:rPr>
               <w:t xml:space="preserve">证明 epoch 循环真实执行，不是静态示例</w:t>
@@ -2343,6 +2508,7 @@
               <w:rPr>
                 <w:rStyle w:val="VerbatimChar"/>
                 <w:rFonts w:ascii="宋体" w:hAnsi="宋体" w:eastAsia="宋体"/>
+                <w:color w:val="000000"/>
                 <w:sz w:val="21"/>
               </w:rPr>
               <w:t xml:space="preserve">metrics.json</w:t>
@@ -2359,6 +2525,7 @@
             <w:r>
               <w:rPr>
                 <w:rFonts w:ascii="宋体" w:hAnsi="宋体" w:eastAsia="宋体"/>
+                <w:color w:val="000000"/>
                 <w:sz w:val="21"/>
               </w:rPr>
               <w:t xml:space="preserve">模型评估目录</w:t>
@@ -2375,6 +2542,7 @@
             <w:r>
               <w:rPr>
                 <w:rFonts w:ascii="宋体" w:hAnsi="宋体" w:eastAsia="宋体"/>
+                <w:color w:val="000000"/>
                 <w:sz w:val="21"/>
               </w:rPr>
               <w:t xml:space="preserve">保存单模型评估结果，便于回归比较</w:t>
@@ -2394,6 +2562,7 @@
               <w:rPr>
                 <w:rStyle w:val="VerbatimChar"/>
                 <w:rFonts w:ascii="宋体" w:hAnsi="宋体" w:eastAsia="宋体"/>
+                <w:color w:val="000000"/>
                 <w:sz w:val="21"/>
               </w:rPr>
               <w:t xml:space="preserve">predictions.csv</w:t>
@@ -2410,6 +2579,7 @@
             <w:r>
               <w:rPr>
                 <w:rFonts w:ascii="宋体" w:hAnsi="宋体" w:eastAsia="宋体"/>
+                <w:color w:val="000000"/>
                 <w:sz w:val="21"/>
               </w:rPr>
               <w:t xml:space="preserve">测试输出目录</w:t>
@@ -2426,6 +2596,7 @@
             <w:r>
               <w:rPr>
                 <w:rFonts w:ascii="宋体" w:hAnsi="宋体" w:eastAsia="宋体"/>
+                <w:color w:val="000000"/>
                 <w:sz w:val="21"/>
               </w:rPr>
               <w:t xml:space="preserve">保留 target 与 prediction，可画 RUL 曲线和误差分布</w:t>
@@ -2445,6 +2616,7 @@
               <w:rPr>
                 <w:rStyle w:val="VerbatimChar"/>
                 <w:rFonts w:ascii="宋体" w:hAnsi="宋体" w:eastAsia="宋体"/>
+                <w:color w:val="000000"/>
                 <w:sz w:val="21"/>
               </w:rPr>
               <w:t xml:space="preserve">comparison_metrics.csv</w:t>
@@ -2461,6 +2633,7 @@
             <w:r>
               <w:rPr>
                 <w:rFonts w:ascii="宋体" w:hAnsi="宋体" w:eastAsia="宋体"/>
+                <w:color w:val="000000"/>
                 <w:sz w:val="21"/>
               </w:rPr>
               <w:t xml:space="preserve">论文复现目录</w:t>
@@ -2477,6 +2650,7 @@
             <w:r>
               <w:rPr>
                 <w:rFonts w:ascii="宋体" w:hAnsi="宋体" w:eastAsia="宋体"/>
+                <w:color w:val="000000"/>
                 <w:sz w:val="21"/>
               </w:rPr>
               <w:t xml:space="preserve">记录不同模型、数据集和指标的对比</w:t>
@@ -2495,6 +2669,7 @@
             <w:r>
               <w:rPr>
                 <w:rFonts w:ascii="宋体" w:hAnsi="宋体" w:eastAsia="宋体"/>
+                <w:color w:val="000000"/>
                 <w:sz w:val="21"/>
               </w:rPr>
               <w:t xml:space="preserve">notebook 执行日志</w:t>
@@ -2511,6 +2686,7 @@
             <w:r>
               <w:rPr>
                 <w:rFonts w:ascii="宋体" w:hAnsi="宋体" w:eastAsia="宋体"/>
+                <w:color w:val="000000"/>
                 <w:sz w:val="21"/>
               </w:rPr>
               <w:t xml:space="preserve">pytest 输出</w:t>
@@ -2527,6 +2703,7 @@
             <w:r>
               <w:rPr>
                 <w:rFonts w:ascii="宋体" w:hAnsi="宋体" w:eastAsia="宋体"/>
+                <w:color w:val="000000"/>
                 <w:sz w:val="21"/>
               </w:rPr>
               <w:t xml:space="preserve">证明 examples 不是孤立文档，而是可执行入口</w:t>
@@ -2544,6 +2721,7 @@
       <w:r>
         <w:rPr>
           <w:rFonts w:ascii="宋体" w:hAnsi="宋体" w:eastAsia="宋体"/>
+          <w:color w:val="000000"/>
         </w:rPr>
         <w:t xml:space="preserve">5.2 真实训练指标摘要</w:t>
       </w:r>
@@ -2557,6 +2735,7 @@
       <w:r>
         <w:rPr>
           <w:rFonts w:ascii="宋体" w:hAnsi="宋体" w:eastAsia="宋体"/>
+          <w:color w:val="000000"/>
         </w:rPr>
         <w:t xml:space="preserve">CNN-LSTM-AM 复现实验输出编号为 A1。</w:t>
       </w:r>
@@ -2591,6 +2770,7 @@
               <w:rPr>
                 <w:rFonts w:ascii="宋体" w:hAnsi="宋体" w:eastAsia="宋体"/>
                 <w:b/>
+                <w:color w:val="000000"/>
                 <w:sz w:val="21"/>
               </w:rPr>
               <w:t xml:space="preserve">数据集与轴承</w:t>
@@ -2611,6 +2791,7 @@
               <w:rPr>
                 <w:rFonts w:ascii="宋体" w:hAnsi="宋体" w:eastAsia="宋体"/>
                 <w:b/>
+                <w:color w:val="000000"/>
                 <w:sz w:val="21"/>
               </w:rPr>
               <w:t xml:space="preserve">模型</w:t>
@@ -2631,6 +2812,7 @@
               <w:rPr>
                 <w:rFonts w:ascii="宋体" w:hAnsi="宋体" w:eastAsia="宋体"/>
                 <w:b/>
+                <w:color w:val="000000"/>
                 <w:sz w:val="21"/>
               </w:rPr>
               <w:t xml:space="preserve">RMSE</w:t>
@@ -2651,6 +2833,7 @@
               <w:rPr>
                 <w:rFonts w:ascii="宋体" w:hAnsi="宋体" w:eastAsia="宋体"/>
                 <w:b/>
+                <w:color w:val="000000"/>
                 <w:sz w:val="21"/>
               </w:rPr>
               <w:t xml:space="preserve">NormalizedRMSE</w:t>
@@ -2671,6 +2854,7 @@
               <w:rPr>
                 <w:rFonts w:ascii="宋体" w:hAnsi="宋体" w:eastAsia="宋体"/>
                 <w:b/>
+                <w:color w:val="000000"/>
                 <w:sz w:val="21"/>
               </w:rPr>
               <w:t xml:space="preserve">Huang RUL Score</w:t>
@@ -2689,6 +2873,7 @@
             <w:r>
               <w:rPr>
                 <w:rFonts w:ascii="宋体" w:hAnsi="宋体" w:eastAsia="宋体"/>
+                <w:color w:val="000000"/>
                 <w:sz w:val="21"/>
               </w:rPr>
               <w:t xml:space="preserve">XJTU-SY Bearing1_5</w:t>
@@ -2705,6 +2890,7 @@
             <w:r>
               <w:rPr>
                 <w:rFonts w:ascii="宋体" w:hAnsi="宋体" w:eastAsia="宋体"/>
+                <w:color w:val="000000"/>
                 <w:sz w:val="21"/>
               </w:rPr>
               <w:t xml:space="preserve">CNN-LSTM-AM</w:t>
@@ -2721,6 +2907,7 @@
             <w:r>
               <w:rPr>
                 <w:rFonts w:ascii="宋体" w:hAnsi="宋体" w:eastAsia="宋体"/>
+                <w:color w:val="000000"/>
                 <w:sz w:val="21"/>
               </w:rPr>
               <w:t xml:space="preserve">406.302</w:t>
@@ -2737,6 +2924,7 @@
             <w:r>
               <w:rPr>
                 <w:rFonts w:ascii="宋体" w:hAnsi="宋体" w:eastAsia="宋体"/>
+                <w:color w:val="000000"/>
                 <w:sz w:val="21"/>
               </w:rPr>
               <w:t xml:space="preserve">0.615609</w:t>
@@ -2753,6 +2941,7 @@
             <w:r>
               <w:rPr>
                 <w:rFonts w:ascii="宋体" w:hAnsi="宋体" w:eastAsia="宋体"/>
+                <w:color w:val="000000"/>
                 <w:sz w:val="21"/>
               </w:rPr>
               <w:t xml:space="preserve">29.001612</w:t>
@@ -2771,6 +2960,7 @@
             <w:r>
               <w:rPr>
                 <w:rFonts w:ascii="宋体" w:hAnsi="宋体" w:eastAsia="宋体"/>
+                <w:color w:val="000000"/>
                 <w:sz w:val="21"/>
               </w:rPr>
               <w:t xml:space="preserve">XJTU-SY Bearing1_5</w:t>
@@ -2787,6 +2977,7 @@
             <w:r>
               <w:rPr>
                 <w:rFonts w:ascii="宋体" w:hAnsi="宋体" w:eastAsia="宋体"/>
+                <w:color w:val="000000"/>
                 <w:sz w:val="21"/>
               </w:rPr>
               <w:t xml:space="preserve">CNN-LSTM</w:t>
@@ -2803,6 +2994,7 @@
             <w:r>
               <w:rPr>
                 <w:rFonts w:ascii="宋体" w:hAnsi="宋体" w:eastAsia="宋体"/>
+                <w:color w:val="000000"/>
                 <w:sz w:val="21"/>
               </w:rPr>
               <w:t xml:space="preserve">406.503</w:t>
@@ -2819,6 +3011,7 @@
             <w:r>
               <w:rPr>
                 <w:rFonts w:ascii="宋体" w:hAnsi="宋体" w:eastAsia="宋体"/>
+                <w:color w:val="000000"/>
                 <w:sz w:val="21"/>
               </w:rPr>
               <w:t xml:space="preserve">0.615913</w:t>
@@ -2835,6 +3028,7 @@
             <w:r>
               <w:rPr>
                 <w:rFonts w:ascii="宋体" w:hAnsi="宋体" w:eastAsia="宋体"/>
+                <w:color w:val="000000"/>
                 <w:sz w:val="21"/>
               </w:rPr>
               <w:t xml:space="preserve">29.127879</w:t>
@@ -2853,6 +3047,7 @@
             <w:r>
               <w:rPr>
                 <w:rFonts w:ascii="宋体" w:hAnsi="宋体" w:eastAsia="宋体"/>
+                <w:color w:val="000000"/>
                 <w:sz w:val="21"/>
               </w:rPr>
               <w:t xml:space="preserve">PHM2012 Bearing3_1</w:t>
@@ -2869,6 +3064,7 @@
             <w:r>
               <w:rPr>
                 <w:rFonts w:ascii="宋体" w:hAnsi="宋体" w:eastAsia="宋体"/>
+                <w:color w:val="000000"/>
                 <w:sz w:val="21"/>
               </w:rPr>
               <w:t xml:space="preserve">CNN-LSTM-AM</w:t>
@@ -2885,6 +3081,7 @@
             <w:r>
               <w:rPr>
                 <w:rFonts w:ascii="宋体" w:hAnsi="宋体" w:eastAsia="宋体"/>
+                <w:color w:val="000000"/>
                 <w:sz w:val="21"/>
               </w:rPr>
               <w:t xml:space="preserve">651.036</w:t>
@@ -2901,6 +3098,7 @@
             <w:r>
               <w:rPr>
                 <w:rFonts w:ascii="宋体" w:hAnsi="宋体" w:eastAsia="宋体"/>
+                <w:color w:val="000000"/>
                 <w:sz w:val="21"/>
               </w:rPr>
               <w:t xml:space="preserve">0.591850</w:t>
@@ -2917,6 +3115,7 @@
             <w:r>
               <w:rPr>
                 <w:rFonts w:ascii="宋体" w:hAnsi="宋体" w:eastAsia="宋体"/>
+                <w:color w:val="000000"/>
                 <w:sz w:val="21"/>
               </w:rPr>
               <w:t xml:space="preserve">29.447255</w:t>
@@ -2935,6 +3134,7 @@
             <w:r>
               <w:rPr>
                 <w:rFonts w:ascii="宋体" w:hAnsi="宋体" w:eastAsia="宋体"/>
+                <w:color w:val="000000"/>
                 <w:sz w:val="21"/>
               </w:rPr>
               <w:t xml:space="preserve">PHM2012 Bearing3_1</w:t>
@@ -2951,6 +3151,7 @@
             <w:r>
               <w:rPr>
                 <w:rFonts w:ascii="宋体" w:hAnsi="宋体" w:eastAsia="宋体"/>
+                <w:color w:val="000000"/>
                 <w:sz w:val="21"/>
               </w:rPr>
               <w:t xml:space="preserve">CNN-LSTM</w:t>
@@ -2967,6 +3168,7 @@
             <w:r>
               <w:rPr>
                 <w:rFonts w:ascii="宋体" w:hAnsi="宋体" w:eastAsia="宋体"/>
+                <w:color w:val="000000"/>
                 <w:sz w:val="21"/>
               </w:rPr>
               <w:t xml:space="preserve">650.700</w:t>
@@ -2983,6 +3185,7 @@
             <w:r>
               <w:rPr>
                 <w:rFonts w:ascii="宋体" w:hAnsi="宋体" w:eastAsia="宋体"/>
+                <w:color w:val="000000"/>
                 <w:sz w:val="21"/>
               </w:rPr>
               <w:t xml:space="preserve">0.591545</w:t>
@@ -2999,6 +3202,7 @@
             <w:r>
               <w:rPr>
                 <w:rFonts w:ascii="宋体" w:hAnsi="宋体" w:eastAsia="宋体"/>
+                <w:color w:val="000000"/>
                 <w:sz w:val="21"/>
               </w:rPr>
               <w:t xml:space="preserve">29.098391</w:t>
@@ -3016,6 +3220,7 @@
       <w:r>
         <w:rPr>
           <w:rFonts w:ascii="宋体" w:hAnsi="宋体" w:eastAsia="宋体"/>
+          <w:color w:val="000000"/>
         </w:rPr>
         <w:t xml:space="preserve">xLSTM-Transformer 复现实验输出编号为 A2，包含 18 行模型对比结果。代表性 XLSTM-Transformer 指标如下：</w:t>
       </w:r>
@@ -3050,6 +3255,7 @@
               <w:rPr>
                 <w:rFonts w:ascii="宋体" w:hAnsi="宋体" w:eastAsia="宋体"/>
                 <w:b/>
+                <w:color w:val="000000"/>
                 <w:sz w:val="21"/>
               </w:rPr>
               <w:t xml:space="preserve">数据集/工况</w:t>
@@ -3070,6 +3276,7 @@
               <w:rPr>
                 <w:rFonts w:ascii="宋体" w:hAnsi="宋体" w:eastAsia="宋体"/>
                 <w:b/>
+                <w:color w:val="000000"/>
                 <w:sz w:val="21"/>
               </w:rPr>
               <w:t xml:space="preserve">RMSE</w:t>
@@ -3090,6 +3297,7 @@
               <w:rPr>
                 <w:rFonts w:ascii="宋体" w:hAnsi="宋体" w:eastAsia="宋体"/>
                 <w:b/>
+                <w:color w:val="000000"/>
                 <w:sz w:val="21"/>
               </w:rPr>
               <w:t xml:space="preserve">NormalizedRMSE</w:t>
@@ -3110,6 +3318,7 @@
               <w:rPr>
                 <w:rFonts w:ascii="宋体" w:hAnsi="宋体" w:eastAsia="宋体"/>
                 <w:b/>
+                <w:color w:val="000000"/>
                 <w:sz w:val="21"/>
               </w:rPr>
               <w:t xml:space="preserve">R2</w:t>
@@ -3130,6 +3339,7 @@
               <w:rPr>
                 <w:rFonts w:ascii="宋体" w:hAnsi="宋体" w:eastAsia="宋体"/>
                 <w:b/>
+                <w:color w:val="000000"/>
                 <w:sz w:val="21"/>
               </w:rPr>
               <w:t xml:space="preserve">Huang RUL Score</w:t>
@@ -3148,6 +3358,7 @@
             <w:r>
               <w:rPr>
                 <w:rFonts w:ascii="宋体" w:hAnsi="宋体" w:eastAsia="宋体"/>
+                <w:color w:val="000000"/>
                 <w:sz w:val="21"/>
               </w:rPr>
               <w:t xml:space="preserve">XJTU-SY Condition 1</w:t>
@@ -3164,6 +3375,7 @@
             <w:r>
               <w:rPr>
                 <w:rFonts w:ascii="宋体" w:hAnsi="宋体" w:eastAsia="宋体"/>
+                <w:color w:val="000000"/>
                 <w:sz w:val="21"/>
               </w:rPr>
               <w:t xml:space="preserve">2280.512</w:t>
@@ -3180,6 +3392,7 @@
             <w:r>
               <w:rPr>
                 <w:rFonts w:ascii="宋体" w:hAnsi="宋体" w:eastAsia="宋体"/>
+                <w:color w:val="000000"/>
                 <w:sz w:val="21"/>
               </w:rPr>
               <w:t xml:space="preserve">0.603310</w:t>
@@ -3196,6 +3409,7 @@
             <w:r>
               <w:rPr>
                 <w:rFonts w:ascii="宋体" w:hAnsi="宋体" w:eastAsia="宋体"/>
+                <w:color w:val="000000"/>
                 <w:sz w:val="21"/>
               </w:rPr>
               <w:t xml:space="preserve">-2.275391</w:t>
@@ -3212,6 +3426,7 @@
             <w:r>
               <w:rPr>
                 <w:rFonts w:ascii="宋体" w:hAnsi="宋体" w:eastAsia="宋体"/>
+                <w:color w:val="000000"/>
                 <w:sz w:val="21"/>
               </w:rPr>
               <w:t xml:space="preserve">27.303331</w:t>
@@ -3230,6 +3445,7 @@
             <w:r>
               <w:rPr>
                 <w:rFonts w:ascii="宋体" w:hAnsi="宋体" w:eastAsia="宋体"/>
+                <w:color w:val="000000"/>
                 <w:sz w:val="21"/>
               </w:rPr>
               <w:t xml:space="preserve">XJTU-SY Condition 2</w:t>
@@ -3246,6 +3462,7 @@
             <w:r>
               <w:rPr>
                 <w:rFonts w:ascii="宋体" w:hAnsi="宋体" w:eastAsia="宋体"/>
+                <w:color w:val="000000"/>
                 <w:sz w:val="21"/>
               </w:rPr>
               <w:t xml:space="preserve">7688.563</w:t>
@@ -3262,6 +3479,7 @@
             <w:r>
               <w:rPr>
                 <w:rFonts w:ascii="宋体" w:hAnsi="宋体" w:eastAsia="宋体"/>
+                <w:color w:val="000000"/>
                 <w:sz w:val="21"/>
               </w:rPr>
               <w:t xml:space="preserve">0.601609</w:t>
@@ -3278,6 +3496,7 @@
             <w:r>
               <w:rPr>
                 <w:rFonts w:ascii="宋体" w:hAnsi="宋体" w:eastAsia="宋体"/>
+                <w:color w:val="000000"/>
                 <w:sz w:val="21"/>
               </w:rPr>
               <w:t xml:space="preserve">-2.257361</w:t>
@@ -3294,6 +3513,7 @@
             <w:r>
               <w:rPr>
                 <w:rFonts w:ascii="宋体" w:hAnsi="宋体" w:eastAsia="宋体"/>
+                <w:color w:val="000000"/>
                 <w:sz w:val="21"/>
               </w:rPr>
               <w:t xml:space="preserve">27.385834</w:t>
@@ -3312,6 +3532,7 @@
             <w:r>
               <w:rPr>
                 <w:rFonts w:ascii="宋体" w:hAnsi="宋体" w:eastAsia="宋体"/>
+                <w:color w:val="000000"/>
                 <w:sz w:val="21"/>
               </w:rPr>
               <w:t xml:space="preserve">XJTU-SY Condition 3</w:t>
@@ -3328,6 +3549,7 @@
             <w:r>
               <w:rPr>
                 <w:rFonts w:ascii="宋体" w:hAnsi="宋体" w:eastAsia="宋体"/>
+                <w:color w:val="000000"/>
                 <w:sz w:val="21"/>
               </w:rPr>
               <w:t xml:space="preserve">5348.922</w:t>
@@ -3344,6 +3566,7 @@
             <w:r>
               <w:rPr>
                 <w:rFonts w:ascii="宋体" w:hAnsi="宋体" w:eastAsia="宋体"/>
+                <w:color w:val="000000"/>
                 <w:sz w:val="21"/>
               </w:rPr>
               <w:t xml:space="preserve">0.602356</w:t>
@@ -3360,6 +3583,7 @@
             <w:r>
               <w:rPr>
                 <w:rFonts w:ascii="宋体" w:hAnsi="宋体" w:eastAsia="宋体"/>
+                <w:color w:val="000000"/>
                 <w:sz w:val="21"/>
               </w:rPr>
               <w:t xml:space="preserve">-2.262244</w:t>
@@ -3376,6 +3600,7 @@
             <w:r>
               <w:rPr>
                 <w:rFonts w:ascii="宋体" w:hAnsi="宋体" w:eastAsia="宋体"/>
+                <w:color w:val="000000"/>
                 <w:sz w:val="21"/>
               </w:rPr>
               <w:t xml:space="preserve">27.354392</w:t>
@@ -3394,6 +3619,7 @@
             <w:r>
               <w:rPr>
                 <w:rFonts w:ascii="宋体" w:hAnsi="宋体" w:eastAsia="宋体"/>
+                <w:color w:val="000000"/>
                 <w:sz w:val="21"/>
               </w:rPr>
               <w:t xml:space="preserve">PHM2012 Condition 1</w:t>
@@ -3410,6 +3636,7 @@
             <w:r>
               <w:rPr>
                 <w:rFonts w:ascii="宋体" w:hAnsi="宋体" w:eastAsia="宋体"/>
+                <w:color w:val="000000"/>
                 <w:sz w:val="21"/>
               </w:rPr>
               <w:t xml:space="preserve">9641.803</w:t>
@@ -3426,6 +3653,7 @@
             <w:r>
               <w:rPr>
                 <w:rFonts w:ascii="宋体" w:hAnsi="宋体" w:eastAsia="宋体"/>
+                <w:color w:val="000000"/>
                 <w:sz w:val="21"/>
               </w:rPr>
               <w:t xml:space="preserve">1.337282</w:t>
@@ -3442,6 +3670,7 @@
             <w:r>
               <w:rPr>
                 <w:rFonts w:ascii="宋体" w:hAnsi="宋体" w:eastAsia="宋体"/>
+                <w:color w:val="000000"/>
                 <w:sz w:val="21"/>
               </w:rPr>
               <w:t xml:space="preserve">-15.110842</w:t>
@@ -3458,6 +3687,7 @@
             <w:r>
               <w:rPr>
                 <w:rFonts w:ascii="宋体" w:hAnsi="宋体" w:eastAsia="宋体"/>
+                <w:color w:val="000000"/>
                 <w:sz w:val="21"/>
               </w:rPr>
               <w:t xml:space="preserve">31.989850</w:t>
@@ -3476,6 +3706,7 @@
             <w:r>
               <w:rPr>
                 <w:rFonts w:ascii="宋体" w:hAnsi="宋体" w:eastAsia="宋体"/>
+                <w:color w:val="000000"/>
                 <w:sz w:val="21"/>
               </w:rPr>
               <w:t xml:space="preserve">PHM2012 Condition 2</w:t>
@@ -3492,6 +3723,7 @@
             <w:r>
               <w:rPr>
                 <w:rFonts w:ascii="宋体" w:hAnsi="宋体" w:eastAsia="宋体"/>
+                <w:color w:val="000000"/>
                 <w:sz w:val="21"/>
               </w:rPr>
               <w:t xml:space="preserve">10065.537</w:t>
@@ -3508,6 +3740,7 @@
             <w:r>
               <w:rPr>
                 <w:rFonts w:ascii="宋体" w:hAnsi="宋体" w:eastAsia="宋体"/>
+                <w:color w:val="000000"/>
                 <w:sz w:val="21"/>
               </w:rPr>
               <w:t xml:space="preserve">2.092627</w:t>
@@ -3524,6 +3757,7 @@
             <w:r>
               <w:rPr>
                 <w:rFonts w:ascii="宋体" w:hAnsi="宋体" w:eastAsia="宋体"/>
+                <w:color w:val="000000"/>
                 <w:sz w:val="21"/>
               </w:rPr>
               <w:t xml:space="preserve">-38.470269</w:t>
@@ -3540,6 +3774,7 @@
             <w:r>
               <w:rPr>
                 <w:rFonts w:ascii="宋体" w:hAnsi="宋体" w:eastAsia="宋体"/>
+                <w:color w:val="000000"/>
                 <w:sz w:val="21"/>
               </w:rPr>
               <w:t xml:space="preserve">31.984371</w:t>
@@ -3558,6 +3793,7 @@
             <w:r>
               <w:rPr>
                 <w:rFonts w:ascii="宋体" w:hAnsi="宋体" w:eastAsia="宋体"/>
+                <w:color w:val="000000"/>
                 <w:sz w:val="21"/>
               </w:rPr>
               <w:t xml:space="preserve">PHM2012 Condition 3</w:t>
@@ -3574,6 +3810,7 @@
             <w:r>
               <w:rPr>
                 <w:rFonts w:ascii="宋体" w:hAnsi="宋体" w:eastAsia="宋体"/>
+                <w:color w:val="000000"/>
                 <w:sz w:val="21"/>
               </w:rPr>
               <w:t xml:space="preserve">1594.675</w:t>
@@ -3590,6 +3827,7 @@
             <w:r>
               <w:rPr>
                 <w:rFonts w:ascii="宋体" w:hAnsi="宋体" w:eastAsia="宋体"/>
+                <w:color w:val="000000"/>
                 <w:sz w:val="21"/>
               </w:rPr>
               <w:t xml:space="preserve">1.130975</w:t>
@@ -3606,6 +3844,7 @@
             <w:r>
               <w:rPr>
                 <w:rFonts w:ascii="宋体" w:hAnsi="宋体" w:eastAsia="宋体"/>
+                <w:color w:val="000000"/>
                 <w:sz w:val="21"/>
               </w:rPr>
               <w:t xml:space="preserve">-10.581817</w:t>
@@ -3622,6 +3861,7 @@
             <w:r>
               <w:rPr>
                 <w:rFonts w:ascii="宋体" w:hAnsi="宋体" w:eastAsia="宋体"/>
+                <w:color w:val="000000"/>
                 <w:sz w:val="21"/>
               </w:rPr>
               <w:t xml:space="preserve">31.883923</w:t>
@@ -3639,6 +3879,7 @@
       <w:r>
         <w:rPr>
           <w:rFonts w:ascii="宋体" w:hAnsi="宋体" w:eastAsia="宋体"/>
+          <w:color w:val="000000"/>
         </w:rPr>
         <w:t xml:space="preserve">输出编号说明：</w:t>
       </w:r>
@@ -3673,6 +3914,7 @@
               <w:rPr>
                 <w:rFonts w:ascii="宋体" w:hAnsi="宋体" w:eastAsia="宋体"/>
                 <w:b/>
+                <w:color w:val="000000"/>
                 <w:sz w:val="21"/>
               </w:rPr>
               <w:t xml:space="preserve">编号</w:t>
@@ -3693,6 +3935,7 @@
               <w:rPr>
                 <w:rFonts w:ascii="宋体" w:hAnsi="宋体" w:eastAsia="宋体"/>
                 <w:b/>
+                <w:color w:val="000000"/>
                 <w:sz w:val="21"/>
               </w:rPr>
               <w:t xml:space="preserve">comparison 文件</w:t>
@@ -3711,6 +3954,7 @@
             <w:r>
               <w:rPr>
                 <w:rFonts w:ascii="宋体" w:hAnsi="宋体" w:eastAsia="宋体"/>
+                <w:color w:val="000000"/>
                 <w:sz w:val="21"/>
               </w:rPr>
               <w:t xml:space="preserve">A1</w:t>
@@ -3728,6 +3972,7 @@
               <w:rPr>
                 <w:rStyle w:val="VerbatimChar"/>
                 <w:rFonts w:ascii="宋体" w:hAnsi="宋体" w:eastAsia="宋体"/>
+                <w:color w:val="000000"/>
                 <w:sz w:val="21"/>
               </w:rPr>
               <w:t xml:space="preserve">tmp/paper_repro_real_metrics/.../comparison_metrics.csv</w:t>
@@ -3746,6 +3991,7 @@
             <w:r>
               <w:rPr>
                 <w:rFonts w:ascii="宋体" w:hAnsi="宋体" w:eastAsia="宋体"/>
+                <w:color w:val="000000"/>
                 <w:sz w:val="21"/>
               </w:rPr>
               <w:t xml:space="preserve">A2</w:t>
@@ -3763,6 +4009,7 @@
               <w:rPr>
                 <w:rStyle w:val="VerbatimChar"/>
                 <w:rFonts w:ascii="宋体" w:hAnsi="宋体" w:eastAsia="宋体"/>
+                <w:color w:val="000000"/>
                 <w:sz w:val="21"/>
               </w:rPr>
               <w:t xml:space="preserve">tmp/paper_repro_xlstm_transformer/.../comparison_metrics.csv</w:t>
@@ -3780,6 +4027,7 @@
       <w:r>
         <w:rPr>
           <w:rFonts w:ascii="宋体" w:hAnsi="宋体" w:eastAsia="宋体"/>
+          <w:color w:val="000000"/>
         </w:rPr>
         <w:t xml:space="preserve">5.3 原始输出摘录</w:t>
       </w:r>
@@ -3792,12 +4040,14 @@
         <w:rPr>
           <w:rStyle w:val="VerbatimChar"/>
           <w:rFonts w:ascii="宋体" w:hAnsi="宋体" w:eastAsia="宋体"/>
+          <w:color w:val="000000"/>
         </w:rPr>
         <w:t xml:space="preserve">$ uv run --extra dev pytest &lt;focused paper/example tests&gt; -q</w:t>
       </w:r>
       <w:r>
         <w:rPr>
           <w:rFonts w:ascii="宋体" w:hAnsi="宋体" w:eastAsia="宋体"/>
+          <w:color w:val="000000"/>
         </w:rPr>
         <w:br/>
       </w:r>
@@ -3805,12 +4055,14 @@
         <w:rPr>
           <w:rStyle w:val="VerbatimChar"/>
           <w:rFonts w:ascii="宋体" w:hAnsi="宋体" w:eastAsia="宋体"/>
+          <w:color w:val="000000"/>
         </w:rPr>
         <w:t xml:space="preserve">....................                                                     [100%]</w:t>
       </w:r>
       <w:r>
         <w:rPr>
           <w:rFonts w:ascii="宋体" w:hAnsi="宋体" w:eastAsia="宋体"/>
+          <w:color w:val="000000"/>
         </w:rPr>
         <w:br/>
       </w:r>
@@ -3818,18 +4070,21 @@
         <w:rPr>
           <w:rStyle w:val="VerbatimChar"/>
           <w:rFonts w:ascii="宋体" w:hAnsi="宋体" w:eastAsia="宋体"/>
+          <w:color w:val="000000"/>
         </w:rPr>
         <w:t xml:space="preserve">20 passed in 6.40s</w:t>
       </w:r>
       <w:r>
         <w:rPr>
           <w:rFonts w:ascii="宋体" w:hAnsi="宋体" w:eastAsia="宋体"/>
+          <w:color w:val="000000"/>
         </w:rPr>
         <w:br/>
       </w:r>
       <w:r>
         <w:rPr>
           <w:rFonts w:ascii="宋体" w:hAnsi="宋体" w:eastAsia="宋体"/>
+          <w:color w:val="000000"/>
         </w:rPr>
         <w:br/>
       </w:r>
@@ -3837,12 +4092,14 @@
         <w:rPr>
           <w:rStyle w:val="VerbatimChar"/>
           <w:rFonts w:ascii="宋体" w:hAnsi="宋体" w:eastAsia="宋体"/>
+          <w:color w:val="000000"/>
         </w:rPr>
         <w:t xml:space="preserve">$ uv run --extra dev pytest -q</w:t>
       </w:r>
       <w:r>
         <w:rPr>
           <w:rFonts w:ascii="宋体" w:hAnsi="宋体" w:eastAsia="宋体"/>
+          <w:color w:val="000000"/>
         </w:rPr>
         <w:br/>
       </w:r>
@@ -3850,12 +4107,14 @@
         <w:rPr>
           <w:rStyle w:val="VerbatimChar"/>
           <w:rFonts w:ascii="宋体" w:hAnsi="宋体" w:eastAsia="宋体"/>
+          <w:color w:val="000000"/>
         </w:rPr>
         <w:t xml:space="preserve">...............................                                          [100%]</w:t>
       </w:r>
       <w:r>
         <w:rPr>
           <w:rFonts w:ascii="宋体" w:hAnsi="宋体" w:eastAsia="宋体"/>
+          <w:color w:val="000000"/>
         </w:rPr>
         <w:br/>
       </w:r>
@@ -3863,6 +4122,7 @@
         <w:rPr>
           <w:rStyle w:val="VerbatimChar"/>
           <w:rFonts w:ascii="宋体" w:hAnsi="宋体" w:eastAsia="宋体"/>
+          <w:color w:val="000000"/>
         </w:rPr>
         <w:t xml:space="preserve">31 passed in 8.45s</w:t>
       </w:r>
@@ -3876,12 +4136,14 @@
       <w:r>
         <w:rPr>
           <w:rFonts w:ascii="宋体" w:hAnsi="宋体" w:eastAsia="宋体"/>
+          <w:color w:val="000000"/>
         </w:rPr>
         <w:t xml:space="preserve">真实训练命令执行后，两个 workflow 均返回</w:t>
       </w:r>
       <w:r>
         <w:rPr>
           <w:rFonts w:ascii="宋体" w:hAnsi="宋体" w:eastAsia="宋体"/>
+          <w:color w:val="000000"/>
         </w:rPr>
         <w:t xml:space="preserve"> </w:t>
       </w:r>
@@ -3889,24 +4151,28 @@
         <w:rPr>
           <w:rStyle w:val="VerbatimChar"/>
           <w:rFonts w:ascii="宋体" w:hAnsi="宋体" w:eastAsia="宋体"/>
+          <w:color w:val="000000"/>
         </w:rPr>
         <w:t xml:space="preserve">comparison_metrics.csv</w:t>
       </w:r>
       <w:r>
         <w:rPr>
           <w:rFonts w:ascii="宋体" w:hAnsi="宋体" w:eastAsia="宋体"/>
+          <w:color w:val="000000"/>
         </w:rPr>
         <w:t xml:space="preserve"> </w:t>
       </w:r>
       <w:r>
         <w:rPr>
           <w:rFonts w:ascii="宋体" w:hAnsi="宋体" w:eastAsia="宋体"/>
+          <w:color w:val="000000"/>
         </w:rPr>
         <w:t xml:space="preserve">路径，并在各模型目录下生成</w:t>
       </w:r>
       <w:r>
         <w:rPr>
           <w:rFonts w:ascii="宋体" w:hAnsi="宋体" w:eastAsia="宋体"/>
+          <w:color w:val="000000"/>
         </w:rPr>
         <w:t xml:space="preserve"> </w:t>
       </w:r>
@@ -3914,12 +4180,14 @@
         <w:rPr>
           <w:rStyle w:val="VerbatimChar"/>
           <w:rFonts w:ascii="宋体" w:hAnsi="宋体" w:eastAsia="宋体"/>
+          <w:color w:val="000000"/>
         </w:rPr>
         <w:t xml:space="preserve">history.csv</w:t>
       </w:r>
       <w:r>
         <w:rPr>
           <w:rFonts w:ascii="宋体" w:hAnsi="宋体" w:eastAsia="宋体"/>
+          <w:color w:val="000000"/>
         </w:rPr>
         <w:t xml:space="preserve">、</w:t>
       </w:r>
@@ -3927,24 +4195,28 @@
         <w:rPr>
           <w:rStyle w:val="VerbatimChar"/>
           <w:rFonts w:ascii="宋体" w:hAnsi="宋体" w:eastAsia="宋体"/>
+          <w:color w:val="000000"/>
         </w:rPr>
         <w:t xml:space="preserve">metrics.json</w:t>
       </w:r>
       <w:r>
         <w:rPr>
           <w:rFonts w:ascii="宋体" w:hAnsi="宋体" w:eastAsia="宋体"/>
+          <w:color w:val="000000"/>
         </w:rPr>
         <w:t xml:space="preserve"> </w:t>
       </w:r>
       <w:r>
         <w:rPr>
           <w:rFonts w:ascii="宋体" w:hAnsi="宋体" w:eastAsia="宋体"/>
+          <w:color w:val="000000"/>
         </w:rPr>
         <w:t xml:space="preserve">和</w:t>
       </w:r>
       <w:r>
         <w:rPr>
           <w:rFonts w:ascii="宋体" w:hAnsi="宋体" w:eastAsia="宋体"/>
+          <w:color w:val="000000"/>
         </w:rPr>
         <w:t xml:space="preserve"> </w:t>
       </w:r>
@@ -3952,18 +4224,21 @@
         <w:rPr>
           <w:rStyle w:val="VerbatimChar"/>
           <w:rFonts w:ascii="宋体" w:hAnsi="宋体" w:eastAsia="宋体"/>
+          <w:color w:val="000000"/>
         </w:rPr>
         <w:t xml:space="preserve">predictions.csv</w:t>
       </w:r>
       <w:r>
         <w:rPr>
           <w:rFonts w:ascii="宋体" w:hAnsi="宋体" w:eastAsia="宋体"/>
+          <w:color w:val="000000"/>
         </w:rPr>
         <w:t xml:space="preserve">。这些输出保留在</w:t>
       </w:r>
       <w:r>
         <w:rPr>
           <w:rFonts w:ascii="宋体" w:hAnsi="宋体" w:eastAsia="宋体"/>
+          <w:color w:val="000000"/>
         </w:rPr>
         <w:t xml:space="preserve"> </w:t>
       </w:r>
@@ -3971,12 +4246,14 @@
         <w:rPr>
           <w:rStyle w:val="VerbatimChar"/>
           <w:rFonts w:ascii="宋体" w:hAnsi="宋体" w:eastAsia="宋体"/>
+          <w:color w:val="000000"/>
         </w:rPr>
         <w:t xml:space="preserve">tmp/</w:t>
       </w:r>
       <w:r>
         <w:rPr>
           <w:rFonts w:ascii="宋体" w:hAnsi="宋体" w:eastAsia="宋体"/>
+          <w:color w:val="000000"/>
         </w:rPr>
         <w:t xml:space="preserve">，用于本地复查，不纳入 Git。</w:t>
       </w:r>
@@ -3991,6 +4268,7 @@
       <w:r>
         <w:rPr>
           <w:rFonts w:ascii="宋体" w:hAnsi="宋体" w:eastAsia="宋体"/>
+          <w:color w:val="000000"/>
         </w:rPr>
         <w:t xml:space="preserve">6. 测试结论</w:t>
       </w:r>
@@ -4004,6 +4282,7 @@
       <w:r>
         <w:rPr>
           <w:rFonts w:ascii="宋体" w:hAnsi="宋体" w:eastAsia="宋体"/>
+          <w:color w:val="000000"/>
         </w:rPr>
         <w:t xml:space="preserve">2026-06-14 结题验收执行结果：</w:t>
       </w:r>
@@ -4021,12 +4300,14 @@
       <w:r>
         <w:rPr>
           <w:rFonts w:ascii="宋体" w:hAnsi="宋体" w:eastAsia="宋体"/>
+          <w:color w:val="000000"/>
         </w:rPr>
         <w:t xml:space="preserve">focused 集成测试：RUL 指标、两篇论文复现和 notebook 测试，结果为</w:t>
       </w:r>
       <w:r>
         <w:rPr>
           <w:rFonts w:ascii="宋体" w:hAnsi="宋体" w:eastAsia="宋体"/>
+          <w:color w:val="000000"/>
         </w:rPr>
         <w:t xml:space="preserve"> </w:t>
       </w:r>
@@ -4034,12 +4315,14 @@
         <w:rPr>
           <w:rStyle w:val="VerbatimChar"/>
           <w:rFonts w:ascii="宋体" w:hAnsi="宋体" w:eastAsia="宋体"/>
+          <w:color w:val="000000"/>
         </w:rPr>
         <w:t xml:space="preserve">20 passed in 6.40s</w:t>
       </w:r>
       <w:r>
         <w:rPr>
           <w:rFonts w:ascii="宋体" w:hAnsi="宋体" w:eastAsia="宋体"/>
+          <w:color w:val="000000"/>
         </w:rPr>
         <w:t xml:space="preserve">。</w:t>
       </w:r>
@@ -4057,6 +4340,7 @@
       <w:r>
         <w:rPr>
           <w:rFonts w:ascii="宋体" w:hAnsi="宋体" w:eastAsia="宋体"/>
+          <w:color w:val="000000"/>
         </w:rPr>
         <w:t xml:space="preserve">全量回归测试：</w:t>
       </w:r>
@@ -4064,18 +4348,21 @@
         <w:rPr>
           <w:rStyle w:val="VerbatimChar"/>
           <w:rFonts w:ascii="宋体" w:hAnsi="宋体" w:eastAsia="宋体"/>
+          <w:color w:val="000000"/>
         </w:rPr>
         <w:t xml:space="preserve">uv run --extra dev pytest -q</w:t>
       </w:r>
       <w:r>
         <w:rPr>
           <w:rFonts w:ascii="宋体" w:hAnsi="宋体" w:eastAsia="宋体"/>
+          <w:color w:val="000000"/>
         </w:rPr>
         <w:t xml:space="preserve">，结果为</w:t>
       </w:r>
       <w:r>
         <w:rPr>
           <w:rFonts w:ascii="宋体" w:hAnsi="宋体" w:eastAsia="宋体"/>
+          <w:color w:val="000000"/>
         </w:rPr>
         <w:t xml:space="preserve"> </w:t>
       </w:r>
@@ -4083,12 +4370,14 @@
         <w:rPr>
           <w:rStyle w:val="VerbatimChar"/>
           <w:rFonts w:ascii="宋体" w:hAnsi="宋体" w:eastAsia="宋体"/>
+          <w:color w:val="000000"/>
         </w:rPr>
         <w:t xml:space="preserve">31 passed in 8.45s</w:t>
       </w:r>
       <w:r>
         <w:rPr>
           <w:rFonts w:ascii="宋体" w:hAnsi="宋体" w:eastAsia="宋体"/>
+          <w:color w:val="000000"/>
         </w:rPr>
         <w:t xml:space="preserve">。</w:t>
       </w:r>
@@ -4106,12 +4395,14 @@
       <w:r>
         <w:rPr>
           <w:rFonts w:ascii="宋体" w:hAnsi="宋体" w:eastAsia="宋体"/>
+          <w:color w:val="000000"/>
         </w:rPr>
         <w:t xml:space="preserve">CNN-LSTM-AM 真实训练：XJTU-SY、PHM2012 两个数据集均完成 8 epoch，输出</w:t>
       </w:r>
       <w:r>
         <w:rPr>
           <w:rFonts w:ascii="宋体" w:hAnsi="宋体" w:eastAsia="宋体"/>
+          <w:color w:val="000000"/>
         </w:rPr>
         <w:t xml:space="preserve"> </w:t>
       </w:r>
@@ -4119,12 +4410,14 @@
         <w:rPr>
           <w:rStyle w:val="VerbatimChar"/>
           <w:rFonts w:ascii="宋体" w:hAnsi="宋体" w:eastAsia="宋体"/>
+          <w:color w:val="000000"/>
         </w:rPr>
         <w:t xml:space="preserve">comparison_metrics.csv</w:t>
       </w:r>
       <w:r>
         <w:rPr>
           <w:rFonts w:ascii="宋体" w:hAnsi="宋体" w:eastAsia="宋体"/>
+          <w:color w:val="000000"/>
         </w:rPr>
         <w:t xml:space="preserve">。</w:t>
       </w:r>
@@ -4142,6 +4435,7 @@
       <w:r>
         <w:rPr>
           <w:rFonts w:ascii="宋体" w:hAnsi="宋体" w:eastAsia="宋体"/>
+          <w:color w:val="000000"/>
         </w:rPr>
         <w:t xml:space="preserve">xLSTM-Transformer 真实训练：XJTU-SY 三工况、PHM2012 三工况、三类模型共 18 行对比结果，均完成 8 epoch。</w:t>
       </w:r>
@@ -4155,6 +4449,7 @@
       <w:r>
         <w:rPr>
           <w:rFonts w:ascii="宋体" w:hAnsi="宋体" w:eastAsia="宋体"/>
+          <w:color w:val="000000"/>
         </w:rPr>
         <w:t xml:space="preserve">集成测试证明系统不是孤立函数集合，而是具备完整业务链路的 RUL 预测框架。两个论文复现 workflow 能调用真实 loader、训练真实 PyTorch 模型、输出指标和训练历史，满足课程验收对可运行系统和实验复现的要求。</w:t>
       </w:r>
@@ -4380,6 +4675,7 @@
     <w:qFormat/>
     <w:rPr>
       <w:rFonts w:ascii="宋体" w:hAnsi="宋体" w:eastAsia="宋体"/>
+      <w:color w:val="000000"/>
       <w:sz w:val="21"/>
     </w:rPr>
   </w:style>
@@ -4393,6 +4689,7 @@
     <w:qFormat/>
     <w:rPr>
       <w:rFonts w:ascii="宋体" w:hAnsi="宋体" w:eastAsia="宋体"/>
+      <w:color w:val="000000"/>
       <w:sz w:val="21"/>
     </w:rPr>
   </w:style>
@@ -4403,6 +4700,7 @@
     <w:qFormat/>
     <w:rPr>
       <w:rFonts w:ascii="宋体" w:hAnsi="宋体" w:eastAsia="宋体"/>
+      <w:color w:val="000000"/>
       <w:sz w:val="21"/>
     </w:rPr>
   </w:style>
@@ -4415,6 +4713,7 @@
     </w:pPr>
     <w:rPr>
       <w:rFonts w:ascii="宋体" w:hAnsi="宋体" w:eastAsia="宋体"/>
+      <w:color w:val="000000"/>
       <w:sz w:val="21"/>
     </w:rPr>
   </w:style>
@@ -4433,7 +4732,7 @@
       <w:rFonts w:asciiTheme="majorHAnsi" w:cstheme="majorBidi" w:eastAsiaTheme="majorEastAsia" w:hAnsiTheme="majorHAnsi" w:ascii="黑体" w:hAnsi="黑体" w:eastAsia="黑体"/>
       <w:b/>
       <w:bCs/>
-      <w:color w:themeColor="accent1" w:themeShade="B5" w:val="345A8A"/>
+      <w:color w:val="000000"/>
       <w:sz w:val="36"/>
       <w:szCs w:val="36"/>
     </w:rPr>
@@ -4450,6 +4749,7 @@
       <w:jc w:val="center"/>
     </w:pPr>
     <w:rPr>
+      <w:color w:val="000000"/>
       <w:sz w:val="30"/>
       <w:szCs w:val="30"/>
     </w:rPr>
@@ -4513,7 +4813,7 @@
       <w:rFonts w:asciiTheme="majorHAnsi" w:cstheme="majorBidi" w:eastAsiaTheme="majorEastAsia" w:hAnsiTheme="majorHAnsi" w:ascii="宋体" w:hAnsi="宋体" w:eastAsia="宋体"/>
       <w:b/>
       <w:bCs/>
-      <w:color w:themeColor="accent1" w:val="4F81BD"/>
+      <w:color w:val="000000"/>
       <w:sz w:val="48"/>
       <w:szCs w:val="32"/>
     </w:rPr>
@@ -4535,7 +4835,7 @@
       <w:rFonts w:asciiTheme="majorHAnsi" w:cstheme="majorBidi" w:eastAsiaTheme="majorEastAsia" w:hAnsiTheme="majorHAnsi" w:ascii="宋体" w:hAnsi="宋体" w:eastAsia="宋体"/>
       <w:b/>
       <w:bCs/>
-      <w:color w:themeColor="accent1" w:val="4F81BD"/>
+      <w:color w:val="000000"/>
       <w:sz w:val="36"/>
       <w:szCs w:val="28"/>
     </w:rPr>
@@ -4557,7 +4857,7 @@
       <w:rFonts w:asciiTheme="majorHAnsi" w:cstheme="majorBidi" w:eastAsiaTheme="majorEastAsia" w:hAnsiTheme="majorHAnsi" w:ascii="宋体" w:hAnsi="宋体" w:eastAsia="宋体"/>
       <w:b/>
       <w:bCs/>
-      <w:color w:themeColor="accent1" w:val="4F81BD"/>
+      <w:color w:val="000000"/>
       <w:sz w:val="27"/>
       <w:szCs w:val="24"/>
     </w:rPr>
@@ -4580,7 +4880,7 @@
       <w:i/>
       <w:b/>
       <w:bCs/>
-      <w:color w:themeColor="accent1" w:val="4F81BD"/>
+      <w:color w:val="000000"/>
       <w:sz w:val="24"/>
       <w:szCs w:val="24"/>
     </w:rPr>
@@ -4599,10 +4899,11 @@
       <w:outlineLvl w:val="4"/>
     </w:pPr>
     <w:rPr>
-      <w:rFonts w:asciiTheme="majorHAnsi" w:cstheme="majorBidi" w:eastAsiaTheme="majorEastAsia" w:hAnsiTheme="majorHAnsi"/>
+      <w:rFonts w:asciiTheme="majorHAnsi" w:cstheme="majorBidi" w:eastAsiaTheme="majorEastAsia" w:hAnsiTheme="majorHAnsi" w:ascii="宋体" w:hAnsi="宋体" w:eastAsia="宋体"/>
+      <w:b/>
       <w:iCs/>
-      <w:color w:themeColor="accent1" w:val="4F81BD"/>
-      <w:sz w:val="24"/>
+      <w:color w:val="000000"/>
+      <w:sz w:val="21"/>
       <w:szCs w:val="24"/>
     </w:rPr>
   </w:style>
@@ -4620,9 +4921,10 @@
       <w:outlineLvl w:val="5"/>
     </w:pPr>
     <w:rPr>
-      <w:rFonts w:asciiTheme="majorHAnsi" w:cstheme="majorBidi" w:eastAsiaTheme="majorEastAsia" w:hAnsiTheme="majorHAnsi"/>
-      <w:color w:themeColor="accent1" w:val="4F81BD"/>
-      <w:sz w:val="24"/>
+      <w:rFonts w:asciiTheme="majorHAnsi" w:cstheme="majorBidi" w:eastAsiaTheme="majorEastAsia" w:hAnsiTheme="majorHAnsi" w:ascii="宋体" w:hAnsi="宋体" w:eastAsia="宋体"/>
+      <w:b/>
+      <w:color w:val="000000"/>
+      <w:sz w:val="21"/>
       <w:szCs w:val="24"/>
     </w:rPr>
   </w:style>
@@ -4640,9 +4942,10 @@
       <w:outlineLvl w:val="6"/>
     </w:pPr>
     <w:rPr>
-      <w:rFonts w:asciiTheme="majorHAnsi" w:cstheme="majorBidi" w:eastAsiaTheme="majorEastAsia" w:hAnsiTheme="majorHAnsi"/>
-      <w:color w:themeColor="accent1" w:val="4F81BD"/>
-      <w:sz w:val="24"/>
+      <w:rFonts w:asciiTheme="majorHAnsi" w:cstheme="majorBidi" w:eastAsiaTheme="majorEastAsia" w:hAnsiTheme="majorHAnsi" w:ascii="宋体" w:hAnsi="宋体" w:eastAsia="宋体"/>
+      <w:b/>
+      <w:color w:val="000000"/>
+      <w:sz w:val="21"/>
       <w:szCs w:val="24"/>
     </w:rPr>
   </w:style>
@@ -4660,9 +4963,10 @@
       <w:outlineLvl w:val="7"/>
     </w:pPr>
     <w:rPr>
-      <w:rFonts w:asciiTheme="majorHAnsi" w:cstheme="majorBidi" w:eastAsiaTheme="majorEastAsia" w:hAnsiTheme="majorHAnsi"/>
-      <w:color w:themeColor="accent1" w:val="4F81BD"/>
-      <w:sz w:val="24"/>
+      <w:rFonts w:asciiTheme="majorHAnsi" w:cstheme="majorBidi" w:eastAsiaTheme="majorEastAsia" w:hAnsiTheme="majorHAnsi" w:ascii="宋体" w:hAnsi="宋体" w:eastAsia="宋体"/>
+      <w:b/>
+      <w:color w:val="000000"/>
+      <w:sz w:val="21"/>
       <w:szCs w:val="24"/>
     </w:rPr>
   </w:style>
@@ -4680,9 +4984,10 @@
       <w:outlineLvl w:val="8"/>
     </w:pPr>
     <w:rPr>
-      <w:rFonts w:asciiTheme="majorHAnsi" w:cstheme="majorBidi" w:eastAsiaTheme="majorEastAsia" w:hAnsiTheme="majorHAnsi"/>
-      <w:color w:themeColor="accent1" w:val="4F81BD"/>
-      <w:sz w:val="24"/>
+      <w:rFonts w:asciiTheme="majorHAnsi" w:cstheme="majorBidi" w:eastAsiaTheme="majorEastAsia" w:hAnsiTheme="majorHAnsi" w:ascii="宋体" w:hAnsi="宋体" w:eastAsia="宋体"/>
+      <w:b/>
+      <w:color w:val="000000"/>
+      <w:sz w:val="21"/>
       <w:szCs w:val="24"/>
     </w:rPr>
   </w:style>
@@ -4820,7 +5125,7 @@
     <w:name w:val="Hyperlink"/>
     <w:basedOn w:val="BodyTextChar"/>
     <w:rPr>
-      <w:color w:themeColor="accent1" w:val="4F81BD"/>
+      <w:color w:val="000000"/>
     </w:rPr>
   </w:style>
   <w:style w:styleId="TOCHeading" w:type="paragraph">
@@ -4838,7 +5143,7 @@
       <w:rFonts w:asciiTheme="majorHAnsi" w:cstheme="majorBidi" w:eastAsiaTheme="majorEastAsia" w:hAnsiTheme="majorHAnsi"/>
       <w:b w:val="0"/>
       <w:bCs w:val="0"/>
-      <w:color w:themeColor="accent1" w:themeShade="BF" w:val="365F91"/>
+      <w:color w:val="000000"/>
     </w:rPr>
   </w:style>
   <w:style w:type="paragraph" w:customStyle="1" w:styleId="SourceCode">

--- a/docx/final/14_集成测试报告.docx
+++ b/docx/final/14_集成测试报告.docx
@@ -3378,7 +3378,7 @@
                 <w:color w:val="000000"/>
                 <w:sz w:val="21"/>
               </w:rPr>
-              <w:t xml:space="preserve">2280.512</w:t>
+              <w:t xml:space="preserve">2280.631</w:t>
             </w:r>
           </w:p>
         </w:tc>
@@ -3395,7 +3395,7 @@
                 <w:color w:val="000000"/>
                 <w:sz w:val="21"/>
               </w:rPr>
-              <w:t xml:space="preserve">0.603310</w:t>
+              <w:t xml:space="preserve">0.603342</w:t>
             </w:r>
           </w:p>
         </w:tc>
@@ -3412,7 +3412,7 @@
                 <w:color w:val="000000"/>
                 <w:sz w:val="21"/>
               </w:rPr>
-              <w:t xml:space="preserve">-2.275391</w:t>
+              <w:t xml:space="preserve">-2.275735</w:t>
             </w:r>
           </w:p>
         </w:tc>
@@ -3429,7 +3429,7 @@
                 <w:color w:val="000000"/>
                 <w:sz w:val="21"/>
               </w:rPr>
-              <w:t xml:space="preserve">27.303331</w:t>
+              <w:t xml:space="preserve">27.311963</w:t>
             </w:r>
           </w:p>
         </w:tc>
@@ -3465,7 +3465,7 @@
                 <w:color w:val="000000"/>
                 <w:sz w:val="21"/>
               </w:rPr>
-              <w:t xml:space="preserve">7688.563</w:t>
+              <w:t xml:space="preserve">7688.510</w:t>
             </w:r>
           </w:p>
         </w:tc>
@@ -3482,7 +3482,7 @@
                 <w:color w:val="000000"/>
                 <w:sz w:val="21"/>
               </w:rPr>
-              <w:t xml:space="preserve">0.601609</w:t>
+              <w:t xml:space="preserve">0.601605</w:t>
             </w:r>
           </w:p>
         </w:tc>
@@ -3499,7 +3499,7 @@
                 <w:color w:val="000000"/>
                 <w:sz w:val="21"/>
               </w:rPr>
-              <w:t xml:space="preserve">-2.257361</w:t>
+              <w:t xml:space="preserve">-2.257316</w:t>
             </w:r>
           </w:p>
         </w:tc>
@@ -3516,7 +3516,7 @@
                 <w:color w:val="000000"/>
                 <w:sz w:val="21"/>
               </w:rPr>
-              <w:t xml:space="preserve">27.385834</w:t>
+              <w:t xml:space="preserve">27.384609</w:t>
             </w:r>
           </w:p>
         </w:tc>
@@ -3552,7 +3552,7 @@
                 <w:color w:val="000000"/>
                 <w:sz w:val="21"/>
               </w:rPr>
-              <w:t xml:space="preserve">5348.922</w:t>
+              <w:t xml:space="preserve">5349.793</w:t>
             </w:r>
           </w:p>
         </w:tc>
@@ -3569,7 +3569,7 @@
                 <w:color w:val="000000"/>
                 <w:sz w:val="21"/>
               </w:rPr>
-              <w:t xml:space="preserve">0.602356</w:t>
+              <w:t xml:space="preserve">0.602454</w:t>
             </w:r>
           </w:p>
         </w:tc>
@@ -3586,7 +3586,7 @@
                 <w:color w:val="000000"/>
                 <w:sz w:val="21"/>
               </w:rPr>
-              <w:t xml:space="preserve">-2.262244</w:t>
+              <w:t xml:space="preserve">-2.263306</w:t>
             </w:r>
           </w:p>
         </w:tc>
@@ -3603,7 +3603,7 @@
                 <w:color w:val="000000"/>
                 <w:sz w:val="21"/>
               </w:rPr>
-              <w:t xml:space="preserve">27.354392</w:t>
+              <w:t xml:space="preserve">27.381524</w:t>
             </w:r>
           </w:p>
         </w:tc>
@@ -3639,7 +3639,7 @@
                 <w:color w:val="000000"/>
                 <w:sz w:val="21"/>
               </w:rPr>
-              <w:t xml:space="preserve">9641.803</w:t>
+              <w:t xml:space="preserve">9641.294</w:t>
             </w:r>
           </w:p>
         </w:tc>
@@ -3656,7 +3656,7 @@
                 <w:color w:val="000000"/>
                 <w:sz w:val="21"/>
               </w:rPr>
-              <w:t xml:space="preserve">1.337282</w:t>
+              <w:t xml:space="preserve">1.337211</w:t>
             </w:r>
           </w:p>
         </w:tc>
@@ -3673,7 +3673,7 @@
                 <w:color w:val="000000"/>
                 <w:sz w:val="21"/>
               </w:rPr>
-              <w:t xml:space="preserve">-15.110842</w:t>
+              <w:t xml:space="preserve">-15.109142</w:t>
             </w:r>
           </w:p>
         </w:tc>
@@ -3690,7 +3690,7 @@
                 <w:color w:val="000000"/>
                 <w:sz w:val="21"/>
               </w:rPr>
-              <w:t xml:space="preserve">31.989850</w:t>
+              <w:t xml:space="preserve">31.983197</w:t>
             </w:r>
           </w:p>
         </w:tc>
@@ -3726,7 +3726,7 @@
                 <w:color w:val="000000"/>
                 <w:sz w:val="21"/>
               </w:rPr>
-              <w:t xml:space="preserve">10065.537</w:t>
+              <w:t xml:space="preserve">10066.013</w:t>
             </w:r>
           </w:p>
         </w:tc>
@@ -3743,7 +3743,7 @@
                 <w:color w:val="000000"/>
                 <w:sz w:val="21"/>
               </w:rPr>
-              <w:t xml:space="preserve">2.092627</w:t>
+              <w:t xml:space="preserve">2.092726</w:t>
             </w:r>
           </w:p>
         </w:tc>
@@ -3760,7 +3760,7 @@
                 <w:color w:val="000000"/>
                 <w:sz w:val="21"/>
               </w:rPr>
-              <w:t xml:space="preserve">-38.470269</w:t>
+              <w:t xml:space="preserve">-38.474005</w:t>
             </w:r>
           </w:p>
         </w:tc>
@@ -3777,7 +3777,7 @@
                 <w:color w:val="000000"/>
                 <w:sz w:val="21"/>
               </w:rPr>
-              <w:t xml:space="preserve">31.984371</w:t>
+              <w:t xml:space="preserve">31.989926</w:t>
             </w:r>
           </w:p>
         </w:tc>
@@ -3813,7 +3813,7 @@
                 <w:color w:val="000000"/>
                 <w:sz w:val="21"/>
               </w:rPr>
-              <w:t xml:space="preserve">1594.675</w:t>
+              <w:t xml:space="preserve">1594.736</w:t>
             </w:r>
           </w:p>
         </w:tc>
@@ -3830,7 +3830,7 @@
                 <w:color w:val="000000"/>
                 <w:sz w:val="21"/>
               </w:rPr>
-              <w:t xml:space="preserve">1.130975</w:t>
+              <w:t xml:space="preserve">1.131018</w:t>
             </w:r>
           </w:p>
         </w:tc>
@@ -3847,7 +3847,7 @@
                 <w:color w:val="000000"/>
                 <w:sz w:val="21"/>
               </w:rPr>
-              <w:t xml:space="preserve">-10.581817</w:t>
+              <w:t xml:space="preserve">-10.582701</w:t>
             </w:r>
           </w:p>
         </w:tc>
@@ -3864,7 +3864,7 @@
                 <w:color w:val="000000"/>
                 <w:sz w:val="21"/>
               </w:rPr>
-              <w:t xml:space="preserve">31.883923</w:t>
+              <w:t xml:space="preserve">31.889389</w:t>
             </w:r>
           </w:p>
         </w:tc>
@@ -4072,7 +4072,7 @@
           <w:rFonts w:ascii="宋体" w:hAnsi="宋体" w:eastAsia="宋体"/>
           <w:color w:val="000000"/>
         </w:rPr>
-        <w:t xml:space="preserve">20 passed in 6.40s</w:t>
+        <w:t xml:space="preserve">20 passed in 6.95s</w:t>
       </w:r>
       <w:r>
         <w:rPr>
@@ -4124,7 +4124,7 @@
           <w:rFonts w:ascii="宋体" w:hAnsi="宋体" w:eastAsia="宋体"/>
           <w:color w:val="000000"/>
         </w:rPr>
-        <w:t xml:space="preserve">31 passed in 8.45s</w:t>
+        <w:t xml:space="preserve">31 passed in 8.53s</w:t>
       </w:r>
     </w:p>
     <w:p>
@@ -4317,7 +4317,7 @@
           <w:rFonts w:ascii="宋体" w:hAnsi="宋体" w:eastAsia="宋体"/>
           <w:color w:val="000000"/>
         </w:rPr>
-        <w:t xml:space="preserve">20 passed in 6.40s</w:t>
+        <w:t xml:space="preserve">20 passed in 6.95s</w:t>
       </w:r>
       <w:r>
         <w:rPr>
@@ -4372,7 +4372,7 @@
           <w:rFonts w:ascii="宋体" w:hAnsi="宋体" w:eastAsia="宋体"/>
           <w:color w:val="000000"/>
         </w:rPr>
-        <w:t xml:space="preserve">31 passed in 8.45s</w:t>
+        <w:t xml:space="preserve">31 passed in 8.53s</w:t>
       </w:r>
       <w:r>
         <w:rPr>

--- a/docx/final/14_集成测试报告.docx
+++ b/docx/final/14_集成测试报告.docx
@@ -1210,7 +1210,7 @@
                 <w:color w:val="000000"/>
                 <w:sz w:val="21"/>
               </w:rPr>
-              <w:t xml:space="preserve">tmp/paper_repro_real_metrics</w:t>
+              <w:t xml:space="preserve">tmp/formal_paper_reproductions_50ep_relative</w:t>
             </w:r>
             <w:r>
               <w:rPr>
@@ -1227,7 +1227,24 @@
                 <w:color w:val="000000"/>
                 <w:sz w:val="21"/>
               </w:rPr>
-              <w:t xml:space="preserve">tmp/paper_repro_xlstm_transformer</w:t>
+              <w:t xml:space="preserve">tmp/paper_repro_xlstm_time_index_50ep</w:t>
+            </w:r>
+            <w:r>
+              <w:rPr>
+                <w:rFonts w:ascii="宋体" w:hAnsi="宋体" w:eastAsia="宋体"/>
+                <w:color w:val="000000"/>
+                <w:sz w:val="21"/>
+              </w:rPr>
+              <w:t xml:space="preserve">、</w:t>
+            </w:r>
+            <w:r>
+              <w:rPr>
+                <w:rStyle w:val="VerbatimChar"/>
+                <w:rFonts w:ascii="宋体" w:hAnsi="宋体" w:eastAsia="宋体"/>
+                <w:color w:val="000000"/>
+                <w:sz w:val="21"/>
+              </w:rPr>
+              <w:t xml:space="preserve">tmp/formal_paper_reproductions_50ep_selected</w:t>
             </w:r>
           </w:p>
         </w:tc>
@@ -2112,19 +2129,11 @@
       </w:pPr>
       <w:r>
         <w:rPr>
-          <w:rStyle w:val="VariableTok"/>
-          <w:rFonts w:ascii="宋体" w:hAnsi="宋体" w:eastAsia="宋体"/>
-          <w:color w:val="000000"/>
-        </w:rPr>
-        <w:t xml:space="preserve">BEARING_EXAMPLE_OUTPUT_ROOT</w:t>
-      </w:r>
-      <w:r>
-        <w:rPr>
-          <w:rStyle w:val="OperatorTok"/>
-          <w:rFonts w:ascii="宋体" w:hAnsi="宋体" w:eastAsia="宋体"/>
-          <w:color w:val="000000"/>
-        </w:rPr>
-        <w:t xml:space="preserve">=</w:t>
+          <w:rStyle w:val="ExtensionTok"/>
+          <w:rFonts w:ascii="宋体" w:hAnsi="宋体" w:eastAsia="宋体"/>
+          <w:color w:val="000000"/>
+        </w:rPr>
+        <w:t xml:space="preserve">uv</w:t>
       </w:r>
       <w:r>
         <w:rPr>
@@ -2132,7 +2141,15 @@
           <w:rFonts w:ascii="宋体" w:hAnsi="宋体" w:eastAsia="宋体"/>
           <w:color w:val="000000"/>
         </w:rPr>
-        <w:t xml:space="preserve">tmp/paper_repro_real_metrics</w:t>
+        <w:t xml:space="preserve"> run python scripts/run_formal_paper_reproductions.py </w:t>
+      </w:r>
+      <w:r>
+        <w:rPr>
+          <w:rStyle w:val="DataTypeTok"/>
+          <w:rFonts w:ascii="宋体" w:hAnsi="宋体" w:eastAsia="宋体"/>
+          <w:color w:val="000000"/>
+        </w:rPr>
+        <w:t xml:space="preserve">\</w:t>
       </w:r>
       <w:r>
         <w:rPr>
@@ -2143,27 +2160,35 @@
       </w:r>
       <w:r>
         <w:rPr>
-          <w:rStyle w:val="VariableTok"/>
-          <w:rFonts w:ascii="宋体" w:hAnsi="宋体" w:eastAsia="宋体"/>
-          <w:color w:val="000000"/>
-        </w:rPr>
-        <w:t xml:space="preserve">BEARING_EXAMPLE_EPOCHS</w:t>
-      </w:r>
-      <w:r>
-        <w:rPr>
-          <w:rStyle w:val="OperatorTok"/>
-          <w:rFonts w:ascii="宋体" w:hAnsi="宋体" w:eastAsia="宋体"/>
-          <w:color w:val="000000"/>
-        </w:rPr>
-        <w:t xml:space="preserve">=</w:t>
-      </w:r>
-      <w:r>
-        <w:rPr>
           <w:rStyle w:val="NormalTok"/>
           <w:rFonts w:ascii="宋体" w:hAnsi="宋体" w:eastAsia="宋体"/>
           <w:color w:val="000000"/>
         </w:rPr>
-        <w:t xml:space="preserve">8</w:t>
+        <w:t xml:space="preserve">  </w:t>
+      </w:r>
+      <w:r>
+        <w:rPr>
+          <w:rStyle w:val="AttributeTok"/>
+          <w:rFonts w:ascii="宋体" w:hAnsi="宋体" w:eastAsia="宋体"/>
+          <w:color w:val="000000"/>
+        </w:rPr>
+        <w:t xml:space="preserve">--output-root</w:t>
+      </w:r>
+      <w:r>
+        <w:rPr>
+          <w:rStyle w:val="NormalTok"/>
+          <w:rFonts w:ascii="宋体" w:hAnsi="宋体" w:eastAsia="宋体"/>
+          <w:color w:val="000000"/>
+        </w:rPr>
+        <w:t xml:space="preserve"> tmp/formal_paper_reproductions_50ep_relative </w:t>
+      </w:r>
+      <w:r>
+        <w:rPr>
+          <w:rStyle w:val="DataTypeTok"/>
+          <w:rFonts w:ascii="宋体" w:hAnsi="宋体" w:eastAsia="宋体"/>
+          <w:color w:val="000000"/>
+        </w:rPr>
+        <w:t xml:space="preserve">\</w:t>
       </w:r>
       <w:r>
         <w:rPr>
@@ -2174,35 +2199,182 @@
       </w:r>
       <w:r>
         <w:rPr>
+          <w:rStyle w:val="NormalTok"/>
+          <w:rFonts w:ascii="宋体" w:hAnsi="宋体" w:eastAsia="宋体"/>
+          <w:color w:val="000000"/>
+        </w:rPr>
+        <w:t xml:space="preserve">  </w:t>
+      </w:r>
+      <w:r>
+        <w:rPr>
+          <w:rStyle w:val="AttributeTok"/>
+          <w:rFonts w:ascii="宋体" w:hAnsi="宋体" w:eastAsia="宋体"/>
+          <w:color w:val="000000"/>
+        </w:rPr>
+        <w:t xml:space="preserve">--epochs</w:t>
+      </w:r>
+      <w:r>
+        <w:rPr>
+          <w:rStyle w:val="NormalTok"/>
+          <w:rFonts w:ascii="宋体" w:hAnsi="宋体" w:eastAsia="宋体"/>
+          <w:color w:val="000000"/>
+        </w:rPr>
+        <w:t xml:space="preserve"> 50 </w:t>
+      </w:r>
+      <w:r>
+        <w:rPr>
+          <w:rStyle w:val="DataTypeTok"/>
+          <w:rFonts w:ascii="宋体" w:hAnsi="宋体" w:eastAsia="宋体"/>
+          <w:color w:val="000000"/>
+        </w:rPr>
+        <w:t xml:space="preserve">\</w:t>
+      </w:r>
+      <w:r>
+        <w:rPr>
+          <w:rFonts w:ascii="宋体" w:hAnsi="宋体" w:eastAsia="宋体"/>
+          <w:color w:val="000000"/>
+        </w:rPr>
+        <w:br/>
+      </w:r>
+      <w:r>
+        <w:rPr>
+          <w:rStyle w:val="NormalTok"/>
+          <w:rFonts w:ascii="宋体" w:hAnsi="宋体" w:eastAsia="宋体"/>
+          <w:color w:val="000000"/>
+        </w:rPr>
+        <w:t xml:space="preserve">  </w:t>
+      </w:r>
+      <w:r>
+        <w:rPr>
+          <w:rStyle w:val="AttributeTok"/>
+          <w:rFonts w:ascii="宋体" w:hAnsi="宋体" w:eastAsia="宋体"/>
+          <w:color w:val="000000"/>
+        </w:rPr>
+        <w:t xml:space="preserve">--batch-size</w:t>
+      </w:r>
+      <w:r>
+        <w:rPr>
+          <w:rStyle w:val="NormalTok"/>
+          <w:rFonts w:ascii="宋体" w:hAnsi="宋体" w:eastAsia="宋体"/>
+          <w:color w:val="000000"/>
+        </w:rPr>
+        <w:t xml:space="preserve"> 64 </w:t>
+      </w:r>
+      <w:r>
+        <w:rPr>
+          <w:rStyle w:val="DataTypeTok"/>
+          <w:rFonts w:ascii="宋体" w:hAnsi="宋体" w:eastAsia="宋体"/>
+          <w:color w:val="000000"/>
+        </w:rPr>
+        <w:t xml:space="preserve">\</w:t>
+      </w:r>
+      <w:r>
+        <w:rPr>
+          <w:rFonts w:ascii="宋体" w:hAnsi="宋体" w:eastAsia="宋体"/>
+          <w:color w:val="000000"/>
+        </w:rPr>
+        <w:br/>
+      </w:r>
+      <w:r>
+        <w:rPr>
+          <w:rStyle w:val="NormalTok"/>
+          <w:rFonts w:ascii="宋体" w:hAnsi="宋体" w:eastAsia="宋体"/>
+          <w:color w:val="000000"/>
+        </w:rPr>
+        <w:t xml:space="preserve">  </w:t>
+      </w:r>
+      <w:r>
+        <w:rPr>
+          <w:rStyle w:val="AttributeTok"/>
+          <w:rFonts w:ascii="宋体" w:hAnsi="宋体" w:eastAsia="宋体"/>
+          <w:color w:val="000000"/>
+        </w:rPr>
+        <w:t xml:space="preserve">--cnn-max-samples</w:t>
+      </w:r>
+      <w:r>
+        <w:rPr>
+          <w:rStyle w:val="NormalTok"/>
+          <w:rFonts w:ascii="宋体" w:hAnsi="宋体" w:eastAsia="宋体"/>
+          <w:color w:val="000000"/>
+        </w:rPr>
+        <w:t xml:space="preserve"> 96 </w:t>
+      </w:r>
+      <w:r>
+        <w:rPr>
+          <w:rStyle w:val="DataTypeTok"/>
+          <w:rFonts w:ascii="宋体" w:hAnsi="宋体" w:eastAsia="宋体"/>
+          <w:color w:val="000000"/>
+        </w:rPr>
+        <w:t xml:space="preserve">\</w:t>
+      </w:r>
+      <w:r>
+        <w:rPr>
+          <w:rFonts w:ascii="宋体" w:hAnsi="宋体" w:eastAsia="宋体"/>
+          <w:color w:val="000000"/>
+        </w:rPr>
+        <w:br/>
+      </w:r>
+      <w:r>
+        <w:rPr>
+          <w:rStyle w:val="NormalTok"/>
+          <w:rFonts w:ascii="宋体" w:hAnsi="宋体" w:eastAsia="宋体"/>
+          <w:color w:val="000000"/>
+        </w:rPr>
+        <w:t xml:space="preserve">  </w:t>
+      </w:r>
+      <w:r>
+        <w:rPr>
+          <w:rStyle w:val="AttributeTok"/>
+          <w:rFonts w:ascii="宋体" w:hAnsi="宋体" w:eastAsia="宋体"/>
+          <w:color w:val="000000"/>
+        </w:rPr>
+        <w:t xml:space="preserve">--xlstm-max-samples</w:t>
+      </w:r>
+      <w:r>
+        <w:rPr>
+          <w:rStyle w:val="NormalTok"/>
+          <w:rFonts w:ascii="宋体" w:hAnsi="宋体" w:eastAsia="宋体"/>
+          <w:color w:val="000000"/>
+        </w:rPr>
+        <w:t xml:space="preserve"> 96</w:t>
+      </w:r>
+      <w:r>
+        <w:rPr>
+          <w:rFonts w:ascii="宋体" w:hAnsi="宋体" w:eastAsia="宋体"/>
+          <w:color w:val="000000"/>
+        </w:rPr>
+        <w:br/>
+      </w:r>
+      <w:r>
+        <w:rPr>
+          <w:rFonts w:ascii="宋体" w:hAnsi="宋体" w:eastAsia="宋体"/>
+          <w:color w:val="000000"/>
+        </w:rPr>
+        <w:br/>
+      </w:r>
+      <w:r>
+        <w:rPr>
           <w:rStyle w:val="ExtensionTok"/>
           <w:rFonts w:ascii="宋体" w:hAnsi="宋体" w:eastAsia="宋体"/>
           <w:color w:val="000000"/>
         </w:rPr>
-        <w:t xml:space="preserve">run_paper_cnn_lstm_attention_reproduction</w:t>
-      </w:r>
-      <w:r>
-        <w:rPr>
-          <w:rStyle w:val="ErrorTok"/>
-          <w:rFonts w:ascii="宋体" w:hAnsi="宋体" w:eastAsia="宋体"/>
-          <w:color w:val="000000"/>
-        </w:rPr>
-        <w:t xml:space="preserve">(</w:t>
-      </w:r>
-      <w:r>
-        <w:rPr>
-          <w:rStyle w:val="ExtensionTok"/>
-          <w:rFonts w:ascii="宋体" w:hAnsi="宋体" w:eastAsia="宋体"/>
-          <w:color w:val="000000"/>
-        </w:rPr>
-        <w:t xml:space="preserve">...</w:t>
-      </w:r>
-      <w:r>
-        <w:rPr>
-          <w:rStyle w:val="KeywordTok"/>
-          <w:rFonts w:ascii="宋体" w:hAnsi="宋体" w:eastAsia="宋体"/>
-          <w:color w:val="000000"/>
-        </w:rPr>
-        <w:t xml:space="preserve">)</w:t>
+        <w:t xml:space="preserve">uv</w:t>
+      </w:r>
+      <w:r>
+        <w:rPr>
+          <w:rStyle w:val="NormalTok"/>
+          <w:rFonts w:ascii="宋体" w:hAnsi="宋体" w:eastAsia="宋体"/>
+          <w:color w:val="000000"/>
+        </w:rPr>
+        <w:t xml:space="preserve"> run python scripts/build_formal_reproduction_summary.py </w:t>
+      </w:r>
+      <w:r>
+        <w:rPr>
+          <w:rStyle w:val="DataTypeTok"/>
+          <w:rFonts w:ascii="宋体" w:hAnsi="宋体" w:eastAsia="宋体"/>
+          <w:color w:val="000000"/>
+        </w:rPr>
+        <w:t xml:space="preserve">\</w:t>
       </w:r>
       <w:r>
         <w:rPr>
@@ -2213,6 +2385,38 @@
       </w:r>
       <w:r>
         <w:rPr>
+          <w:rStyle w:val="NormalTok"/>
+          <w:rFonts w:ascii="宋体" w:hAnsi="宋体" w:eastAsia="宋体"/>
+          <w:color w:val="000000"/>
+        </w:rPr>
+        <w:t xml:space="preserve">  </w:t>
+      </w:r>
+      <w:r>
+        <w:rPr>
+          <w:rStyle w:val="AttributeTok"/>
+          <w:rFonts w:ascii="宋体" w:hAnsi="宋体" w:eastAsia="宋体"/>
+          <w:color w:val="000000"/>
+        </w:rPr>
+        <w:t xml:space="preserve">--output-root</w:t>
+      </w:r>
+      <w:r>
+        <w:rPr>
+          <w:rStyle w:val="NormalTok"/>
+          <w:rFonts w:ascii="宋体" w:hAnsi="宋体" w:eastAsia="宋体"/>
+          <w:color w:val="000000"/>
+        </w:rPr>
+        <w:t xml:space="preserve"> tmp/formal_paper_reproductions_50ep_selected </w:t>
+      </w:r>
+      <w:r>
+        <w:rPr>
+          <w:rStyle w:val="DataTypeTok"/>
+          <w:rFonts w:ascii="宋体" w:hAnsi="宋体" w:eastAsia="宋体"/>
+          <w:color w:val="000000"/>
+        </w:rPr>
+        <w:t xml:space="preserve">\</w:t>
+      </w:r>
+      <w:r>
+        <w:rPr>
           <w:rFonts w:ascii="宋体" w:hAnsi="宋体" w:eastAsia="宋体"/>
           <w:color w:val="000000"/>
         </w:rPr>
@@ -2220,27 +2424,35 @@
       </w:r>
       <w:r>
         <w:rPr>
-          <w:rStyle w:val="VariableTok"/>
-          <w:rFonts w:ascii="宋体" w:hAnsi="宋体" w:eastAsia="宋体"/>
-          <w:color w:val="000000"/>
-        </w:rPr>
-        <w:t xml:space="preserve">BEARING_EXAMPLE_OUTPUT_ROOT</w:t>
-      </w:r>
-      <w:r>
-        <w:rPr>
-          <w:rStyle w:val="OperatorTok"/>
-          <w:rFonts w:ascii="宋体" w:hAnsi="宋体" w:eastAsia="宋体"/>
-          <w:color w:val="000000"/>
-        </w:rPr>
-        <w:t xml:space="preserve">=</w:t>
-      </w:r>
-      <w:r>
-        <w:rPr>
           <w:rStyle w:val="NormalTok"/>
           <w:rFonts w:ascii="宋体" w:hAnsi="宋体" w:eastAsia="宋体"/>
           <w:color w:val="000000"/>
         </w:rPr>
-        <w:t xml:space="preserve">tmp/paper_repro_xlstm_transformer</w:t>
+        <w:t xml:space="preserve">  </w:t>
+      </w:r>
+      <w:r>
+        <w:rPr>
+          <w:rStyle w:val="AttributeTok"/>
+          <w:rFonts w:ascii="宋体" w:hAnsi="宋体" w:eastAsia="宋体"/>
+          <w:color w:val="000000"/>
+        </w:rPr>
+        <w:t xml:space="preserve">--cnn-root</w:t>
+      </w:r>
+      <w:r>
+        <w:rPr>
+          <w:rStyle w:val="NormalTok"/>
+          <w:rFonts w:ascii="宋体" w:hAnsi="宋体" w:eastAsia="宋体"/>
+          <w:color w:val="000000"/>
+        </w:rPr>
+        <w:t xml:space="preserve"> tmp/formal_paper_reproductions_50ep_relative/formal_cnn_lstm_attention </w:t>
+      </w:r>
+      <w:r>
+        <w:rPr>
+          <w:rStyle w:val="DataTypeTok"/>
+          <w:rFonts w:ascii="宋体" w:hAnsi="宋体" w:eastAsia="宋体"/>
+          <w:color w:val="000000"/>
+        </w:rPr>
+        <w:t xml:space="preserve">\</w:t>
       </w:r>
       <w:r>
         <w:rPr>
@@ -2251,66 +2463,27 @@
       </w:r>
       <w:r>
         <w:rPr>
-          <w:rStyle w:val="VariableTok"/>
-          <w:rFonts w:ascii="宋体" w:hAnsi="宋体" w:eastAsia="宋体"/>
-          <w:color w:val="000000"/>
-        </w:rPr>
-        <w:t xml:space="preserve">BEARING_EXAMPLE_EPOCHS</w:t>
-      </w:r>
-      <w:r>
-        <w:rPr>
-          <w:rStyle w:val="OperatorTok"/>
-          <w:rFonts w:ascii="宋体" w:hAnsi="宋体" w:eastAsia="宋体"/>
-          <w:color w:val="000000"/>
-        </w:rPr>
-        <w:t xml:space="preserve">=</w:t>
-      </w:r>
-      <w:r>
-        <w:rPr>
           <w:rStyle w:val="NormalTok"/>
           <w:rFonts w:ascii="宋体" w:hAnsi="宋体" w:eastAsia="宋体"/>
           <w:color w:val="000000"/>
         </w:rPr>
-        <w:t xml:space="preserve">8</w:t>
-      </w:r>
-      <w:r>
-        <w:rPr>
-          <w:rFonts w:ascii="宋体" w:hAnsi="宋体" w:eastAsia="宋体"/>
-          <w:color w:val="000000"/>
-        </w:rPr>
-        <w:br/>
-      </w:r>
-      <w:r>
-        <w:rPr>
-          <w:rStyle w:val="ExtensionTok"/>
-          <w:rFonts w:ascii="宋体" w:hAnsi="宋体" w:eastAsia="宋体"/>
-          <w:color w:val="000000"/>
-        </w:rPr>
-        <w:t xml:space="preserve">run_paper_xlstm_transformer_reproduction</w:t>
-      </w:r>
-      <w:r>
-        <w:rPr>
-          <w:rStyle w:val="ErrorTok"/>
-          <w:rFonts w:ascii="宋体" w:hAnsi="宋体" w:eastAsia="宋体"/>
-          <w:color w:val="000000"/>
-        </w:rPr>
-        <w:t xml:space="preserve">(</w:t>
-      </w:r>
-      <w:r>
-        <w:rPr>
-          <w:rStyle w:val="ExtensionTok"/>
-          <w:rFonts w:ascii="宋体" w:hAnsi="宋体" w:eastAsia="宋体"/>
-          <w:color w:val="000000"/>
-        </w:rPr>
-        <w:t xml:space="preserve">...</w:t>
-      </w:r>
-      <w:r>
-        <w:rPr>
-          <w:rStyle w:val="KeywordTok"/>
-          <w:rFonts w:ascii="宋体" w:hAnsi="宋体" w:eastAsia="宋体"/>
-          <w:color w:val="000000"/>
-        </w:rPr>
-        <w:t xml:space="preserve">)</w:t>
+        <w:t xml:space="preserve">  </w:t>
+      </w:r>
+      <w:r>
+        <w:rPr>
+          <w:rStyle w:val="AttributeTok"/>
+          <w:rFonts w:ascii="宋体" w:hAnsi="宋体" w:eastAsia="宋体"/>
+          <w:color w:val="000000"/>
+        </w:rPr>
+        <w:t xml:space="preserve">--xlstm-root</w:t>
+      </w:r>
+      <w:r>
+        <w:rPr>
+          <w:rStyle w:val="NormalTok"/>
+          <w:rFonts w:ascii="宋体" w:hAnsi="宋体" w:eastAsia="宋体"/>
+          <w:color w:val="000000"/>
+        </w:rPr>
+        <w:t xml:space="preserve"> tmp/paper_repro_xlstm_time_index_50ep/paper_xlstm_transformer</w:t>
       </w:r>
     </w:p>
     <w:p>
@@ -2773,7 +2946,7 @@
                 <w:color w:val="000000"/>
                 <w:sz w:val="21"/>
               </w:rPr>
-              <w:t xml:space="preserve">数据集与轴承</w:t>
+              <w:t xml:space="preserve">数据集/工况</w:t>
             </w:r>
           </w:p>
         </w:tc>
@@ -2861,6 +3034,48 @@
             </w:r>
           </w:p>
         </w:tc>
+        <w:tc>
+          <w:tcPr>
+            <w:shd w:fill="FFFFFF"/>
+          </w:tcPr>
+          <w:p>
+            <w:pPr>
+              <w:pStyle w:val="Compact"/>
+              <w:ind w:firstLine="0"/>
+              <w:jc w:val="right"/>
+            </w:pPr>
+            <w:r>
+              <w:rPr>
+                <w:rFonts w:ascii="宋体" w:hAnsi="宋体" w:eastAsia="宋体"/>
+                <w:b/>
+                <w:color w:val="000000"/>
+                <w:sz w:val="21"/>
+              </w:rPr>
+              <w:t xml:space="preserve">预测数</w:t>
+            </w:r>
+          </w:p>
+        </w:tc>
+        <w:tc>
+          <w:tcPr>
+            <w:shd w:fill="FFFFFF"/>
+          </w:tcPr>
+          <w:p>
+            <w:pPr>
+              <w:pStyle w:val="Compact"/>
+              <w:ind w:firstLine="0"/>
+              <w:jc w:val="right"/>
+            </w:pPr>
+            <w:r>
+              <w:rPr>
+                <w:rFonts w:ascii="宋体" w:hAnsi="宋体" w:eastAsia="宋体"/>
+                <w:b/>
+                <w:color w:val="000000"/>
+                <w:sz w:val="21"/>
+              </w:rPr>
+              <w:t xml:space="preserve">epoch</w:t>
+            </w:r>
+          </w:p>
+        </w:tc>
       </w:tr>
       <w:tr>
         <w:tc>
@@ -2876,7 +3091,7 @@
                 <w:color w:val="000000"/>
                 <w:sz w:val="21"/>
               </w:rPr>
-              <w:t xml:space="preserve">XJTU-SY Bearing1_5</w:t>
+              <w:t xml:space="preserve">XJTU-SY condition_1_35Hz12kN</w:t>
             </w:r>
           </w:p>
         </w:tc>
@@ -2910,7 +3125,7 @@
                 <w:color w:val="000000"/>
                 <w:sz w:val="21"/>
               </w:rPr>
-              <w:t xml:space="preserve">406.302</w:t>
+              <w:t xml:space="preserve">0.146543</w:t>
             </w:r>
           </w:p>
         </w:tc>
@@ -2927,7 +3142,7 @@
                 <w:color w:val="000000"/>
                 <w:sz w:val="21"/>
               </w:rPr>
-              <w:t xml:space="preserve">0.615609</w:t>
+              <w:t xml:space="preserve">0.146543</w:t>
             </w:r>
           </w:p>
         </w:tc>
@@ -2944,7 +3159,41 @@
                 <w:color w:val="000000"/>
                 <w:sz w:val="21"/>
               </w:rPr>
-              <w:t xml:space="preserve">29.001612</w:t>
+              <w:t xml:space="preserve">0.792412</w:t>
+            </w:r>
+          </w:p>
+        </w:tc>
+        <w:tc>
+          <w:p>
+            <w:pPr>
+              <w:pStyle w:val="Compact"/>
+              <w:ind w:firstLine="0"/>
+              <w:jc w:val="right"/>
+            </w:pPr>
+            <w:r>
+              <w:rPr>
+                <w:rFonts w:ascii="宋体" w:hAnsi="宋体" w:eastAsia="宋体"/>
+                <w:color w:val="000000"/>
+                <w:sz w:val="21"/>
+              </w:rPr>
+              <w:t xml:space="preserve">92</w:t>
+            </w:r>
+          </w:p>
+        </w:tc>
+        <w:tc>
+          <w:p>
+            <w:pPr>
+              <w:pStyle w:val="Compact"/>
+              <w:ind w:firstLine="0"/>
+              <w:jc w:val="right"/>
+            </w:pPr>
+            <w:r>
+              <w:rPr>
+                <w:rFonts w:ascii="宋体" w:hAnsi="宋体" w:eastAsia="宋体"/>
+                <w:color w:val="000000"/>
+                <w:sz w:val="21"/>
+              </w:rPr>
+              <w:t xml:space="preserve">50</w:t>
             </w:r>
           </w:p>
         </w:tc>
@@ -2963,7 +3212,7 @@
                 <w:color w:val="000000"/>
                 <w:sz w:val="21"/>
               </w:rPr>
-              <w:t xml:space="preserve">XJTU-SY Bearing1_5</w:t>
+              <w:t xml:space="preserve">XJTU-SY condition_1_35Hz12kN</w:t>
             </w:r>
           </w:p>
         </w:tc>
@@ -2997,7 +3246,7 @@
                 <w:color w:val="000000"/>
                 <w:sz w:val="21"/>
               </w:rPr>
-              <w:t xml:space="preserve">406.503</w:t>
+              <w:t xml:space="preserve">0.180620</w:t>
             </w:r>
           </w:p>
         </w:tc>
@@ -3014,7 +3263,7 @@
                 <w:color w:val="000000"/>
                 <w:sz w:val="21"/>
               </w:rPr>
-              <w:t xml:space="preserve">0.615913</w:t>
+              <w:t xml:space="preserve">0.180620</w:t>
             </w:r>
           </w:p>
         </w:tc>
@@ -3031,7 +3280,41 @@
                 <w:color w:val="000000"/>
                 <w:sz w:val="21"/>
               </w:rPr>
-              <w:t xml:space="preserve">29.127879</w:t>
+              <w:t xml:space="preserve">1.396488</w:t>
+            </w:r>
+          </w:p>
+        </w:tc>
+        <w:tc>
+          <w:p>
+            <w:pPr>
+              <w:pStyle w:val="Compact"/>
+              <w:ind w:firstLine="0"/>
+              <w:jc w:val="right"/>
+            </w:pPr>
+            <w:r>
+              <w:rPr>
+                <w:rFonts w:ascii="宋体" w:hAnsi="宋体" w:eastAsia="宋体"/>
+                <w:color w:val="000000"/>
+                <w:sz w:val="21"/>
+              </w:rPr>
+              <w:t xml:space="preserve">92</w:t>
+            </w:r>
+          </w:p>
+        </w:tc>
+        <w:tc>
+          <w:p>
+            <w:pPr>
+              <w:pStyle w:val="Compact"/>
+              <w:ind w:firstLine="0"/>
+              <w:jc w:val="right"/>
+            </w:pPr>
+            <w:r>
+              <w:rPr>
+                <w:rFonts w:ascii="宋体" w:hAnsi="宋体" w:eastAsia="宋体"/>
+                <w:color w:val="000000"/>
+                <w:sz w:val="21"/>
+              </w:rPr>
+              <w:t xml:space="preserve">50</w:t>
             </w:r>
           </w:p>
         </w:tc>
@@ -3050,7 +3333,7 @@
                 <w:color w:val="000000"/>
                 <w:sz w:val="21"/>
               </w:rPr>
-              <w:t xml:space="preserve">PHM2012 Bearing3_1</w:t>
+              <w:t xml:space="preserve">PHM2012 condition_1</w:t>
             </w:r>
           </w:p>
         </w:tc>
@@ -3084,7 +3367,7 @@
                 <w:color w:val="000000"/>
                 <w:sz w:val="21"/>
               </w:rPr>
-              <w:t xml:space="preserve">651.036</w:t>
+              <w:t xml:space="preserve">0.166840</w:t>
             </w:r>
           </w:p>
         </w:tc>
@@ -3101,7 +3384,7 @@
                 <w:color w:val="000000"/>
                 <w:sz w:val="21"/>
               </w:rPr>
-              <w:t xml:space="preserve">0.591850</w:t>
+              <w:t xml:space="preserve">0.222228</w:t>
             </w:r>
           </w:p>
         </w:tc>
@@ -3118,7 +3401,41 @@
                 <w:color w:val="000000"/>
                 <w:sz w:val="21"/>
               </w:rPr>
-              <w:t xml:space="preserve">29.447255</w:t>
+              <w:t xml:space="preserve">1.595291</w:t>
+            </w:r>
+          </w:p>
+        </w:tc>
+        <w:tc>
+          <w:p>
+            <w:pPr>
+              <w:pStyle w:val="Compact"/>
+              <w:ind w:firstLine="0"/>
+              <w:jc w:val="right"/>
+            </w:pPr>
+            <w:r>
+              <w:rPr>
+                <w:rFonts w:ascii="宋体" w:hAnsi="宋体" w:eastAsia="宋体"/>
+                <w:color w:val="000000"/>
+                <w:sz w:val="21"/>
+              </w:rPr>
+              <w:t xml:space="preserve">92</w:t>
+            </w:r>
+          </w:p>
+        </w:tc>
+        <w:tc>
+          <w:p>
+            <w:pPr>
+              <w:pStyle w:val="Compact"/>
+              <w:ind w:firstLine="0"/>
+              <w:jc w:val="right"/>
+            </w:pPr>
+            <w:r>
+              <w:rPr>
+                <w:rFonts w:ascii="宋体" w:hAnsi="宋体" w:eastAsia="宋体"/>
+                <w:color w:val="000000"/>
+                <w:sz w:val="21"/>
+              </w:rPr>
+              <w:t xml:space="preserve">50</w:t>
             </w:r>
           </w:p>
         </w:tc>
@@ -3137,7 +3454,7 @@
                 <w:color w:val="000000"/>
                 <w:sz w:val="21"/>
               </w:rPr>
-              <w:t xml:space="preserve">PHM2012 Bearing3_1</w:t>
+              <w:t xml:space="preserve">PHM2012 condition_1</w:t>
             </w:r>
           </w:p>
         </w:tc>
@@ -3171,7 +3488,7 @@
                 <w:color w:val="000000"/>
                 <w:sz w:val="21"/>
               </w:rPr>
-              <w:t xml:space="preserve">650.700</w:t>
+              <w:t xml:space="preserve">0.185602</w:t>
             </w:r>
           </w:p>
         </w:tc>
@@ -3188,7 +3505,7 @@
                 <w:color w:val="000000"/>
                 <w:sz w:val="21"/>
               </w:rPr>
-              <w:t xml:space="preserve">0.591545</w:t>
+              <w:t xml:space="preserve">0.247218</w:t>
             </w:r>
           </w:p>
         </w:tc>
@@ -3205,7 +3522,41 @@
                 <w:color w:val="000000"/>
                 <w:sz w:val="21"/>
               </w:rPr>
-              <w:t xml:space="preserve">29.098391</w:t>
+              <w:t xml:space="preserve">1.822512</w:t>
+            </w:r>
+          </w:p>
+        </w:tc>
+        <w:tc>
+          <w:p>
+            <w:pPr>
+              <w:pStyle w:val="Compact"/>
+              <w:ind w:firstLine="0"/>
+              <w:jc w:val="right"/>
+            </w:pPr>
+            <w:r>
+              <w:rPr>
+                <w:rFonts w:ascii="宋体" w:hAnsi="宋体" w:eastAsia="宋体"/>
+                <w:color w:val="000000"/>
+                <w:sz w:val="21"/>
+              </w:rPr>
+              <w:t xml:space="preserve">92</w:t>
+            </w:r>
+          </w:p>
+        </w:tc>
+        <w:tc>
+          <w:p>
+            <w:pPr>
+              <w:pStyle w:val="Compact"/>
+              <w:ind w:firstLine="0"/>
+              <w:jc w:val="right"/>
+            </w:pPr>
+            <w:r>
+              <w:rPr>
+                <w:rFonts w:ascii="宋体" w:hAnsi="宋体" w:eastAsia="宋体"/>
+                <w:color w:val="000000"/>
+                <w:sz w:val="21"/>
+              </w:rPr>
+              <w:t xml:space="preserve">50</w:t>
             </w:r>
           </w:p>
         </w:tc>
@@ -3378,7 +3729,7 @@
                 <w:color w:val="000000"/>
                 <w:sz w:val="21"/>
               </w:rPr>
-              <w:t xml:space="preserve">2280.631</w:t>
+              <w:t xml:space="preserve">0.064558</w:t>
             </w:r>
           </w:p>
         </w:tc>
@@ -3395,7 +3746,7 @@
                 <w:color w:val="000000"/>
                 <w:sz w:val="21"/>
               </w:rPr>
-              <w:t xml:space="preserve">0.603342</w:t>
+              <w:t xml:space="preserve">0.064558</w:t>
             </w:r>
           </w:p>
         </w:tc>
@@ -3412,7 +3763,7 @@
                 <w:color w:val="000000"/>
                 <w:sz w:val="21"/>
               </w:rPr>
-              <w:t xml:space="preserve">-2.275735</w:t>
+              <w:t xml:space="preserve">0.950555</w:t>
             </w:r>
           </w:p>
         </w:tc>
@@ -3429,7 +3780,7 @@
                 <w:color w:val="000000"/>
                 <w:sz w:val="21"/>
               </w:rPr>
-              <w:t xml:space="preserve">27.311963</w:t>
+              <w:t xml:space="preserve">0.749011</w:t>
             </w:r>
           </w:p>
         </w:tc>
@@ -3465,7 +3816,7 @@
                 <w:color w:val="000000"/>
                 <w:sz w:val="21"/>
               </w:rPr>
-              <w:t xml:space="preserve">7688.510</w:t>
+              <w:t xml:space="preserve">0.160142</w:t>
             </w:r>
           </w:p>
         </w:tc>
@@ -3482,7 +3833,7 @@
                 <w:color w:val="000000"/>
                 <w:sz w:val="21"/>
               </w:rPr>
-              <w:t xml:space="preserve">0.601605</w:t>
+              <w:t xml:space="preserve">0.160142</w:t>
             </w:r>
           </w:p>
         </w:tc>
@@ -3499,7 +3850,7 @@
                 <w:color w:val="000000"/>
                 <w:sz w:val="21"/>
               </w:rPr>
-              <w:t xml:space="preserve">-2.257316</w:t>
+              <w:t xml:space="preserve">0.698626</w:t>
             </w:r>
           </w:p>
         </w:tc>
@@ -3516,7 +3867,7 @@
                 <w:color w:val="000000"/>
                 <w:sz w:val="21"/>
               </w:rPr>
-              <w:t xml:space="preserve">27.384609</w:t>
+              <w:t xml:space="preserve">0.953319</w:t>
             </w:r>
           </w:p>
         </w:tc>
@@ -3552,7 +3903,7 @@
                 <w:color w:val="000000"/>
                 <w:sz w:val="21"/>
               </w:rPr>
-              <w:t xml:space="preserve">5349.793</w:t>
+              <w:t xml:space="preserve">0.067241</w:t>
             </w:r>
           </w:p>
         </w:tc>
@@ -3569,7 +3920,7 @@
                 <w:color w:val="000000"/>
                 <w:sz w:val="21"/>
               </w:rPr>
-              <w:t xml:space="preserve">0.602454</w:t>
+              <w:t xml:space="preserve">0.067241</w:t>
             </w:r>
           </w:p>
         </w:tc>
@@ -3586,7 +3937,7 @@
                 <w:color w:val="000000"/>
                 <w:sz w:val="21"/>
               </w:rPr>
-              <w:t xml:space="preserve">-2.263306</w:t>
+              <w:t xml:space="preserve">0.946986</w:t>
             </w:r>
           </w:p>
         </w:tc>
@@ -3603,7 +3954,7 @@
                 <w:color w:val="000000"/>
                 <w:sz w:val="21"/>
               </w:rPr>
-              <w:t xml:space="preserve">27.381524</w:t>
+              <w:t xml:space="preserve">0.881805</w:t>
             </w:r>
           </w:p>
         </w:tc>
@@ -3639,7 +3990,7 @@
                 <w:color w:val="000000"/>
                 <w:sz w:val="21"/>
               </w:rPr>
-              <w:t xml:space="preserve">9641.294</w:t>
+              <w:t xml:space="preserve">0.138829</w:t>
             </w:r>
           </w:p>
         </w:tc>
@@ -3656,7 +4007,7 @@
                 <w:color w:val="000000"/>
                 <w:sz w:val="21"/>
               </w:rPr>
-              <w:t xml:space="preserve">1.337211</w:t>
+              <w:t xml:space="preserve">0.187602</w:t>
             </w:r>
           </w:p>
         </w:tc>
@@ -3673,7 +4024,7 @@
                 <w:color w:val="000000"/>
                 <w:sz w:val="21"/>
               </w:rPr>
-              <w:t xml:space="preserve">-15.109142</w:t>
+              <w:t xml:space="preserve">0.587010</w:t>
             </w:r>
           </w:p>
         </w:tc>
@@ -3690,7 +4041,7 @@
                 <w:color w:val="000000"/>
                 <w:sz w:val="21"/>
               </w:rPr>
-              <w:t xml:space="preserve">31.983197</w:t>
+              <w:t xml:space="preserve">1.395230</w:t>
             </w:r>
           </w:p>
         </w:tc>
@@ -3726,7 +4077,7 @@
                 <w:color w:val="000000"/>
                 <w:sz w:val="21"/>
               </w:rPr>
-              <w:t xml:space="preserve">10066.013</w:t>
+              <w:t xml:space="preserve">0.221128</w:t>
             </w:r>
           </w:p>
         </w:tc>
@@ -3743,7 +4094,7 @@
                 <w:color w:val="000000"/>
                 <w:sz w:val="21"/>
               </w:rPr>
-              <w:t xml:space="preserve">2.092726</w:t>
+              <w:t xml:space="preserve">0.374170</w:t>
             </w:r>
           </w:p>
         </w:tc>
@@ -3760,7 +4111,7 @@
                 <w:color w:val="000000"/>
                 <w:sz w:val="21"/>
               </w:rPr>
-              <w:t xml:space="preserve">-38.474005</w:t>
+              <w:t xml:space="preserve">-0.643896</w:t>
             </w:r>
           </w:p>
         </w:tc>
@@ -3777,7 +4128,7 @@
                 <w:color w:val="000000"/>
                 <w:sz w:val="21"/>
               </w:rPr>
-              <w:t xml:space="preserve">31.989926</w:t>
+              <w:t xml:space="preserve">1.816222</w:t>
             </w:r>
           </w:p>
         </w:tc>
@@ -3813,7 +4164,7 @@
                 <w:color w:val="000000"/>
                 <w:sz w:val="21"/>
               </w:rPr>
-              <w:t xml:space="preserve">1594.736</w:t>
+              <w:t xml:space="preserve">0.085566</w:t>
             </w:r>
           </w:p>
         </w:tc>
@@ -3830,7 +4181,7 @@
                 <w:color w:val="000000"/>
                 <w:sz w:val="21"/>
               </w:rPr>
-              <w:t xml:space="preserve">1.131018</w:t>
+              <w:t xml:space="preserve">0.107630</w:t>
             </w:r>
           </w:p>
         </w:tc>
@@ -3847,7 +4198,7 @@
                 <w:color w:val="000000"/>
                 <w:sz w:val="21"/>
               </w:rPr>
-              <w:t xml:space="preserve">-10.582701</w:t>
+              <w:t xml:space="preserve">0.863951</w:t>
             </w:r>
           </w:p>
         </w:tc>
@@ -3864,7 +4215,7 @@
                 <w:color w:val="000000"/>
                 <w:sz w:val="21"/>
               </w:rPr>
-              <w:t xml:space="preserve">31.889389</w:t>
+              <w:t xml:space="preserve">0.949031</w:t>
             </w:r>
           </w:p>
         </w:tc>
@@ -3887,7 +4238,7 @@
     <w:tbl>
       <w:tblPr>
         <w:tblStyle w:val="Table"/>
-        <w:tblW w:type="pct" w:w="0.0"/>
+        <w:tblW w:type="pct" w:w="5000.0"/>
         <w:tblLook w:firstRow="1" w:lastRow="0" w:firstColumn="0" w:lastColumn="0" w:noHBand="0" w:noVBand="0" w:val="0020"/>
         <w:tblBorders>
           <w:top w:val="single" w:sz="4" w:space="0" w:color="000000"/>
@@ -3898,7 +4249,10 @@
           <w:insideV w:val="single" w:sz="4" w:space="0" w:color="000000"/>
         </w:tblBorders>
       </w:tblPr>
-      <w:tblGrid/>
+      <w:tblGrid>
+        <w:gridCol w:w="3960"/>
+        <w:gridCol w:w="3960"/>
+      </w:tblGrid>
       <w:tr>
         <w:tc>
           <w:tcPr>
@@ -3975,7 +4329,7 @@
                 <w:color w:val="000000"/>
                 <w:sz w:val="21"/>
               </w:rPr>
-              <w:t xml:space="preserve">tmp/paper_repro_real_metrics/.../comparison_metrics.csv</w:t>
+              <w:t xml:space="preserve">tmp/formal_paper_reproductions_50ep_relative/formal_cnn_lstm_attention/comparison_metrics.csv</w:t>
             </w:r>
           </w:p>
         </w:tc>
@@ -4012,7 +4366,44 @@
                 <w:color w:val="000000"/>
                 <w:sz w:val="21"/>
               </w:rPr>
-              <w:t xml:space="preserve">tmp/paper_repro_xlstm_transformer/.../comparison_metrics.csv</w:t>
+              <w:t xml:space="preserve">tmp/paper_repro_xlstm_time_index_50ep/paper_xlstm_transformer/comparison_metrics.csv</w:t>
+            </w:r>
+          </w:p>
+        </w:tc>
+      </w:tr>
+      <w:tr>
+        <w:tc>
+          <w:p>
+            <w:pPr>
+              <w:pStyle w:val="Compact"/>
+              <w:ind w:firstLine="0"/>
+              <w:jc w:val="left"/>
+            </w:pPr>
+            <w:r>
+              <w:rPr>
+                <w:rFonts w:ascii="宋体" w:hAnsi="宋体" w:eastAsia="宋体"/>
+                <w:color w:val="000000"/>
+                <w:sz w:val="21"/>
+              </w:rPr>
+              <w:t xml:space="preserve">S1</w:t>
+            </w:r>
+          </w:p>
+        </w:tc>
+        <w:tc>
+          <w:p>
+            <w:pPr>
+              <w:pStyle w:val="Compact"/>
+              <w:ind w:firstLine="0"/>
+              <w:jc w:val="left"/>
+            </w:pPr>
+            <w:r>
+              <w:rPr>
+                <w:rStyle w:val="VerbatimChar"/>
+                <w:rFonts w:ascii="宋体" w:hAnsi="宋体" w:eastAsia="宋体"/>
+                <w:color w:val="000000"/>
+                <w:sz w:val="21"/>
+              </w:rPr>
+              <w:t xml:space="preserve">tmp/formal_paper_reproductions_50ep_selected/formal_paper_reproductions/formal_reproduction_summary.json</w:t>
             </w:r>
           </w:p>
         </w:tc>
@@ -4042,7 +4433,7 @@
           <w:rFonts w:ascii="宋体" w:hAnsi="宋体" w:eastAsia="宋体"/>
           <w:color w:val="000000"/>
         </w:rPr>
-        <w:t xml:space="preserve">$ uv run --extra dev pytest &lt;focused paper/example tests&gt; -q</w:t>
+        <w:t xml:space="preserve">$ uv run --extra dev pytest tests/test_formal_reproduction_validation.py tests/test_paper_cnn_lstm_attention.py tests/test_paper_xlstm_transformer.py tests/test_training_pipeline.py -q</w:t>
       </w:r>
       <w:r>
         <w:rPr>
@@ -4072,7 +4463,7 @@
           <w:rFonts w:ascii="宋体" w:hAnsi="宋体" w:eastAsia="宋体"/>
           <w:color w:val="000000"/>
         </w:rPr>
-        <w:t xml:space="preserve">20 passed in 6.95s</w:t>
+        <w:t xml:space="preserve">20 passed in 4.26s</w:t>
       </w:r>
       <w:r>
         <w:rPr>
@@ -4094,6 +4485,58 @@
           <w:rFonts w:ascii="宋体" w:hAnsi="宋体" w:eastAsia="宋体"/>
           <w:color w:val="000000"/>
         </w:rPr>
+        <w:t xml:space="preserve">$ uv run --extra dev pytest tests/test_examples_notebooks.py -q</w:t>
+      </w:r>
+      <w:r>
+        <w:rPr>
+          <w:rFonts w:ascii="宋体" w:hAnsi="宋体" w:eastAsia="宋体"/>
+          <w:color w:val="000000"/>
+        </w:rPr>
+        <w:br/>
+      </w:r>
+      <w:r>
+        <w:rPr>
+          <w:rStyle w:val="VerbatimChar"/>
+          <w:rFonts w:ascii="宋体" w:hAnsi="宋体" w:eastAsia="宋体"/>
+          <w:color w:val="000000"/>
+        </w:rPr>
+        <w:t xml:space="preserve">....                                                                     [100%]</w:t>
+      </w:r>
+      <w:r>
+        <w:rPr>
+          <w:rFonts w:ascii="宋体" w:hAnsi="宋体" w:eastAsia="宋体"/>
+          <w:color w:val="000000"/>
+        </w:rPr>
+        <w:br/>
+      </w:r>
+      <w:r>
+        <w:rPr>
+          <w:rStyle w:val="VerbatimChar"/>
+          <w:rFonts w:ascii="宋体" w:hAnsi="宋体" w:eastAsia="宋体"/>
+          <w:color w:val="000000"/>
+        </w:rPr>
+        <w:t xml:space="preserve">4 passed in 27.57s</w:t>
+      </w:r>
+      <w:r>
+        <w:rPr>
+          <w:rFonts w:ascii="宋体" w:hAnsi="宋体" w:eastAsia="宋体"/>
+          <w:color w:val="000000"/>
+        </w:rPr>
+        <w:br/>
+      </w:r>
+      <w:r>
+        <w:rPr>
+          <w:rFonts w:ascii="宋体" w:hAnsi="宋体" w:eastAsia="宋体"/>
+          <w:color w:val="000000"/>
+        </w:rPr>
+        <w:br/>
+      </w:r>
+      <w:r>
+        <w:rPr>
+          <w:rStyle w:val="VerbatimChar"/>
+          <w:rFonts w:ascii="宋体" w:hAnsi="宋体" w:eastAsia="宋体"/>
+          <w:color w:val="000000"/>
+        </w:rPr>
         <w:t xml:space="preserve">$ uv run --extra dev pytest -q</w:t>
       </w:r>
       <w:r>
@@ -4109,7 +4552,7 @@
           <w:rFonts w:ascii="宋体" w:hAnsi="宋体" w:eastAsia="宋体"/>
           <w:color w:val="000000"/>
         </w:rPr>
-        <w:t xml:space="preserve">...............................                                          [100%]</w:t>
+        <w:t xml:space="preserve">.......................................                                  [100%]</w:t>
       </w:r>
       <w:r>
         <w:rPr>
@@ -4124,7 +4567,7 @@
           <w:rFonts w:ascii="宋体" w:hAnsi="宋体" w:eastAsia="宋体"/>
           <w:color w:val="000000"/>
         </w:rPr>
-        <w:t xml:space="preserve">31 passed in 8.53s</w:t>
+        <w:t xml:space="preserve">39 passed in 28.93s</w:t>
       </w:r>
     </w:p>
     <w:p>
@@ -4302,7 +4745,7 @@
           <w:rFonts w:ascii="宋体" w:hAnsi="宋体" w:eastAsia="宋体"/>
           <w:color w:val="000000"/>
         </w:rPr>
-        <w:t xml:space="preserve">focused 集成测试：RUL 指标、两篇论文复现和 notebook 测试，结果为</w:t>
+        <w:t xml:space="preserve">focused 集成测试：formal validator、两篇论文复现和训练管线，结果为</w:t>
       </w:r>
       <w:r>
         <w:rPr>
@@ -4317,7 +4760,7 @@
           <w:rFonts w:ascii="宋体" w:hAnsi="宋体" w:eastAsia="宋体"/>
           <w:color w:val="000000"/>
         </w:rPr>
-        <w:t xml:space="preserve">20 passed in 6.95s</w:t>
+        <w:t xml:space="preserve">20 passed in 4.26s</w:t>
       </w:r>
       <w:r>
         <w:rPr>
@@ -4342,7 +4785,7 @@
           <w:rFonts w:ascii="宋体" w:hAnsi="宋体" w:eastAsia="宋体"/>
           <w:color w:val="000000"/>
         </w:rPr>
-        <w:t xml:space="preserve">全量回归测试：</w:t>
+        <w:t xml:space="preserve">notebook 执行测试：</w:t>
       </w:r>
       <w:r>
         <w:rPr>
@@ -4350,7 +4793,7 @@
           <w:rFonts w:ascii="宋体" w:hAnsi="宋体" w:eastAsia="宋体"/>
           <w:color w:val="000000"/>
         </w:rPr>
-        <w:t xml:space="preserve">uv run --extra dev pytest -q</w:t>
+        <w:t xml:space="preserve">uv run --extra dev pytest tests/test_examples_notebooks.py -q</w:t>
       </w:r>
       <w:r>
         <w:rPr>
@@ -4372,7 +4815,7 @@
           <w:rFonts w:ascii="宋体" w:hAnsi="宋体" w:eastAsia="宋体"/>
           <w:color w:val="000000"/>
         </w:rPr>
-        <w:t xml:space="preserve">31 passed in 8.53s</w:t>
+        <w:t xml:space="preserve">4 passed in 27.57s</w:t>
       </w:r>
       <w:r>
         <w:rPr>
@@ -4397,7 +4840,22 @@
           <w:rFonts w:ascii="宋体" w:hAnsi="宋体" w:eastAsia="宋体"/>
           <w:color w:val="000000"/>
         </w:rPr>
-        <w:t xml:space="preserve">CNN-LSTM-AM 真实训练：XJTU-SY、PHM2012 两个数据集均完成 8 epoch，输出</w:t>
+        <w:t xml:space="preserve">全量回归测试：</w:t>
+      </w:r>
+      <w:r>
+        <w:rPr>
+          <w:rStyle w:val="VerbatimChar"/>
+          <w:rFonts w:ascii="宋体" w:hAnsi="宋体" w:eastAsia="宋体"/>
+          <w:color w:val="000000"/>
+        </w:rPr>
+        <w:t xml:space="preserve">uv run --extra dev pytest -q</w:t>
+      </w:r>
+      <w:r>
+        <w:rPr>
+          <w:rFonts w:ascii="宋体" w:hAnsi="宋体" w:eastAsia="宋体"/>
+          <w:color w:val="000000"/>
+        </w:rPr>
+        <w:t xml:space="preserve">，结果为</w:t>
       </w:r>
       <w:r>
         <w:rPr>
@@ -4412,7 +4870,7 @@
           <w:rFonts w:ascii="宋体" w:hAnsi="宋体" w:eastAsia="宋体"/>
           <w:color w:val="000000"/>
         </w:rPr>
-        <w:t xml:space="preserve">comparison_metrics.csv</w:t>
+        <w:t xml:space="preserve">39 passed in 28.93s</w:t>
       </w:r>
       <w:r>
         <w:rPr>
@@ -4437,7 +4895,76 @@
           <w:rFonts w:ascii="宋体" w:hAnsi="宋体" w:eastAsia="宋体"/>
           <w:color w:val="000000"/>
         </w:rPr>
-        <w:t xml:space="preserve">xLSTM-Transformer 真实训练：XJTU-SY 三工况、PHM2012 三工况、三类模型共 18 行对比结果，均完成 8 epoch。</w:t>
+        <w:t xml:space="preserve">CNN-LSTM-AM 真实训练：XJTU-SY、PHM2012 两个数据集均完成 50 epoch，输出</w:t>
+      </w:r>
+      <w:r>
+        <w:rPr>
+          <w:rFonts w:ascii="宋体" w:hAnsi="宋体" w:eastAsia="宋体"/>
+          <w:color w:val="000000"/>
+        </w:rPr>
+        <w:t xml:space="preserve"> </w:t>
+      </w:r>
+      <w:r>
+        <w:rPr>
+          <w:rStyle w:val="VerbatimChar"/>
+          <w:rFonts w:ascii="宋体" w:hAnsi="宋体" w:eastAsia="宋体"/>
+          <w:color w:val="000000"/>
+        </w:rPr>
+        <w:t xml:space="preserve">comparison_metrics.csv</w:t>
+      </w:r>
+      <w:r>
+        <w:rPr>
+          <w:rFonts w:ascii="宋体" w:hAnsi="宋体" w:eastAsia="宋体"/>
+          <w:color w:val="000000"/>
+        </w:rPr>
+        <w:t xml:space="preserve"> </w:t>
+      </w:r>
+      <w:r>
+        <w:rPr>
+          <w:rFonts w:ascii="宋体" w:hAnsi="宋体" w:eastAsia="宋体"/>
+          <w:color w:val="000000"/>
+        </w:rPr>
+        <w:t xml:space="preserve">和</w:t>
+      </w:r>
+      <w:r>
+        <w:rPr>
+          <w:rFonts w:ascii="宋体" w:hAnsi="宋体" w:eastAsia="宋体"/>
+          <w:color w:val="000000"/>
+        </w:rPr>
+        <w:t xml:space="preserve"> </w:t>
+      </w:r>
+      <w:r>
+        <w:rPr>
+          <w:rStyle w:val="VerbatimChar"/>
+          <w:rFonts w:ascii="宋体" w:hAnsi="宋体" w:eastAsia="宋体"/>
+          <w:color w:val="000000"/>
+        </w:rPr>
+        <w:t xml:space="preserve">paper_reference_comparison.csv</w:t>
+      </w:r>
+      <w:r>
+        <w:rPr>
+          <w:rFonts w:ascii="宋体" w:hAnsi="宋体" w:eastAsia="宋体"/>
+          <w:color w:val="000000"/>
+        </w:rPr>
+        <w:t xml:space="preserve">。</w:t>
+      </w:r>
+    </w:p>
+    <w:p>
+      <w:pPr>
+        <w:numPr>
+          <w:ilvl w:val="0"/>
+          <w:numId w:val="1002"/>
+        </w:numPr>
+        <w:pStyle w:val="Compact"/>
+        <w:spacing w:line="276" w:lineRule="auto" w:after="0"/>
+        <w:ind w:firstLine="420"/>
+      </w:pPr>
+      <w:r>
+        <w:rPr>
+          <w:rFonts w:ascii="宋体" w:hAnsi="宋体" w:eastAsia="宋体"/>
+          <w:color w:val="000000"/>
+        </w:rPr>
+        <w:t xml:space="preserve">xLSTM-Transformer 真实训练：XJTU-SY 三工况、PHM2012 三工况、三类模型共 18 行对比结果，均完成 50 epoch。</w:t>
       </w:r>
     </w:p>
     <w:p>
